--- a/docs/tables/entire/sec6_aki_365.docx
+++ b/docs/tables/entire/sec6_aki_365.docx
@@ -891,7 +891,7 @@
                 <w:szCs w:val="22"/>
                 <w:color w:val="000000"/>
               </w:rPr>
-              <w:t xml:space="preserve">1.19</w:t>
+              <w:t xml:space="preserve">1.20</w:t>
             </w:r>
           </w:p>
         </w:tc>
@@ -944,7 +944,7 @@
                 <w:szCs w:val="22"/>
                 <w:color w:val="000000"/>
               </w:rPr>
-              <w:t xml:space="preserve">1.09, 1.30</w:t>
+              <w:t xml:space="preserve">1.10, 1.30</w:t>
             </w:r>
           </w:p>
         </w:tc>
@@ -1156,7 +1156,7 @@
                 <w:szCs w:val="22"/>
                 <w:color w:val="000000"/>
               </w:rPr>
-              <w:t xml:space="preserve">1.03, 1.25</w:t>
+              <w:t xml:space="preserve">1.04, 1.25</w:t>
             </w:r>
           </w:p>
         </w:tc>
@@ -1209,7 +1209,7 @@
                 <w:szCs w:val="22"/>
                 <w:color w:val="000000"/>
               </w:rPr>
-              <w:t xml:space="preserve">0.009</w:t>
+              <w:t xml:space="preserve">0.007</w:t>
             </w:r>
           </w:p>
         </w:tc>
@@ -1480,7 +1480,7 @@
                 <w:szCs w:val="22"/>
                 <w:color w:val="000000"/>
               </w:rPr>
-              <w:t xml:space="preserve">0.065</w:t>
+              <w:t xml:space="preserve">0.067</w:t>
             </w:r>
           </w:p>
         </w:tc>
@@ -1692,7 +1692,7 @@
                 <w:szCs w:val="22"/>
                 <w:color w:val="000000"/>
               </w:rPr>
-              <w:t xml:space="preserve">0.220</w:t>
+              <w:t xml:space="preserve">0.200</w:t>
             </w:r>
           </w:p>
         </w:tc>
@@ -2823,60 +2823,60 @@
                 <w:szCs w:val="22"/>
                 <w:color w:val="000000"/>
               </w:rPr>
-              <w:t xml:space="preserve">1.75</w:t>
-            </w:r>
-          </w:p>
-        </w:tc>
-        <w:tc>
-          <w:tcPr>
-            <w:tcBorders>
-              <w:bottom w:val="none" w:sz="0" w:space="0" w:color="000000"/>
-              <w:top w:val="none" w:sz="0" w:space="0" w:color="000000"/>
-              <w:left w:val="none" w:sz="0" w:space="0" w:color="000000"/>
-              <w:right w:val="none" w:sz="0" w:space="0" w:color="000000"/>
-            </w:tcBorders>
-            <w:shd w:val="clear" w:color="auto" w:fill="FFFFFF"/>
-            <w:tcMar>
-              <w:top w:w="0" w:type="dxa"/>
-              <w:bottom w:w="0" w:type="dxa"/>
-              <w:left w:w="0" w:type="dxa"/>
-              <w:right w:w="0" w:type="dxa"/>
-            </w:tcMar>
-            <w:vAlign w:val="top"/>
-          </w:tcPr>
-          <w:p>
-            <w:pPr>
-              <w:pStyle w:val="Normal"/>
-              <w:jc w:val="center"/>
-              <w:pBdr>
-                <w:bottom w:val="none" w:sz="0" w:space="0" w:color="000000"/>
-                <w:top w:val="none" w:sz="0" w:space="0" w:color="000000"/>
-                <w:left w:val="none" w:sz="0" w:space="0" w:color="000000"/>
-                <w:right w:val="none" w:sz="0" w:space="0" w:color="000000"/>
-              </w:pBdr>
-              <w:spacing w:after="100" w:before="100" w:line="240"/>
-              <w:ind w:left="100" w:right="100" w:firstLine="0" w:firstLineChars="0"/>
-              <w:rPr>
-                <w:rFonts w:ascii="Helvetica" w:hAnsi="Helvetica" w:eastAsia="Helvetica" w:cs="Helvetica"/>
-                <w:i w:val="false"/>
-                <w:b w:val="false"/>
-                <w:u w:val="none"/>
-                <w:sz w:val="22"/>
-                <w:szCs w:val="22"/>
-                <w:color w:val="000000"/>
-              </w:rPr>
-            </w:pPr>
-            <w:r>
-              <w:rPr>
-                <w:rFonts w:ascii="Helvetica" w:hAnsi="Helvetica" w:eastAsia="Helvetica" w:cs="Helvetica"/>
-                <w:i w:val="false"/>
-                <w:b w:val="false"/>
-                <w:u w:val="none"/>
-                <w:sz w:val="22"/>
-                <w:szCs w:val="22"/>
-                <w:color w:val="000000"/>
-              </w:rPr>
-              <w:t xml:space="preserve">1.32, 2.32</w:t>
+              <w:t xml:space="preserve">1.73</w:t>
+            </w:r>
+          </w:p>
+        </w:tc>
+        <w:tc>
+          <w:tcPr>
+            <w:tcBorders>
+              <w:bottom w:val="none" w:sz="0" w:space="0" w:color="000000"/>
+              <w:top w:val="none" w:sz="0" w:space="0" w:color="000000"/>
+              <w:left w:val="none" w:sz="0" w:space="0" w:color="000000"/>
+              <w:right w:val="none" w:sz="0" w:space="0" w:color="000000"/>
+            </w:tcBorders>
+            <w:shd w:val="clear" w:color="auto" w:fill="FFFFFF"/>
+            <w:tcMar>
+              <w:top w:w="0" w:type="dxa"/>
+              <w:bottom w:w="0" w:type="dxa"/>
+              <w:left w:w="0" w:type="dxa"/>
+              <w:right w:w="0" w:type="dxa"/>
+            </w:tcMar>
+            <w:vAlign w:val="top"/>
+          </w:tcPr>
+          <w:p>
+            <w:pPr>
+              <w:pStyle w:val="Normal"/>
+              <w:jc w:val="center"/>
+              <w:pBdr>
+                <w:bottom w:val="none" w:sz="0" w:space="0" w:color="000000"/>
+                <w:top w:val="none" w:sz="0" w:space="0" w:color="000000"/>
+                <w:left w:val="none" w:sz="0" w:space="0" w:color="000000"/>
+                <w:right w:val="none" w:sz="0" w:space="0" w:color="000000"/>
+              </w:pBdr>
+              <w:spacing w:after="100" w:before="100" w:line="240"/>
+              <w:ind w:left="100" w:right="100" w:firstLine="0" w:firstLineChars="0"/>
+              <w:rPr>
+                <w:rFonts w:ascii="Helvetica" w:hAnsi="Helvetica" w:eastAsia="Helvetica" w:cs="Helvetica"/>
+                <w:i w:val="false"/>
+                <w:b w:val="false"/>
+                <w:u w:val="none"/>
+                <w:sz w:val="22"/>
+                <w:szCs w:val="22"/>
+                <w:color w:val="000000"/>
+              </w:rPr>
+            </w:pPr>
+            <w:r>
+              <w:rPr>
+                <w:rFonts w:ascii="Helvetica" w:hAnsi="Helvetica" w:eastAsia="Helvetica" w:cs="Helvetica"/>
+                <w:i w:val="false"/>
+                <w:b w:val="false"/>
+                <w:u w:val="none"/>
+                <w:sz w:val="22"/>
+                <w:szCs w:val="22"/>
+                <w:color w:val="000000"/>
+              </w:rPr>
+              <w:t xml:space="preserve">1.31, 2.29</w:t>
             </w:r>
           </w:p>
         </w:tc>
@@ -3035,7 +3035,7 @@
                 <w:szCs w:val="22"/>
                 <w:color w:val="000000"/>
               </w:rPr>
-              <w:t xml:space="preserve">1.83</w:t>
+              <w:t xml:space="preserve">1.82</w:t>
             </w:r>
           </w:p>
         </w:tc>
@@ -3624,7 +3624,7 @@
                 <w:szCs w:val="22"/>
                 <w:color w:val="000000"/>
               </w:rPr>
-              <w:t xml:space="preserve">0.270</w:t>
+              <w:t xml:space="preserve">0.280</w:t>
             </w:r>
           </w:p>
         </w:tc>
@@ -4755,113 +4755,113 @@
                 <w:szCs w:val="22"/>
                 <w:color w:val="000000"/>
               </w:rPr>
-              <w:t xml:space="preserve">1.43</w:t>
-            </w:r>
-          </w:p>
-        </w:tc>
-        <w:tc>
-          <w:tcPr>
-            <w:tcBorders>
-              <w:bottom w:val="none" w:sz="0" w:space="0" w:color="000000"/>
-              <w:top w:val="none" w:sz="0" w:space="0" w:color="000000"/>
-              <w:left w:val="none" w:sz="0" w:space="0" w:color="000000"/>
-              <w:right w:val="none" w:sz="0" w:space="0" w:color="000000"/>
-            </w:tcBorders>
-            <w:shd w:val="clear" w:color="auto" w:fill="FFFFFF"/>
-            <w:tcMar>
-              <w:top w:w="0" w:type="dxa"/>
-              <w:bottom w:w="0" w:type="dxa"/>
-              <w:left w:w="0" w:type="dxa"/>
-              <w:right w:w="0" w:type="dxa"/>
-            </w:tcMar>
-            <w:vAlign w:val="top"/>
-          </w:tcPr>
-          <w:p>
-            <w:pPr>
-              <w:pStyle w:val="Normal"/>
-              <w:jc w:val="center"/>
-              <w:pBdr>
-                <w:bottom w:val="none" w:sz="0" w:space="0" w:color="000000"/>
-                <w:top w:val="none" w:sz="0" w:space="0" w:color="000000"/>
-                <w:left w:val="none" w:sz="0" w:space="0" w:color="000000"/>
-                <w:right w:val="none" w:sz="0" w:space="0" w:color="000000"/>
-              </w:pBdr>
-              <w:spacing w:after="100" w:before="100" w:line="240"/>
-              <w:ind w:left="100" w:right="100" w:firstLine="0" w:firstLineChars="0"/>
-              <w:rPr>
-                <w:rFonts w:ascii="Helvetica" w:hAnsi="Helvetica" w:eastAsia="Helvetica" w:cs="Helvetica"/>
-                <w:i w:val="false"/>
-                <w:b w:val="false"/>
-                <w:u w:val="none"/>
-                <w:sz w:val="22"/>
-                <w:szCs w:val="22"/>
-                <w:color w:val="000000"/>
-              </w:rPr>
-            </w:pPr>
-            <w:r>
-              <w:rPr>
-                <w:rFonts w:ascii="Helvetica" w:hAnsi="Helvetica" w:eastAsia="Helvetica" w:cs="Helvetica"/>
-                <w:i w:val="false"/>
-                <w:b w:val="false"/>
-                <w:u w:val="none"/>
-                <w:sz w:val="22"/>
-                <w:szCs w:val="22"/>
-                <w:color w:val="000000"/>
-              </w:rPr>
-              <w:t xml:space="preserve">1.08, 1.89</w:t>
-            </w:r>
-          </w:p>
-        </w:tc>
-        <w:tc>
-          <w:tcPr>
-            <w:tcBorders>
-              <w:bottom w:val="none" w:sz="0" w:space="0" w:color="000000"/>
-              <w:top w:val="none" w:sz="0" w:space="0" w:color="000000"/>
-              <w:left w:val="none" w:sz="0" w:space="0" w:color="000000"/>
-              <w:right w:val="none" w:sz="0" w:space="0" w:color="000000"/>
-            </w:tcBorders>
-            <w:shd w:val="clear" w:color="auto" w:fill="FFFFFF"/>
-            <w:tcMar>
-              <w:top w:w="0" w:type="dxa"/>
-              <w:bottom w:w="0" w:type="dxa"/>
-              <w:left w:w="0" w:type="dxa"/>
-              <w:right w:w="0" w:type="dxa"/>
-            </w:tcMar>
-            <w:vAlign w:val="top"/>
-          </w:tcPr>
-          <w:p>
-            <w:pPr>
-              <w:pStyle w:val="Normal"/>
-              <w:jc w:val="center"/>
-              <w:pBdr>
-                <w:bottom w:val="none" w:sz="0" w:space="0" w:color="000000"/>
-                <w:top w:val="none" w:sz="0" w:space="0" w:color="000000"/>
-                <w:left w:val="none" w:sz="0" w:space="0" w:color="000000"/>
-                <w:right w:val="none" w:sz="0" w:space="0" w:color="000000"/>
-              </w:pBdr>
-              <w:spacing w:after="100" w:before="100" w:line="240"/>
-              <w:ind w:left="100" w:right="100" w:firstLine="0" w:firstLineChars="0"/>
-              <w:rPr>
-                <w:rFonts w:ascii="Helvetica" w:hAnsi="Helvetica" w:eastAsia="Helvetica" w:cs="Helvetica"/>
-                <w:i w:val="false"/>
-                <w:b w:val="false"/>
-                <w:u w:val="none"/>
-                <w:sz w:val="22"/>
-                <w:szCs w:val="22"/>
-                <w:color w:val="000000"/>
-              </w:rPr>
-            </w:pPr>
-            <w:r>
-              <w:rPr>
-                <w:rFonts w:ascii="Helvetica" w:hAnsi="Helvetica" w:eastAsia="Helvetica" w:cs="Helvetica"/>
-                <w:i w:val="false"/>
-                <w:b w:val="false"/>
-                <w:u w:val="none"/>
-                <w:sz w:val="22"/>
-                <w:szCs w:val="22"/>
-                <w:color w:val="000000"/>
-              </w:rPr>
-              <w:t xml:space="preserve">0.013</w:t>
+              <w:t xml:space="preserve">1.42</w:t>
+            </w:r>
+          </w:p>
+        </w:tc>
+        <w:tc>
+          <w:tcPr>
+            <w:tcBorders>
+              <w:bottom w:val="none" w:sz="0" w:space="0" w:color="000000"/>
+              <w:top w:val="none" w:sz="0" w:space="0" w:color="000000"/>
+              <w:left w:val="none" w:sz="0" w:space="0" w:color="000000"/>
+              <w:right w:val="none" w:sz="0" w:space="0" w:color="000000"/>
+            </w:tcBorders>
+            <w:shd w:val="clear" w:color="auto" w:fill="FFFFFF"/>
+            <w:tcMar>
+              <w:top w:w="0" w:type="dxa"/>
+              <w:bottom w:w="0" w:type="dxa"/>
+              <w:left w:w="0" w:type="dxa"/>
+              <w:right w:w="0" w:type="dxa"/>
+            </w:tcMar>
+            <w:vAlign w:val="top"/>
+          </w:tcPr>
+          <w:p>
+            <w:pPr>
+              <w:pStyle w:val="Normal"/>
+              <w:jc w:val="center"/>
+              <w:pBdr>
+                <w:bottom w:val="none" w:sz="0" w:space="0" w:color="000000"/>
+                <w:top w:val="none" w:sz="0" w:space="0" w:color="000000"/>
+                <w:left w:val="none" w:sz="0" w:space="0" w:color="000000"/>
+                <w:right w:val="none" w:sz="0" w:space="0" w:color="000000"/>
+              </w:pBdr>
+              <w:spacing w:after="100" w:before="100" w:line="240"/>
+              <w:ind w:left="100" w:right="100" w:firstLine="0" w:firstLineChars="0"/>
+              <w:rPr>
+                <w:rFonts w:ascii="Helvetica" w:hAnsi="Helvetica" w:eastAsia="Helvetica" w:cs="Helvetica"/>
+                <w:i w:val="false"/>
+                <w:b w:val="false"/>
+                <w:u w:val="none"/>
+                <w:sz w:val="22"/>
+                <w:szCs w:val="22"/>
+                <w:color w:val="000000"/>
+              </w:rPr>
+            </w:pPr>
+            <w:r>
+              <w:rPr>
+                <w:rFonts w:ascii="Helvetica" w:hAnsi="Helvetica" w:eastAsia="Helvetica" w:cs="Helvetica"/>
+                <w:i w:val="false"/>
+                <w:b w:val="false"/>
+                <w:u w:val="none"/>
+                <w:sz w:val="22"/>
+                <w:szCs w:val="22"/>
+                <w:color w:val="000000"/>
+              </w:rPr>
+              <w:t xml:space="preserve">1.07, 1.88</w:t>
+            </w:r>
+          </w:p>
+        </w:tc>
+        <w:tc>
+          <w:tcPr>
+            <w:tcBorders>
+              <w:bottom w:val="none" w:sz="0" w:space="0" w:color="000000"/>
+              <w:top w:val="none" w:sz="0" w:space="0" w:color="000000"/>
+              <w:left w:val="none" w:sz="0" w:space="0" w:color="000000"/>
+              <w:right w:val="none" w:sz="0" w:space="0" w:color="000000"/>
+            </w:tcBorders>
+            <w:shd w:val="clear" w:color="auto" w:fill="FFFFFF"/>
+            <w:tcMar>
+              <w:top w:w="0" w:type="dxa"/>
+              <w:bottom w:w="0" w:type="dxa"/>
+              <w:left w:w="0" w:type="dxa"/>
+              <w:right w:w="0" w:type="dxa"/>
+            </w:tcMar>
+            <w:vAlign w:val="top"/>
+          </w:tcPr>
+          <w:p>
+            <w:pPr>
+              <w:pStyle w:val="Normal"/>
+              <w:jc w:val="center"/>
+              <w:pBdr>
+                <w:bottom w:val="none" w:sz="0" w:space="0" w:color="000000"/>
+                <w:top w:val="none" w:sz="0" w:space="0" w:color="000000"/>
+                <w:left w:val="none" w:sz="0" w:space="0" w:color="000000"/>
+                <w:right w:val="none" w:sz="0" w:space="0" w:color="000000"/>
+              </w:pBdr>
+              <w:spacing w:after="100" w:before="100" w:line="240"/>
+              <w:ind w:left="100" w:right="100" w:firstLine="0" w:firstLineChars="0"/>
+              <w:rPr>
+                <w:rFonts w:ascii="Helvetica" w:hAnsi="Helvetica" w:eastAsia="Helvetica" w:cs="Helvetica"/>
+                <w:i w:val="false"/>
+                <w:b w:val="false"/>
+                <w:u w:val="none"/>
+                <w:sz w:val="22"/>
+                <w:szCs w:val="22"/>
+                <w:color w:val="000000"/>
+              </w:rPr>
+            </w:pPr>
+            <w:r>
+              <w:rPr>
+                <w:rFonts w:ascii="Helvetica" w:hAnsi="Helvetica" w:eastAsia="Helvetica" w:cs="Helvetica"/>
+                <w:i w:val="false"/>
+                <w:b w:val="false"/>
+                <w:u w:val="none"/>
+                <w:sz w:val="22"/>
+                <w:szCs w:val="22"/>
+                <w:color w:val="000000"/>
+              </w:rPr>
+              <w:t xml:space="preserve">0.015</w:t>
             </w:r>
           </w:p>
         </w:tc>
@@ -4967,113 +4967,113 @@
                 <w:szCs w:val="22"/>
                 <w:color w:val="000000"/>
               </w:rPr>
-              <w:t xml:space="preserve">1.20</w:t>
-            </w:r>
-          </w:p>
-        </w:tc>
-        <w:tc>
-          <w:tcPr>
-            <w:tcBorders>
-              <w:bottom w:val="none" w:sz="0" w:space="0" w:color="000000"/>
-              <w:top w:val="none" w:sz="0" w:space="0" w:color="000000"/>
-              <w:left w:val="none" w:sz="0" w:space="0" w:color="000000"/>
-              <w:right w:val="none" w:sz="0" w:space="0" w:color="000000"/>
-            </w:tcBorders>
-            <w:shd w:val="clear" w:color="auto" w:fill="FFFFFF"/>
-            <w:tcMar>
-              <w:top w:w="0" w:type="dxa"/>
-              <w:bottom w:w="0" w:type="dxa"/>
-              <w:left w:w="0" w:type="dxa"/>
-              <w:right w:w="0" w:type="dxa"/>
-            </w:tcMar>
-            <w:vAlign w:val="top"/>
-          </w:tcPr>
-          <w:p>
-            <w:pPr>
-              <w:pStyle w:val="Normal"/>
-              <w:jc w:val="center"/>
-              <w:pBdr>
-                <w:bottom w:val="none" w:sz="0" w:space="0" w:color="000000"/>
-                <w:top w:val="none" w:sz="0" w:space="0" w:color="000000"/>
-                <w:left w:val="none" w:sz="0" w:space="0" w:color="000000"/>
-                <w:right w:val="none" w:sz="0" w:space="0" w:color="000000"/>
-              </w:pBdr>
-              <w:spacing w:after="100" w:before="100" w:line="240"/>
-              <w:ind w:left="100" w:right="100" w:firstLine="0" w:firstLineChars="0"/>
-              <w:rPr>
-                <w:rFonts w:ascii="Helvetica" w:hAnsi="Helvetica" w:eastAsia="Helvetica" w:cs="Helvetica"/>
-                <w:i w:val="false"/>
-                <w:b w:val="false"/>
-                <w:u w:val="none"/>
-                <w:sz w:val="22"/>
-                <w:szCs w:val="22"/>
-                <w:color w:val="000000"/>
-              </w:rPr>
-            </w:pPr>
-            <w:r>
-              <w:rPr>
-                <w:rFonts w:ascii="Helvetica" w:hAnsi="Helvetica" w:eastAsia="Helvetica" w:cs="Helvetica"/>
-                <w:i w:val="false"/>
-                <w:b w:val="false"/>
-                <w:u w:val="none"/>
-                <w:sz w:val="22"/>
-                <w:szCs w:val="22"/>
-                <w:color w:val="000000"/>
-              </w:rPr>
-              <w:t xml:space="preserve">0.85, 1.70</w:t>
-            </w:r>
-          </w:p>
-        </w:tc>
-        <w:tc>
-          <w:tcPr>
-            <w:tcBorders>
-              <w:bottom w:val="none" w:sz="0" w:space="0" w:color="000000"/>
-              <w:top w:val="none" w:sz="0" w:space="0" w:color="000000"/>
-              <w:left w:val="none" w:sz="0" w:space="0" w:color="000000"/>
-              <w:right w:val="none" w:sz="0" w:space="0" w:color="000000"/>
-            </w:tcBorders>
-            <w:shd w:val="clear" w:color="auto" w:fill="FFFFFF"/>
-            <w:tcMar>
-              <w:top w:w="0" w:type="dxa"/>
-              <w:bottom w:w="0" w:type="dxa"/>
-              <w:left w:w="0" w:type="dxa"/>
-              <w:right w:w="0" w:type="dxa"/>
-            </w:tcMar>
-            <w:vAlign w:val="top"/>
-          </w:tcPr>
-          <w:p>
-            <w:pPr>
-              <w:pStyle w:val="Normal"/>
-              <w:jc w:val="center"/>
-              <w:pBdr>
-                <w:bottom w:val="none" w:sz="0" w:space="0" w:color="000000"/>
-                <w:top w:val="none" w:sz="0" w:space="0" w:color="000000"/>
-                <w:left w:val="none" w:sz="0" w:space="0" w:color="000000"/>
-                <w:right w:val="none" w:sz="0" w:space="0" w:color="000000"/>
-              </w:pBdr>
-              <w:spacing w:after="100" w:before="100" w:line="240"/>
-              <w:ind w:left="100" w:right="100" w:firstLine="0" w:firstLineChars="0"/>
-              <w:rPr>
-                <w:rFonts w:ascii="Helvetica" w:hAnsi="Helvetica" w:eastAsia="Helvetica" w:cs="Helvetica"/>
-                <w:i w:val="false"/>
-                <w:b w:val="false"/>
-                <w:u w:val="none"/>
-                <w:sz w:val="22"/>
-                <w:szCs w:val="22"/>
-                <w:color w:val="000000"/>
-              </w:rPr>
-            </w:pPr>
-            <w:r>
-              <w:rPr>
-                <w:rFonts w:ascii="Helvetica" w:hAnsi="Helvetica" w:eastAsia="Helvetica" w:cs="Helvetica"/>
-                <w:i w:val="false"/>
-                <w:b w:val="false"/>
-                <w:u w:val="none"/>
-                <w:sz w:val="22"/>
-                <w:szCs w:val="22"/>
-                <w:color w:val="000000"/>
-              </w:rPr>
-              <w:t xml:space="preserve">0.290</w:t>
+              <w:t xml:space="preserve">1.19</w:t>
+            </w:r>
+          </w:p>
+        </w:tc>
+        <w:tc>
+          <w:tcPr>
+            <w:tcBorders>
+              <w:bottom w:val="none" w:sz="0" w:space="0" w:color="000000"/>
+              <w:top w:val="none" w:sz="0" w:space="0" w:color="000000"/>
+              <w:left w:val="none" w:sz="0" w:space="0" w:color="000000"/>
+              <w:right w:val="none" w:sz="0" w:space="0" w:color="000000"/>
+            </w:tcBorders>
+            <w:shd w:val="clear" w:color="auto" w:fill="FFFFFF"/>
+            <w:tcMar>
+              <w:top w:w="0" w:type="dxa"/>
+              <w:bottom w:w="0" w:type="dxa"/>
+              <w:left w:w="0" w:type="dxa"/>
+              <w:right w:w="0" w:type="dxa"/>
+            </w:tcMar>
+            <w:vAlign w:val="top"/>
+          </w:tcPr>
+          <w:p>
+            <w:pPr>
+              <w:pStyle w:val="Normal"/>
+              <w:jc w:val="center"/>
+              <w:pBdr>
+                <w:bottom w:val="none" w:sz="0" w:space="0" w:color="000000"/>
+                <w:top w:val="none" w:sz="0" w:space="0" w:color="000000"/>
+                <w:left w:val="none" w:sz="0" w:space="0" w:color="000000"/>
+                <w:right w:val="none" w:sz="0" w:space="0" w:color="000000"/>
+              </w:pBdr>
+              <w:spacing w:after="100" w:before="100" w:line="240"/>
+              <w:ind w:left="100" w:right="100" w:firstLine="0" w:firstLineChars="0"/>
+              <w:rPr>
+                <w:rFonts w:ascii="Helvetica" w:hAnsi="Helvetica" w:eastAsia="Helvetica" w:cs="Helvetica"/>
+                <w:i w:val="false"/>
+                <w:b w:val="false"/>
+                <w:u w:val="none"/>
+                <w:sz w:val="22"/>
+                <w:szCs w:val="22"/>
+                <w:color w:val="000000"/>
+              </w:rPr>
+            </w:pPr>
+            <w:r>
+              <w:rPr>
+                <w:rFonts w:ascii="Helvetica" w:hAnsi="Helvetica" w:eastAsia="Helvetica" w:cs="Helvetica"/>
+                <w:i w:val="false"/>
+                <w:b w:val="false"/>
+                <w:u w:val="none"/>
+                <w:sz w:val="22"/>
+                <w:szCs w:val="22"/>
+                <w:color w:val="000000"/>
+              </w:rPr>
+              <w:t xml:space="preserve">0.84, 1.68</w:t>
+            </w:r>
+          </w:p>
+        </w:tc>
+        <w:tc>
+          <w:tcPr>
+            <w:tcBorders>
+              <w:bottom w:val="none" w:sz="0" w:space="0" w:color="000000"/>
+              <w:top w:val="none" w:sz="0" w:space="0" w:color="000000"/>
+              <w:left w:val="none" w:sz="0" w:space="0" w:color="000000"/>
+              <w:right w:val="none" w:sz="0" w:space="0" w:color="000000"/>
+            </w:tcBorders>
+            <w:shd w:val="clear" w:color="auto" w:fill="FFFFFF"/>
+            <w:tcMar>
+              <w:top w:w="0" w:type="dxa"/>
+              <w:bottom w:w="0" w:type="dxa"/>
+              <w:left w:w="0" w:type="dxa"/>
+              <w:right w:w="0" w:type="dxa"/>
+            </w:tcMar>
+            <w:vAlign w:val="top"/>
+          </w:tcPr>
+          <w:p>
+            <w:pPr>
+              <w:pStyle w:val="Normal"/>
+              <w:jc w:val="center"/>
+              <w:pBdr>
+                <w:bottom w:val="none" w:sz="0" w:space="0" w:color="000000"/>
+                <w:top w:val="none" w:sz="0" w:space="0" w:color="000000"/>
+                <w:left w:val="none" w:sz="0" w:space="0" w:color="000000"/>
+                <w:right w:val="none" w:sz="0" w:space="0" w:color="000000"/>
+              </w:pBdr>
+              <w:spacing w:after="100" w:before="100" w:line="240"/>
+              <w:ind w:left="100" w:right="100" w:firstLine="0" w:firstLineChars="0"/>
+              <w:rPr>
+                <w:rFonts w:ascii="Helvetica" w:hAnsi="Helvetica" w:eastAsia="Helvetica" w:cs="Helvetica"/>
+                <w:i w:val="false"/>
+                <w:b w:val="false"/>
+                <w:u w:val="none"/>
+                <w:sz w:val="22"/>
+                <w:szCs w:val="22"/>
+                <w:color w:val="000000"/>
+              </w:rPr>
+            </w:pPr>
+            <w:r>
+              <w:rPr>
+                <w:rFonts w:ascii="Helvetica" w:hAnsi="Helvetica" w:eastAsia="Helvetica" w:cs="Helvetica"/>
+                <w:i w:val="false"/>
+                <w:b w:val="false"/>
+                <w:u w:val="none"/>
+                <w:sz w:val="22"/>
+                <w:szCs w:val="22"/>
+                <w:color w:val="000000"/>
+              </w:rPr>
+              <w:t xml:space="preserve">0.320</w:t>
             </w:r>
           </w:p>
         </w:tc>
@@ -6204,7 +6204,7 @@
                 <w:szCs w:val="22"/>
                 <w:color w:val="000000"/>
               </w:rPr>
-              <w:t xml:space="preserve">0.59</w:t>
+              <w:t xml:space="preserve">0.58</w:t>
             </w:r>
           </w:p>
         </w:tc>
@@ -6416,113 +6416,113 @@
                 <w:szCs w:val="22"/>
                 <w:color w:val="000000"/>
               </w:rPr>
-              <w:t xml:space="preserve">1.13</w:t>
-            </w:r>
-          </w:p>
-        </w:tc>
-        <w:tc>
-          <w:tcPr>
-            <w:tcBorders>
-              <w:bottom w:val="none" w:sz="0" w:space="0" w:color="000000"/>
-              <w:top w:val="none" w:sz="0" w:space="0" w:color="000000"/>
-              <w:left w:val="none" w:sz="0" w:space="0" w:color="000000"/>
-              <w:right w:val="none" w:sz="0" w:space="0" w:color="000000"/>
-            </w:tcBorders>
-            <w:shd w:val="clear" w:color="auto" w:fill="FFFFFF"/>
-            <w:tcMar>
-              <w:top w:w="0" w:type="dxa"/>
-              <w:bottom w:w="0" w:type="dxa"/>
-              <w:left w:w="0" w:type="dxa"/>
-              <w:right w:w="0" w:type="dxa"/>
-            </w:tcMar>
-            <w:vAlign w:val="top"/>
-          </w:tcPr>
-          <w:p>
-            <w:pPr>
-              <w:pStyle w:val="Normal"/>
-              <w:jc w:val="center"/>
-              <w:pBdr>
-                <w:bottom w:val="none" w:sz="0" w:space="0" w:color="000000"/>
-                <w:top w:val="none" w:sz="0" w:space="0" w:color="000000"/>
-                <w:left w:val="none" w:sz="0" w:space="0" w:color="000000"/>
-                <w:right w:val="none" w:sz="0" w:space="0" w:color="000000"/>
-              </w:pBdr>
-              <w:spacing w:after="100" w:before="100" w:line="240"/>
-              <w:ind w:left="100" w:right="100" w:firstLine="0" w:firstLineChars="0"/>
-              <w:rPr>
-                <w:rFonts w:ascii="Helvetica" w:hAnsi="Helvetica" w:eastAsia="Helvetica" w:cs="Helvetica"/>
-                <w:i w:val="false"/>
-                <w:b w:val="false"/>
-                <w:u w:val="none"/>
-                <w:sz w:val="22"/>
-                <w:szCs w:val="22"/>
-                <w:color w:val="000000"/>
-              </w:rPr>
-            </w:pPr>
-            <w:r>
-              <w:rPr>
-                <w:rFonts w:ascii="Helvetica" w:hAnsi="Helvetica" w:eastAsia="Helvetica" w:cs="Helvetica"/>
-                <w:i w:val="false"/>
-                <w:b w:val="false"/>
-                <w:u w:val="none"/>
-                <w:sz w:val="22"/>
-                <w:szCs w:val="22"/>
-                <w:color w:val="000000"/>
-              </w:rPr>
-              <w:t xml:space="preserve">0.48, 2.69</w:t>
-            </w:r>
-          </w:p>
-        </w:tc>
-        <w:tc>
-          <w:tcPr>
-            <w:tcBorders>
-              <w:bottom w:val="none" w:sz="0" w:space="0" w:color="000000"/>
-              <w:top w:val="none" w:sz="0" w:space="0" w:color="000000"/>
-              <w:left w:val="none" w:sz="0" w:space="0" w:color="000000"/>
-              <w:right w:val="none" w:sz="0" w:space="0" w:color="000000"/>
-            </w:tcBorders>
-            <w:shd w:val="clear" w:color="auto" w:fill="FFFFFF"/>
-            <w:tcMar>
-              <w:top w:w="0" w:type="dxa"/>
-              <w:bottom w:w="0" w:type="dxa"/>
-              <w:left w:w="0" w:type="dxa"/>
-              <w:right w:w="0" w:type="dxa"/>
-            </w:tcMar>
-            <w:vAlign w:val="top"/>
-          </w:tcPr>
-          <w:p>
-            <w:pPr>
-              <w:pStyle w:val="Normal"/>
-              <w:jc w:val="center"/>
-              <w:pBdr>
-                <w:bottom w:val="none" w:sz="0" w:space="0" w:color="000000"/>
-                <w:top w:val="none" w:sz="0" w:space="0" w:color="000000"/>
-                <w:left w:val="none" w:sz="0" w:space="0" w:color="000000"/>
-                <w:right w:val="none" w:sz="0" w:space="0" w:color="000000"/>
-              </w:pBdr>
-              <w:spacing w:after="100" w:before="100" w:line="240"/>
-              <w:ind w:left="100" w:right="100" w:firstLine="0" w:firstLineChars="0"/>
-              <w:rPr>
-                <w:rFonts w:ascii="Helvetica" w:hAnsi="Helvetica" w:eastAsia="Helvetica" w:cs="Helvetica"/>
-                <w:i w:val="false"/>
-                <w:b w:val="false"/>
-                <w:u w:val="none"/>
-                <w:sz w:val="22"/>
-                <w:szCs w:val="22"/>
-                <w:color w:val="000000"/>
-              </w:rPr>
-            </w:pPr>
-            <w:r>
-              <w:rPr>
-                <w:rFonts w:ascii="Helvetica" w:hAnsi="Helvetica" w:eastAsia="Helvetica" w:cs="Helvetica"/>
-                <w:i w:val="false"/>
-                <w:b w:val="false"/>
-                <w:u w:val="none"/>
-                <w:sz w:val="22"/>
-                <w:szCs w:val="22"/>
-                <w:color w:val="000000"/>
-              </w:rPr>
-              <w:t xml:space="preserve">0.780</w:t>
+              <w:t xml:space="preserve">1.09</w:t>
+            </w:r>
+          </w:p>
+        </w:tc>
+        <w:tc>
+          <w:tcPr>
+            <w:tcBorders>
+              <w:bottom w:val="none" w:sz="0" w:space="0" w:color="000000"/>
+              <w:top w:val="none" w:sz="0" w:space="0" w:color="000000"/>
+              <w:left w:val="none" w:sz="0" w:space="0" w:color="000000"/>
+              <w:right w:val="none" w:sz="0" w:space="0" w:color="000000"/>
+            </w:tcBorders>
+            <w:shd w:val="clear" w:color="auto" w:fill="FFFFFF"/>
+            <w:tcMar>
+              <w:top w:w="0" w:type="dxa"/>
+              <w:bottom w:w="0" w:type="dxa"/>
+              <w:left w:w="0" w:type="dxa"/>
+              <w:right w:w="0" w:type="dxa"/>
+            </w:tcMar>
+            <w:vAlign w:val="top"/>
+          </w:tcPr>
+          <w:p>
+            <w:pPr>
+              <w:pStyle w:val="Normal"/>
+              <w:jc w:val="center"/>
+              <w:pBdr>
+                <w:bottom w:val="none" w:sz="0" w:space="0" w:color="000000"/>
+                <w:top w:val="none" w:sz="0" w:space="0" w:color="000000"/>
+                <w:left w:val="none" w:sz="0" w:space="0" w:color="000000"/>
+                <w:right w:val="none" w:sz="0" w:space="0" w:color="000000"/>
+              </w:pBdr>
+              <w:spacing w:after="100" w:before="100" w:line="240"/>
+              <w:ind w:left="100" w:right="100" w:firstLine="0" w:firstLineChars="0"/>
+              <w:rPr>
+                <w:rFonts w:ascii="Helvetica" w:hAnsi="Helvetica" w:eastAsia="Helvetica" w:cs="Helvetica"/>
+                <w:i w:val="false"/>
+                <w:b w:val="false"/>
+                <w:u w:val="none"/>
+                <w:sz w:val="22"/>
+                <w:szCs w:val="22"/>
+                <w:color w:val="000000"/>
+              </w:rPr>
+            </w:pPr>
+            <w:r>
+              <w:rPr>
+                <w:rFonts w:ascii="Helvetica" w:hAnsi="Helvetica" w:eastAsia="Helvetica" w:cs="Helvetica"/>
+                <w:i w:val="false"/>
+                <w:b w:val="false"/>
+                <w:u w:val="none"/>
+                <w:sz w:val="22"/>
+                <w:szCs w:val="22"/>
+                <w:color w:val="000000"/>
+              </w:rPr>
+              <w:t xml:space="preserve">0.46, 2.59</w:t>
+            </w:r>
+          </w:p>
+        </w:tc>
+        <w:tc>
+          <w:tcPr>
+            <w:tcBorders>
+              <w:bottom w:val="none" w:sz="0" w:space="0" w:color="000000"/>
+              <w:top w:val="none" w:sz="0" w:space="0" w:color="000000"/>
+              <w:left w:val="none" w:sz="0" w:space="0" w:color="000000"/>
+              <w:right w:val="none" w:sz="0" w:space="0" w:color="000000"/>
+            </w:tcBorders>
+            <w:shd w:val="clear" w:color="auto" w:fill="FFFFFF"/>
+            <w:tcMar>
+              <w:top w:w="0" w:type="dxa"/>
+              <w:bottom w:w="0" w:type="dxa"/>
+              <w:left w:w="0" w:type="dxa"/>
+              <w:right w:w="0" w:type="dxa"/>
+            </w:tcMar>
+            <w:vAlign w:val="top"/>
+          </w:tcPr>
+          <w:p>
+            <w:pPr>
+              <w:pStyle w:val="Normal"/>
+              <w:jc w:val="center"/>
+              <w:pBdr>
+                <w:bottom w:val="none" w:sz="0" w:space="0" w:color="000000"/>
+                <w:top w:val="none" w:sz="0" w:space="0" w:color="000000"/>
+                <w:left w:val="none" w:sz="0" w:space="0" w:color="000000"/>
+                <w:right w:val="none" w:sz="0" w:space="0" w:color="000000"/>
+              </w:pBdr>
+              <w:spacing w:after="100" w:before="100" w:line="240"/>
+              <w:ind w:left="100" w:right="100" w:firstLine="0" w:firstLineChars="0"/>
+              <w:rPr>
+                <w:rFonts w:ascii="Helvetica" w:hAnsi="Helvetica" w:eastAsia="Helvetica" w:cs="Helvetica"/>
+                <w:i w:val="false"/>
+                <w:b w:val="false"/>
+                <w:u w:val="none"/>
+                <w:sz w:val="22"/>
+                <w:szCs w:val="22"/>
+                <w:color w:val="000000"/>
+              </w:rPr>
+            </w:pPr>
+            <w:r>
+              <w:rPr>
+                <w:rFonts w:ascii="Helvetica" w:hAnsi="Helvetica" w:eastAsia="Helvetica" w:cs="Helvetica"/>
+                <w:i w:val="false"/>
+                <w:b w:val="false"/>
+                <w:u w:val="none"/>
+                <w:sz w:val="22"/>
+                <w:szCs w:val="22"/>
+                <w:color w:val="000000"/>
+              </w:rPr>
+              <w:t xml:space="preserve">0.850</w:t>
             </w:r>
           </w:p>
         </w:tc>
@@ -6740,60 +6740,60 @@
                 <w:szCs w:val="22"/>
                 <w:color w:val="000000"/>
               </w:rPr>
-              <w:t xml:space="preserve">0.93, 2.38</w:t>
-            </w:r>
-          </w:p>
-        </w:tc>
-        <w:tc>
-          <w:tcPr>
-            <w:tcBorders>
-              <w:bottom w:val="none" w:sz="0" w:space="0" w:color="000000"/>
-              <w:top w:val="none" w:sz="0" w:space="0" w:color="000000"/>
-              <w:left w:val="none" w:sz="0" w:space="0" w:color="000000"/>
-              <w:right w:val="none" w:sz="0" w:space="0" w:color="000000"/>
-            </w:tcBorders>
-            <w:shd w:val="clear" w:color="auto" w:fill="FFFFFF"/>
-            <w:tcMar>
-              <w:top w:w="0" w:type="dxa"/>
-              <w:bottom w:w="0" w:type="dxa"/>
-              <w:left w:w="0" w:type="dxa"/>
-              <w:right w:w="0" w:type="dxa"/>
-            </w:tcMar>
-            <w:vAlign w:val="top"/>
-          </w:tcPr>
-          <w:p>
-            <w:pPr>
-              <w:pStyle w:val="Normal"/>
-              <w:jc w:val="center"/>
-              <w:pBdr>
-                <w:bottom w:val="none" w:sz="0" w:space="0" w:color="000000"/>
-                <w:top w:val="none" w:sz="0" w:space="0" w:color="000000"/>
-                <w:left w:val="none" w:sz="0" w:space="0" w:color="000000"/>
-                <w:right w:val="none" w:sz="0" w:space="0" w:color="000000"/>
-              </w:pBdr>
-              <w:spacing w:after="100" w:before="100" w:line="240"/>
-              <w:ind w:left="100" w:right="100" w:firstLine="0" w:firstLineChars="0"/>
-              <w:rPr>
-                <w:rFonts w:ascii="Helvetica" w:hAnsi="Helvetica" w:eastAsia="Helvetica" w:cs="Helvetica"/>
-                <w:i w:val="false"/>
-                <w:b w:val="false"/>
-                <w:u w:val="none"/>
-                <w:sz w:val="22"/>
-                <w:szCs w:val="22"/>
-                <w:color w:val="000000"/>
-              </w:rPr>
-            </w:pPr>
-            <w:r>
-              <w:rPr>
-                <w:rFonts w:ascii="Helvetica" w:hAnsi="Helvetica" w:eastAsia="Helvetica" w:cs="Helvetica"/>
-                <w:i w:val="false"/>
-                <w:b w:val="false"/>
-                <w:u w:val="none"/>
-                <w:sz w:val="22"/>
-                <w:szCs w:val="22"/>
-                <w:color w:val="000000"/>
-              </w:rPr>
-              <w:t xml:space="preserve">0.099</w:t>
+              <w:t xml:space="preserve">0.93, 2.39</w:t>
+            </w:r>
+          </w:p>
+        </w:tc>
+        <w:tc>
+          <w:tcPr>
+            <w:tcBorders>
+              <w:bottom w:val="none" w:sz="0" w:space="0" w:color="000000"/>
+              <w:top w:val="none" w:sz="0" w:space="0" w:color="000000"/>
+              <w:left w:val="none" w:sz="0" w:space="0" w:color="000000"/>
+              <w:right w:val="none" w:sz="0" w:space="0" w:color="000000"/>
+            </w:tcBorders>
+            <w:shd w:val="clear" w:color="auto" w:fill="FFFFFF"/>
+            <w:tcMar>
+              <w:top w:w="0" w:type="dxa"/>
+              <w:bottom w:w="0" w:type="dxa"/>
+              <w:left w:w="0" w:type="dxa"/>
+              <w:right w:w="0" w:type="dxa"/>
+            </w:tcMar>
+            <w:vAlign w:val="top"/>
+          </w:tcPr>
+          <w:p>
+            <w:pPr>
+              <w:pStyle w:val="Normal"/>
+              <w:jc w:val="center"/>
+              <w:pBdr>
+                <w:bottom w:val="none" w:sz="0" w:space="0" w:color="000000"/>
+                <w:top w:val="none" w:sz="0" w:space="0" w:color="000000"/>
+                <w:left w:val="none" w:sz="0" w:space="0" w:color="000000"/>
+                <w:right w:val="none" w:sz="0" w:space="0" w:color="000000"/>
+              </w:pBdr>
+              <w:spacing w:after="100" w:before="100" w:line="240"/>
+              <w:ind w:left="100" w:right="100" w:firstLine="0" w:firstLineChars="0"/>
+              <w:rPr>
+                <w:rFonts w:ascii="Helvetica" w:hAnsi="Helvetica" w:eastAsia="Helvetica" w:cs="Helvetica"/>
+                <w:i w:val="false"/>
+                <w:b w:val="false"/>
+                <w:u w:val="none"/>
+                <w:sz w:val="22"/>
+                <w:szCs w:val="22"/>
+                <w:color w:val="000000"/>
+              </w:rPr>
+            </w:pPr>
+            <w:r>
+              <w:rPr>
+                <w:rFonts w:ascii="Helvetica" w:hAnsi="Helvetica" w:eastAsia="Helvetica" w:cs="Helvetica"/>
+                <w:i w:val="false"/>
+                <w:b w:val="false"/>
+                <w:u w:val="none"/>
+                <w:sz w:val="22"/>
+                <w:szCs w:val="22"/>
+                <w:color w:val="000000"/>
+              </w:rPr>
+              <w:t xml:space="preserve">0.096</w:t>
             </w:r>
           </w:p>
         </w:tc>
@@ -6899,113 +6899,113 @@
                 <w:szCs w:val="22"/>
                 <w:color w:val="000000"/>
               </w:rPr>
-              <w:t xml:space="preserve">1.04</w:t>
-            </w:r>
-          </w:p>
-        </w:tc>
-        <w:tc>
-          <w:tcPr>
-            <w:tcBorders>
-              <w:bottom w:val="none" w:sz="0" w:space="0" w:color="000000"/>
-              <w:top w:val="none" w:sz="0" w:space="0" w:color="000000"/>
-              <w:left w:val="none" w:sz="0" w:space="0" w:color="000000"/>
-              <w:right w:val="none" w:sz="0" w:space="0" w:color="000000"/>
-            </w:tcBorders>
-            <w:shd w:val="clear" w:color="auto" w:fill="FFFFFF"/>
-            <w:tcMar>
-              <w:top w:w="0" w:type="dxa"/>
-              <w:bottom w:w="0" w:type="dxa"/>
-              <w:left w:w="0" w:type="dxa"/>
-              <w:right w:w="0" w:type="dxa"/>
-            </w:tcMar>
-            <w:vAlign w:val="top"/>
-          </w:tcPr>
-          <w:p>
-            <w:pPr>
-              <w:pStyle w:val="Normal"/>
-              <w:jc w:val="center"/>
-              <w:pBdr>
-                <w:bottom w:val="none" w:sz="0" w:space="0" w:color="000000"/>
-                <w:top w:val="none" w:sz="0" w:space="0" w:color="000000"/>
-                <w:left w:val="none" w:sz="0" w:space="0" w:color="000000"/>
-                <w:right w:val="none" w:sz="0" w:space="0" w:color="000000"/>
-              </w:pBdr>
-              <w:spacing w:after="100" w:before="100" w:line="240"/>
-              <w:ind w:left="100" w:right="100" w:firstLine="0" w:firstLineChars="0"/>
-              <w:rPr>
-                <w:rFonts w:ascii="Helvetica" w:hAnsi="Helvetica" w:eastAsia="Helvetica" w:cs="Helvetica"/>
-                <w:i w:val="false"/>
-                <w:b w:val="false"/>
-                <w:u w:val="none"/>
-                <w:sz w:val="22"/>
-                <w:szCs w:val="22"/>
-                <w:color w:val="000000"/>
-              </w:rPr>
-            </w:pPr>
-            <w:r>
-              <w:rPr>
-                <w:rFonts w:ascii="Helvetica" w:hAnsi="Helvetica" w:eastAsia="Helvetica" w:cs="Helvetica"/>
-                <w:i w:val="false"/>
-                <w:b w:val="false"/>
-                <w:u w:val="none"/>
-                <w:sz w:val="22"/>
-                <w:szCs w:val="22"/>
-                <w:color w:val="000000"/>
-              </w:rPr>
-              <w:t xml:space="preserve">0.54, 2.00</w:t>
-            </w:r>
-          </w:p>
-        </w:tc>
-        <w:tc>
-          <w:tcPr>
-            <w:tcBorders>
-              <w:bottom w:val="none" w:sz="0" w:space="0" w:color="000000"/>
-              <w:top w:val="none" w:sz="0" w:space="0" w:color="000000"/>
-              <w:left w:val="none" w:sz="0" w:space="0" w:color="000000"/>
-              <w:right w:val="none" w:sz="0" w:space="0" w:color="000000"/>
-            </w:tcBorders>
-            <w:shd w:val="clear" w:color="auto" w:fill="FFFFFF"/>
-            <w:tcMar>
-              <w:top w:w="0" w:type="dxa"/>
-              <w:bottom w:w="0" w:type="dxa"/>
-              <w:left w:w="0" w:type="dxa"/>
-              <w:right w:w="0" w:type="dxa"/>
-            </w:tcMar>
-            <w:vAlign w:val="top"/>
-          </w:tcPr>
-          <w:p>
-            <w:pPr>
-              <w:pStyle w:val="Normal"/>
-              <w:jc w:val="center"/>
-              <w:pBdr>
-                <w:bottom w:val="none" w:sz="0" w:space="0" w:color="000000"/>
-                <w:top w:val="none" w:sz="0" w:space="0" w:color="000000"/>
-                <w:left w:val="none" w:sz="0" w:space="0" w:color="000000"/>
-                <w:right w:val="none" w:sz="0" w:space="0" w:color="000000"/>
-              </w:pBdr>
-              <w:spacing w:after="100" w:before="100" w:line="240"/>
-              <w:ind w:left="100" w:right="100" w:firstLine="0" w:firstLineChars="0"/>
-              <w:rPr>
-                <w:rFonts w:ascii="Helvetica" w:hAnsi="Helvetica" w:eastAsia="Helvetica" w:cs="Helvetica"/>
-                <w:i w:val="false"/>
-                <w:b w:val="false"/>
-                <w:u w:val="none"/>
-                <w:sz w:val="22"/>
-                <w:szCs w:val="22"/>
-                <w:color w:val="000000"/>
-              </w:rPr>
-            </w:pPr>
-            <w:r>
-              <w:rPr>
-                <w:rFonts w:ascii="Helvetica" w:hAnsi="Helvetica" w:eastAsia="Helvetica" w:cs="Helvetica"/>
-                <w:i w:val="false"/>
-                <w:b w:val="false"/>
-                <w:u w:val="none"/>
-                <w:sz w:val="22"/>
-                <w:szCs w:val="22"/>
-                <w:color w:val="000000"/>
-              </w:rPr>
-              <w:t xml:space="preserve">0.900</w:t>
+              <w:t xml:space="preserve">1.06</w:t>
+            </w:r>
+          </w:p>
+        </w:tc>
+        <w:tc>
+          <w:tcPr>
+            <w:tcBorders>
+              <w:bottom w:val="none" w:sz="0" w:space="0" w:color="000000"/>
+              <w:top w:val="none" w:sz="0" w:space="0" w:color="000000"/>
+              <w:left w:val="none" w:sz="0" w:space="0" w:color="000000"/>
+              <w:right w:val="none" w:sz="0" w:space="0" w:color="000000"/>
+            </w:tcBorders>
+            <w:shd w:val="clear" w:color="auto" w:fill="FFFFFF"/>
+            <w:tcMar>
+              <w:top w:w="0" w:type="dxa"/>
+              <w:bottom w:w="0" w:type="dxa"/>
+              <w:left w:w="0" w:type="dxa"/>
+              <w:right w:w="0" w:type="dxa"/>
+            </w:tcMar>
+            <w:vAlign w:val="top"/>
+          </w:tcPr>
+          <w:p>
+            <w:pPr>
+              <w:pStyle w:val="Normal"/>
+              <w:jc w:val="center"/>
+              <w:pBdr>
+                <w:bottom w:val="none" w:sz="0" w:space="0" w:color="000000"/>
+                <w:top w:val="none" w:sz="0" w:space="0" w:color="000000"/>
+                <w:left w:val="none" w:sz="0" w:space="0" w:color="000000"/>
+                <w:right w:val="none" w:sz="0" w:space="0" w:color="000000"/>
+              </w:pBdr>
+              <w:spacing w:after="100" w:before="100" w:line="240"/>
+              <w:ind w:left="100" w:right="100" w:firstLine="0" w:firstLineChars="0"/>
+              <w:rPr>
+                <w:rFonts w:ascii="Helvetica" w:hAnsi="Helvetica" w:eastAsia="Helvetica" w:cs="Helvetica"/>
+                <w:i w:val="false"/>
+                <w:b w:val="false"/>
+                <w:u w:val="none"/>
+                <w:sz w:val="22"/>
+                <w:szCs w:val="22"/>
+                <w:color w:val="000000"/>
+              </w:rPr>
+            </w:pPr>
+            <w:r>
+              <w:rPr>
+                <w:rFonts w:ascii="Helvetica" w:hAnsi="Helvetica" w:eastAsia="Helvetica" w:cs="Helvetica"/>
+                <w:i w:val="false"/>
+                <w:b w:val="false"/>
+                <w:u w:val="none"/>
+                <w:sz w:val="22"/>
+                <w:szCs w:val="22"/>
+                <w:color w:val="000000"/>
+              </w:rPr>
+              <w:t xml:space="preserve">0.55, 2.04</w:t>
+            </w:r>
+          </w:p>
+        </w:tc>
+        <w:tc>
+          <w:tcPr>
+            <w:tcBorders>
+              <w:bottom w:val="none" w:sz="0" w:space="0" w:color="000000"/>
+              <w:top w:val="none" w:sz="0" w:space="0" w:color="000000"/>
+              <w:left w:val="none" w:sz="0" w:space="0" w:color="000000"/>
+              <w:right w:val="none" w:sz="0" w:space="0" w:color="000000"/>
+            </w:tcBorders>
+            <w:shd w:val="clear" w:color="auto" w:fill="FFFFFF"/>
+            <w:tcMar>
+              <w:top w:w="0" w:type="dxa"/>
+              <w:bottom w:w="0" w:type="dxa"/>
+              <w:left w:w="0" w:type="dxa"/>
+              <w:right w:w="0" w:type="dxa"/>
+            </w:tcMar>
+            <w:vAlign w:val="top"/>
+          </w:tcPr>
+          <w:p>
+            <w:pPr>
+              <w:pStyle w:val="Normal"/>
+              <w:jc w:val="center"/>
+              <w:pBdr>
+                <w:bottom w:val="none" w:sz="0" w:space="0" w:color="000000"/>
+                <w:top w:val="none" w:sz="0" w:space="0" w:color="000000"/>
+                <w:left w:val="none" w:sz="0" w:space="0" w:color="000000"/>
+                <w:right w:val="none" w:sz="0" w:space="0" w:color="000000"/>
+              </w:pBdr>
+              <w:spacing w:after="100" w:before="100" w:line="240"/>
+              <w:ind w:left="100" w:right="100" w:firstLine="0" w:firstLineChars="0"/>
+              <w:rPr>
+                <w:rFonts w:ascii="Helvetica" w:hAnsi="Helvetica" w:eastAsia="Helvetica" w:cs="Helvetica"/>
+                <w:i w:val="false"/>
+                <w:b w:val="false"/>
+                <w:u w:val="none"/>
+                <w:sz w:val="22"/>
+                <w:szCs w:val="22"/>
+                <w:color w:val="000000"/>
+              </w:rPr>
+            </w:pPr>
+            <w:r>
+              <w:rPr>
+                <w:rFonts w:ascii="Helvetica" w:hAnsi="Helvetica" w:eastAsia="Helvetica" w:cs="Helvetica"/>
+                <w:i w:val="false"/>
+                <w:b w:val="false"/>
+                <w:u w:val="none"/>
+                <w:sz w:val="22"/>
+                <w:szCs w:val="22"/>
+                <w:color w:val="000000"/>
+              </w:rPr>
+              <w:t xml:space="preserve">0.860</w:t>
             </w:r>
           </w:p>
         </w:tc>
@@ -7170,113 +7170,113 @@
                 <w:szCs w:val="22"/>
                 <w:color w:val="000000"/>
               </w:rPr>
-              <w:t xml:space="preserve">1.33</w:t>
-            </w:r>
-          </w:p>
-        </w:tc>
-        <w:tc>
-          <w:tcPr>
-            <w:tcBorders>
-              <w:bottom w:val="none" w:sz="0" w:space="0" w:color="000000"/>
-              <w:top w:val="none" w:sz="0" w:space="0" w:color="000000"/>
-              <w:left w:val="none" w:sz="0" w:space="0" w:color="000000"/>
-              <w:right w:val="none" w:sz="0" w:space="0" w:color="000000"/>
-            </w:tcBorders>
-            <w:shd w:val="clear" w:color="auto" w:fill="FFFFFF"/>
-            <w:tcMar>
-              <w:top w:w="0" w:type="dxa"/>
-              <w:bottom w:w="0" w:type="dxa"/>
-              <w:left w:w="0" w:type="dxa"/>
-              <w:right w:w="0" w:type="dxa"/>
-            </w:tcMar>
-            <w:vAlign w:val="top"/>
-          </w:tcPr>
-          <w:p>
-            <w:pPr>
-              <w:pStyle w:val="Normal"/>
-              <w:jc w:val="center"/>
-              <w:pBdr>
-                <w:bottom w:val="none" w:sz="0" w:space="0" w:color="000000"/>
-                <w:top w:val="none" w:sz="0" w:space="0" w:color="000000"/>
-                <w:left w:val="none" w:sz="0" w:space="0" w:color="000000"/>
-                <w:right w:val="none" w:sz="0" w:space="0" w:color="000000"/>
-              </w:pBdr>
-              <w:spacing w:after="100" w:before="100" w:line="240"/>
-              <w:ind w:left="100" w:right="100" w:firstLine="0" w:firstLineChars="0"/>
-              <w:rPr>
-                <w:rFonts w:ascii="Helvetica" w:hAnsi="Helvetica" w:eastAsia="Helvetica" w:cs="Helvetica"/>
-                <w:i w:val="false"/>
-                <w:b w:val="false"/>
-                <w:u w:val="none"/>
-                <w:sz w:val="22"/>
-                <w:szCs w:val="22"/>
-                <w:color w:val="000000"/>
-              </w:rPr>
-            </w:pPr>
-            <w:r>
-              <w:rPr>
-                <w:rFonts w:ascii="Helvetica" w:hAnsi="Helvetica" w:eastAsia="Helvetica" w:cs="Helvetica"/>
-                <w:i w:val="false"/>
-                <w:b w:val="false"/>
-                <w:u w:val="none"/>
-                <w:sz w:val="22"/>
-                <w:szCs w:val="22"/>
-                <w:color w:val="000000"/>
-              </w:rPr>
-              <w:t xml:space="preserve">0.80, 2.20</w:t>
-            </w:r>
-          </w:p>
-        </w:tc>
-        <w:tc>
-          <w:tcPr>
-            <w:tcBorders>
-              <w:bottom w:val="none" w:sz="0" w:space="0" w:color="000000"/>
-              <w:top w:val="none" w:sz="0" w:space="0" w:color="000000"/>
-              <w:left w:val="none" w:sz="0" w:space="0" w:color="000000"/>
-              <w:right w:val="none" w:sz="0" w:space="0" w:color="000000"/>
-            </w:tcBorders>
-            <w:shd w:val="clear" w:color="auto" w:fill="FFFFFF"/>
-            <w:tcMar>
-              <w:top w:w="0" w:type="dxa"/>
-              <w:bottom w:w="0" w:type="dxa"/>
-              <w:left w:w="0" w:type="dxa"/>
-              <w:right w:w="0" w:type="dxa"/>
-            </w:tcMar>
-            <w:vAlign w:val="top"/>
-          </w:tcPr>
-          <w:p>
-            <w:pPr>
-              <w:pStyle w:val="Normal"/>
-              <w:jc w:val="center"/>
-              <w:pBdr>
-                <w:bottom w:val="none" w:sz="0" w:space="0" w:color="000000"/>
-                <w:top w:val="none" w:sz="0" w:space="0" w:color="000000"/>
-                <w:left w:val="none" w:sz="0" w:space="0" w:color="000000"/>
-                <w:right w:val="none" w:sz="0" w:space="0" w:color="000000"/>
-              </w:pBdr>
-              <w:spacing w:after="100" w:before="100" w:line="240"/>
-              <w:ind w:left="100" w:right="100" w:firstLine="0" w:firstLineChars="0"/>
-              <w:rPr>
-                <w:rFonts w:ascii="Helvetica" w:hAnsi="Helvetica" w:eastAsia="Helvetica" w:cs="Helvetica"/>
-                <w:i w:val="false"/>
-                <w:b w:val="false"/>
-                <w:u w:val="none"/>
-                <w:sz w:val="22"/>
-                <w:szCs w:val="22"/>
-                <w:color w:val="000000"/>
-              </w:rPr>
-            </w:pPr>
-            <w:r>
-              <w:rPr>
-                <w:rFonts w:ascii="Helvetica" w:hAnsi="Helvetica" w:eastAsia="Helvetica" w:cs="Helvetica"/>
-                <w:i w:val="false"/>
-                <w:b w:val="false"/>
-                <w:u w:val="none"/>
-                <w:sz w:val="22"/>
-                <w:szCs w:val="22"/>
-                <w:color w:val="000000"/>
-              </w:rPr>
-              <w:t xml:space="preserve">0.270</w:t>
+              <w:t xml:space="preserve">1.32</w:t>
+            </w:r>
+          </w:p>
+        </w:tc>
+        <w:tc>
+          <w:tcPr>
+            <w:tcBorders>
+              <w:bottom w:val="none" w:sz="0" w:space="0" w:color="000000"/>
+              <w:top w:val="none" w:sz="0" w:space="0" w:color="000000"/>
+              <w:left w:val="none" w:sz="0" w:space="0" w:color="000000"/>
+              <w:right w:val="none" w:sz="0" w:space="0" w:color="000000"/>
+            </w:tcBorders>
+            <w:shd w:val="clear" w:color="auto" w:fill="FFFFFF"/>
+            <w:tcMar>
+              <w:top w:w="0" w:type="dxa"/>
+              <w:bottom w:w="0" w:type="dxa"/>
+              <w:left w:w="0" w:type="dxa"/>
+              <w:right w:w="0" w:type="dxa"/>
+            </w:tcMar>
+            <w:vAlign w:val="top"/>
+          </w:tcPr>
+          <w:p>
+            <w:pPr>
+              <w:pStyle w:val="Normal"/>
+              <w:jc w:val="center"/>
+              <w:pBdr>
+                <w:bottom w:val="none" w:sz="0" w:space="0" w:color="000000"/>
+                <w:top w:val="none" w:sz="0" w:space="0" w:color="000000"/>
+                <w:left w:val="none" w:sz="0" w:space="0" w:color="000000"/>
+                <w:right w:val="none" w:sz="0" w:space="0" w:color="000000"/>
+              </w:pBdr>
+              <w:spacing w:after="100" w:before="100" w:line="240"/>
+              <w:ind w:left="100" w:right="100" w:firstLine="0" w:firstLineChars="0"/>
+              <w:rPr>
+                <w:rFonts w:ascii="Helvetica" w:hAnsi="Helvetica" w:eastAsia="Helvetica" w:cs="Helvetica"/>
+                <w:i w:val="false"/>
+                <w:b w:val="false"/>
+                <w:u w:val="none"/>
+                <w:sz w:val="22"/>
+                <w:szCs w:val="22"/>
+                <w:color w:val="000000"/>
+              </w:rPr>
+            </w:pPr>
+            <w:r>
+              <w:rPr>
+                <w:rFonts w:ascii="Helvetica" w:hAnsi="Helvetica" w:eastAsia="Helvetica" w:cs="Helvetica"/>
+                <w:i w:val="false"/>
+                <w:b w:val="false"/>
+                <w:u w:val="none"/>
+                <w:sz w:val="22"/>
+                <w:szCs w:val="22"/>
+                <w:color w:val="000000"/>
+              </w:rPr>
+              <w:t xml:space="preserve">0.80, 2.19</w:t>
+            </w:r>
+          </w:p>
+        </w:tc>
+        <w:tc>
+          <w:tcPr>
+            <w:tcBorders>
+              <w:bottom w:val="none" w:sz="0" w:space="0" w:color="000000"/>
+              <w:top w:val="none" w:sz="0" w:space="0" w:color="000000"/>
+              <w:left w:val="none" w:sz="0" w:space="0" w:color="000000"/>
+              <w:right w:val="none" w:sz="0" w:space="0" w:color="000000"/>
+            </w:tcBorders>
+            <w:shd w:val="clear" w:color="auto" w:fill="FFFFFF"/>
+            <w:tcMar>
+              <w:top w:w="0" w:type="dxa"/>
+              <w:bottom w:w="0" w:type="dxa"/>
+              <w:left w:w="0" w:type="dxa"/>
+              <w:right w:w="0" w:type="dxa"/>
+            </w:tcMar>
+            <w:vAlign w:val="top"/>
+          </w:tcPr>
+          <w:p>
+            <w:pPr>
+              <w:pStyle w:val="Normal"/>
+              <w:jc w:val="center"/>
+              <w:pBdr>
+                <w:bottom w:val="none" w:sz="0" w:space="0" w:color="000000"/>
+                <w:top w:val="none" w:sz="0" w:space="0" w:color="000000"/>
+                <w:left w:val="none" w:sz="0" w:space="0" w:color="000000"/>
+                <w:right w:val="none" w:sz="0" w:space="0" w:color="000000"/>
+              </w:pBdr>
+              <w:spacing w:after="100" w:before="100" w:line="240"/>
+              <w:ind w:left="100" w:right="100" w:firstLine="0" w:firstLineChars="0"/>
+              <w:rPr>
+                <w:rFonts w:ascii="Helvetica" w:hAnsi="Helvetica" w:eastAsia="Helvetica" w:cs="Helvetica"/>
+                <w:i w:val="false"/>
+                <w:b w:val="false"/>
+                <w:u w:val="none"/>
+                <w:sz w:val="22"/>
+                <w:szCs w:val="22"/>
+                <w:color w:val="000000"/>
+              </w:rPr>
+            </w:pPr>
+            <w:r>
+              <w:rPr>
+                <w:rFonts w:ascii="Helvetica" w:hAnsi="Helvetica" w:eastAsia="Helvetica" w:cs="Helvetica"/>
+                <w:i w:val="false"/>
+                <w:b w:val="false"/>
+                <w:u w:val="none"/>
+                <w:sz w:val="22"/>
+                <w:szCs w:val="22"/>
+                <w:color w:val="000000"/>
+              </w:rPr>
+              <w:t xml:space="preserve">0.280</w:t>
             </w:r>
           </w:p>
         </w:tc>
@@ -7382,113 +7382,113 @@
                 <w:szCs w:val="22"/>
                 <w:color w:val="000000"/>
               </w:rPr>
-              <w:t xml:space="preserve">0.93</w:t>
-            </w:r>
-          </w:p>
-        </w:tc>
-        <w:tc>
-          <w:tcPr>
-            <w:tcBorders>
-              <w:bottom w:val="none" w:sz="0" w:space="0" w:color="000000"/>
-              <w:top w:val="none" w:sz="0" w:space="0" w:color="000000"/>
-              <w:left w:val="none" w:sz="0" w:space="0" w:color="000000"/>
-              <w:right w:val="none" w:sz="0" w:space="0" w:color="000000"/>
-            </w:tcBorders>
-            <w:shd w:val="clear" w:color="auto" w:fill="FFFFFF"/>
-            <w:tcMar>
-              <w:top w:w="0" w:type="dxa"/>
-              <w:bottom w:w="0" w:type="dxa"/>
-              <w:left w:w="0" w:type="dxa"/>
-              <w:right w:w="0" w:type="dxa"/>
-            </w:tcMar>
-            <w:vAlign w:val="top"/>
-          </w:tcPr>
-          <w:p>
-            <w:pPr>
-              <w:pStyle w:val="Normal"/>
-              <w:jc w:val="center"/>
-              <w:pBdr>
-                <w:bottom w:val="none" w:sz="0" w:space="0" w:color="000000"/>
-                <w:top w:val="none" w:sz="0" w:space="0" w:color="000000"/>
-                <w:left w:val="none" w:sz="0" w:space="0" w:color="000000"/>
-                <w:right w:val="none" w:sz="0" w:space="0" w:color="000000"/>
-              </w:pBdr>
-              <w:spacing w:after="100" w:before="100" w:line="240"/>
-              <w:ind w:left="100" w:right="100" w:firstLine="0" w:firstLineChars="0"/>
-              <w:rPr>
-                <w:rFonts w:ascii="Helvetica" w:hAnsi="Helvetica" w:eastAsia="Helvetica" w:cs="Helvetica"/>
-                <w:i w:val="false"/>
-                <w:b w:val="false"/>
-                <w:u w:val="none"/>
-                <w:sz w:val="22"/>
-                <w:szCs w:val="22"/>
-                <w:color w:val="000000"/>
-              </w:rPr>
-            </w:pPr>
-            <w:r>
-              <w:rPr>
-                <w:rFonts w:ascii="Helvetica" w:hAnsi="Helvetica" w:eastAsia="Helvetica" w:cs="Helvetica"/>
-                <w:i w:val="false"/>
-                <w:b w:val="false"/>
-                <w:u w:val="none"/>
-                <w:sz w:val="22"/>
-                <w:szCs w:val="22"/>
-                <w:color w:val="000000"/>
-              </w:rPr>
-              <w:t xml:space="preserve">0.43, 2.00</w:t>
-            </w:r>
-          </w:p>
-        </w:tc>
-        <w:tc>
-          <w:tcPr>
-            <w:tcBorders>
-              <w:bottom w:val="none" w:sz="0" w:space="0" w:color="000000"/>
-              <w:top w:val="none" w:sz="0" w:space="0" w:color="000000"/>
-              <w:left w:val="none" w:sz="0" w:space="0" w:color="000000"/>
-              <w:right w:val="none" w:sz="0" w:space="0" w:color="000000"/>
-            </w:tcBorders>
-            <w:shd w:val="clear" w:color="auto" w:fill="FFFFFF"/>
-            <w:tcMar>
-              <w:top w:w="0" w:type="dxa"/>
-              <w:bottom w:w="0" w:type="dxa"/>
-              <w:left w:w="0" w:type="dxa"/>
-              <w:right w:w="0" w:type="dxa"/>
-            </w:tcMar>
-            <w:vAlign w:val="top"/>
-          </w:tcPr>
-          <w:p>
-            <w:pPr>
-              <w:pStyle w:val="Normal"/>
-              <w:jc w:val="center"/>
-              <w:pBdr>
-                <w:bottom w:val="none" w:sz="0" w:space="0" w:color="000000"/>
-                <w:top w:val="none" w:sz="0" w:space="0" w:color="000000"/>
-                <w:left w:val="none" w:sz="0" w:space="0" w:color="000000"/>
-                <w:right w:val="none" w:sz="0" w:space="0" w:color="000000"/>
-              </w:pBdr>
-              <w:spacing w:after="100" w:before="100" w:line="240"/>
-              <w:ind w:left="100" w:right="100" w:firstLine="0" w:firstLineChars="0"/>
-              <w:rPr>
-                <w:rFonts w:ascii="Helvetica" w:hAnsi="Helvetica" w:eastAsia="Helvetica" w:cs="Helvetica"/>
-                <w:i w:val="false"/>
-                <w:b w:val="false"/>
-                <w:u w:val="none"/>
-                <w:sz w:val="22"/>
-                <w:szCs w:val="22"/>
-                <w:color w:val="000000"/>
-              </w:rPr>
-            </w:pPr>
-            <w:r>
-              <w:rPr>
-                <w:rFonts w:ascii="Helvetica" w:hAnsi="Helvetica" w:eastAsia="Helvetica" w:cs="Helvetica"/>
-                <w:i w:val="false"/>
-                <w:b w:val="false"/>
-                <w:u w:val="none"/>
-                <w:sz w:val="22"/>
-                <w:szCs w:val="22"/>
-                <w:color w:val="000000"/>
-              </w:rPr>
-              <w:t xml:space="preserve">0.860</w:t>
+              <w:t xml:space="preserve">0.91</w:t>
+            </w:r>
+          </w:p>
+        </w:tc>
+        <w:tc>
+          <w:tcPr>
+            <w:tcBorders>
+              <w:bottom w:val="none" w:sz="0" w:space="0" w:color="000000"/>
+              <w:top w:val="none" w:sz="0" w:space="0" w:color="000000"/>
+              <w:left w:val="none" w:sz="0" w:space="0" w:color="000000"/>
+              <w:right w:val="none" w:sz="0" w:space="0" w:color="000000"/>
+            </w:tcBorders>
+            <w:shd w:val="clear" w:color="auto" w:fill="FFFFFF"/>
+            <w:tcMar>
+              <w:top w:w="0" w:type="dxa"/>
+              <w:bottom w:w="0" w:type="dxa"/>
+              <w:left w:w="0" w:type="dxa"/>
+              <w:right w:w="0" w:type="dxa"/>
+            </w:tcMar>
+            <w:vAlign w:val="top"/>
+          </w:tcPr>
+          <w:p>
+            <w:pPr>
+              <w:pStyle w:val="Normal"/>
+              <w:jc w:val="center"/>
+              <w:pBdr>
+                <w:bottom w:val="none" w:sz="0" w:space="0" w:color="000000"/>
+                <w:top w:val="none" w:sz="0" w:space="0" w:color="000000"/>
+                <w:left w:val="none" w:sz="0" w:space="0" w:color="000000"/>
+                <w:right w:val="none" w:sz="0" w:space="0" w:color="000000"/>
+              </w:pBdr>
+              <w:spacing w:after="100" w:before="100" w:line="240"/>
+              <w:ind w:left="100" w:right="100" w:firstLine="0" w:firstLineChars="0"/>
+              <w:rPr>
+                <w:rFonts w:ascii="Helvetica" w:hAnsi="Helvetica" w:eastAsia="Helvetica" w:cs="Helvetica"/>
+                <w:i w:val="false"/>
+                <w:b w:val="false"/>
+                <w:u w:val="none"/>
+                <w:sz w:val="22"/>
+                <w:szCs w:val="22"/>
+                <w:color w:val="000000"/>
+              </w:rPr>
+            </w:pPr>
+            <w:r>
+              <w:rPr>
+                <w:rFonts w:ascii="Helvetica" w:hAnsi="Helvetica" w:eastAsia="Helvetica" w:cs="Helvetica"/>
+                <w:i w:val="false"/>
+                <w:b w:val="false"/>
+                <w:u w:val="none"/>
+                <w:sz w:val="22"/>
+                <w:szCs w:val="22"/>
+                <w:color w:val="000000"/>
+              </w:rPr>
+              <w:t xml:space="preserve">0.42, 1.96</w:t>
+            </w:r>
+          </w:p>
+        </w:tc>
+        <w:tc>
+          <w:tcPr>
+            <w:tcBorders>
+              <w:bottom w:val="none" w:sz="0" w:space="0" w:color="000000"/>
+              <w:top w:val="none" w:sz="0" w:space="0" w:color="000000"/>
+              <w:left w:val="none" w:sz="0" w:space="0" w:color="000000"/>
+              <w:right w:val="none" w:sz="0" w:space="0" w:color="000000"/>
+            </w:tcBorders>
+            <w:shd w:val="clear" w:color="auto" w:fill="FFFFFF"/>
+            <w:tcMar>
+              <w:top w:w="0" w:type="dxa"/>
+              <w:bottom w:w="0" w:type="dxa"/>
+              <w:left w:w="0" w:type="dxa"/>
+              <w:right w:w="0" w:type="dxa"/>
+            </w:tcMar>
+            <w:vAlign w:val="top"/>
+          </w:tcPr>
+          <w:p>
+            <w:pPr>
+              <w:pStyle w:val="Normal"/>
+              <w:jc w:val="center"/>
+              <w:pBdr>
+                <w:bottom w:val="none" w:sz="0" w:space="0" w:color="000000"/>
+                <w:top w:val="none" w:sz="0" w:space="0" w:color="000000"/>
+                <w:left w:val="none" w:sz="0" w:space="0" w:color="000000"/>
+                <w:right w:val="none" w:sz="0" w:space="0" w:color="000000"/>
+              </w:pBdr>
+              <w:spacing w:after="100" w:before="100" w:line="240"/>
+              <w:ind w:left="100" w:right="100" w:firstLine="0" w:firstLineChars="0"/>
+              <w:rPr>
+                <w:rFonts w:ascii="Helvetica" w:hAnsi="Helvetica" w:eastAsia="Helvetica" w:cs="Helvetica"/>
+                <w:i w:val="false"/>
+                <w:b w:val="false"/>
+                <w:u w:val="none"/>
+                <w:sz w:val="22"/>
+                <w:szCs w:val="22"/>
+                <w:color w:val="000000"/>
+              </w:rPr>
+            </w:pPr>
+            <w:r>
+              <w:rPr>
+                <w:rFonts w:ascii="Helvetica" w:hAnsi="Helvetica" w:eastAsia="Helvetica" w:cs="Helvetica"/>
+                <w:i w:val="false"/>
+                <w:b w:val="false"/>
+                <w:u w:val="none"/>
+                <w:sz w:val="22"/>
+                <w:szCs w:val="22"/>
+                <w:color w:val="000000"/>
+              </w:rPr>
+              <w:t xml:space="preserve">0.810</w:t>
             </w:r>
           </w:p>
         </w:tc>
@@ -7653,113 +7653,113 @@
                 <w:szCs w:val="22"/>
                 <w:color w:val="000000"/>
               </w:rPr>
-              <w:t xml:space="preserve">0.72</w:t>
-            </w:r>
-          </w:p>
-        </w:tc>
-        <w:tc>
-          <w:tcPr>
-            <w:tcBorders>
-              <w:bottom w:val="none" w:sz="0" w:space="0" w:color="000000"/>
-              <w:top w:val="none" w:sz="0" w:space="0" w:color="000000"/>
-              <w:left w:val="none" w:sz="0" w:space="0" w:color="000000"/>
-              <w:right w:val="none" w:sz="0" w:space="0" w:color="000000"/>
-            </w:tcBorders>
-            <w:shd w:val="clear" w:color="auto" w:fill="FFFFFF"/>
-            <w:tcMar>
-              <w:top w:w="0" w:type="dxa"/>
-              <w:bottom w:w="0" w:type="dxa"/>
-              <w:left w:w="0" w:type="dxa"/>
-              <w:right w:w="0" w:type="dxa"/>
-            </w:tcMar>
-            <w:vAlign w:val="top"/>
-          </w:tcPr>
-          <w:p>
-            <w:pPr>
-              <w:pStyle w:val="Normal"/>
-              <w:jc w:val="center"/>
-              <w:pBdr>
-                <w:bottom w:val="none" w:sz="0" w:space="0" w:color="000000"/>
-                <w:top w:val="none" w:sz="0" w:space="0" w:color="000000"/>
-                <w:left w:val="none" w:sz="0" w:space="0" w:color="000000"/>
-                <w:right w:val="none" w:sz="0" w:space="0" w:color="000000"/>
-              </w:pBdr>
-              <w:spacing w:after="100" w:before="100" w:line="240"/>
-              <w:ind w:left="100" w:right="100" w:firstLine="0" w:firstLineChars="0"/>
-              <w:rPr>
-                <w:rFonts w:ascii="Helvetica" w:hAnsi="Helvetica" w:eastAsia="Helvetica" w:cs="Helvetica"/>
-                <w:i w:val="false"/>
-                <w:b w:val="false"/>
-                <w:u w:val="none"/>
-                <w:sz w:val="22"/>
-                <w:szCs w:val="22"/>
-                <w:color w:val="000000"/>
-              </w:rPr>
-            </w:pPr>
-            <w:r>
-              <w:rPr>
-                <w:rFonts w:ascii="Helvetica" w:hAnsi="Helvetica" w:eastAsia="Helvetica" w:cs="Helvetica"/>
-                <w:i w:val="false"/>
-                <w:b w:val="false"/>
-                <w:u w:val="none"/>
-                <w:sz w:val="22"/>
-                <w:szCs w:val="22"/>
-                <w:color w:val="000000"/>
-              </w:rPr>
-              <w:t xml:space="preserve">0.47, 1.11</w:t>
-            </w:r>
-          </w:p>
-        </w:tc>
-        <w:tc>
-          <w:tcPr>
-            <w:tcBorders>
-              <w:bottom w:val="none" w:sz="0" w:space="0" w:color="000000"/>
-              <w:top w:val="none" w:sz="0" w:space="0" w:color="000000"/>
-              <w:left w:val="none" w:sz="0" w:space="0" w:color="000000"/>
-              <w:right w:val="none" w:sz="0" w:space="0" w:color="000000"/>
-            </w:tcBorders>
-            <w:shd w:val="clear" w:color="auto" w:fill="FFFFFF"/>
-            <w:tcMar>
-              <w:top w:w="0" w:type="dxa"/>
-              <w:bottom w:w="0" w:type="dxa"/>
-              <w:left w:w="0" w:type="dxa"/>
-              <w:right w:w="0" w:type="dxa"/>
-            </w:tcMar>
-            <w:vAlign w:val="top"/>
-          </w:tcPr>
-          <w:p>
-            <w:pPr>
-              <w:pStyle w:val="Normal"/>
-              <w:jc w:val="center"/>
-              <w:pBdr>
-                <w:bottom w:val="none" w:sz="0" w:space="0" w:color="000000"/>
-                <w:top w:val="none" w:sz="0" w:space="0" w:color="000000"/>
-                <w:left w:val="none" w:sz="0" w:space="0" w:color="000000"/>
-                <w:right w:val="none" w:sz="0" w:space="0" w:color="000000"/>
-              </w:pBdr>
-              <w:spacing w:after="100" w:before="100" w:line="240"/>
-              <w:ind w:left="100" w:right="100" w:firstLine="0" w:firstLineChars="0"/>
-              <w:rPr>
-                <w:rFonts w:ascii="Helvetica" w:hAnsi="Helvetica" w:eastAsia="Helvetica" w:cs="Helvetica"/>
-                <w:i w:val="false"/>
-                <w:b w:val="false"/>
-                <w:u w:val="none"/>
-                <w:sz w:val="22"/>
-                <w:szCs w:val="22"/>
-                <w:color w:val="000000"/>
-              </w:rPr>
-            </w:pPr>
-            <w:r>
-              <w:rPr>
-                <w:rFonts w:ascii="Helvetica" w:hAnsi="Helvetica" w:eastAsia="Helvetica" w:cs="Helvetica"/>
-                <w:i w:val="false"/>
-                <w:b w:val="false"/>
-                <w:u w:val="none"/>
-                <w:sz w:val="22"/>
-                <w:szCs w:val="22"/>
-                <w:color w:val="000000"/>
-              </w:rPr>
-              <w:t xml:space="preserve">0.140</w:t>
+              <w:t xml:space="preserve">0.74</w:t>
+            </w:r>
+          </w:p>
+        </w:tc>
+        <w:tc>
+          <w:tcPr>
+            <w:tcBorders>
+              <w:bottom w:val="none" w:sz="0" w:space="0" w:color="000000"/>
+              <w:top w:val="none" w:sz="0" w:space="0" w:color="000000"/>
+              <w:left w:val="none" w:sz="0" w:space="0" w:color="000000"/>
+              <w:right w:val="none" w:sz="0" w:space="0" w:color="000000"/>
+            </w:tcBorders>
+            <w:shd w:val="clear" w:color="auto" w:fill="FFFFFF"/>
+            <w:tcMar>
+              <w:top w:w="0" w:type="dxa"/>
+              <w:bottom w:w="0" w:type="dxa"/>
+              <w:left w:w="0" w:type="dxa"/>
+              <w:right w:w="0" w:type="dxa"/>
+            </w:tcMar>
+            <w:vAlign w:val="top"/>
+          </w:tcPr>
+          <w:p>
+            <w:pPr>
+              <w:pStyle w:val="Normal"/>
+              <w:jc w:val="center"/>
+              <w:pBdr>
+                <w:bottom w:val="none" w:sz="0" w:space="0" w:color="000000"/>
+                <w:top w:val="none" w:sz="0" w:space="0" w:color="000000"/>
+                <w:left w:val="none" w:sz="0" w:space="0" w:color="000000"/>
+                <w:right w:val="none" w:sz="0" w:space="0" w:color="000000"/>
+              </w:pBdr>
+              <w:spacing w:after="100" w:before="100" w:line="240"/>
+              <w:ind w:left="100" w:right="100" w:firstLine="0" w:firstLineChars="0"/>
+              <w:rPr>
+                <w:rFonts w:ascii="Helvetica" w:hAnsi="Helvetica" w:eastAsia="Helvetica" w:cs="Helvetica"/>
+                <w:i w:val="false"/>
+                <w:b w:val="false"/>
+                <w:u w:val="none"/>
+                <w:sz w:val="22"/>
+                <w:szCs w:val="22"/>
+                <w:color w:val="000000"/>
+              </w:rPr>
+            </w:pPr>
+            <w:r>
+              <w:rPr>
+                <w:rFonts w:ascii="Helvetica" w:hAnsi="Helvetica" w:eastAsia="Helvetica" w:cs="Helvetica"/>
+                <w:i w:val="false"/>
+                <w:b w:val="false"/>
+                <w:u w:val="none"/>
+                <w:sz w:val="22"/>
+                <w:szCs w:val="22"/>
+                <w:color w:val="000000"/>
+              </w:rPr>
+              <w:t xml:space="preserve">0.48, 1.13</w:t>
+            </w:r>
+          </w:p>
+        </w:tc>
+        <w:tc>
+          <w:tcPr>
+            <w:tcBorders>
+              <w:bottom w:val="none" w:sz="0" w:space="0" w:color="000000"/>
+              <w:top w:val="none" w:sz="0" w:space="0" w:color="000000"/>
+              <w:left w:val="none" w:sz="0" w:space="0" w:color="000000"/>
+              <w:right w:val="none" w:sz="0" w:space="0" w:color="000000"/>
+            </w:tcBorders>
+            <w:shd w:val="clear" w:color="auto" w:fill="FFFFFF"/>
+            <w:tcMar>
+              <w:top w:w="0" w:type="dxa"/>
+              <w:bottom w:w="0" w:type="dxa"/>
+              <w:left w:w="0" w:type="dxa"/>
+              <w:right w:w="0" w:type="dxa"/>
+            </w:tcMar>
+            <w:vAlign w:val="top"/>
+          </w:tcPr>
+          <w:p>
+            <w:pPr>
+              <w:pStyle w:val="Normal"/>
+              <w:jc w:val="center"/>
+              <w:pBdr>
+                <w:bottom w:val="none" w:sz="0" w:space="0" w:color="000000"/>
+                <w:top w:val="none" w:sz="0" w:space="0" w:color="000000"/>
+                <w:left w:val="none" w:sz="0" w:space="0" w:color="000000"/>
+                <w:right w:val="none" w:sz="0" w:space="0" w:color="000000"/>
+              </w:pBdr>
+              <w:spacing w:after="100" w:before="100" w:line="240"/>
+              <w:ind w:left="100" w:right="100" w:firstLine="0" w:firstLineChars="0"/>
+              <w:rPr>
+                <w:rFonts w:ascii="Helvetica" w:hAnsi="Helvetica" w:eastAsia="Helvetica" w:cs="Helvetica"/>
+                <w:i w:val="false"/>
+                <w:b w:val="false"/>
+                <w:u w:val="none"/>
+                <w:sz w:val="22"/>
+                <w:szCs w:val="22"/>
+                <w:color w:val="000000"/>
+              </w:rPr>
+            </w:pPr>
+            <w:r>
+              <w:rPr>
+                <w:rFonts w:ascii="Helvetica" w:hAnsi="Helvetica" w:eastAsia="Helvetica" w:cs="Helvetica"/>
+                <w:i w:val="false"/>
+                <w:b w:val="false"/>
+                <w:u w:val="none"/>
+                <w:sz w:val="22"/>
+                <w:szCs w:val="22"/>
+                <w:color w:val="000000"/>
+              </w:rPr>
+              <w:t xml:space="preserve">0.160</w:t>
             </w:r>
           </w:p>
         </w:tc>
@@ -7865,113 +7865,113 @@
                 <w:szCs w:val="22"/>
                 <w:color w:val="000000"/>
               </w:rPr>
-              <w:t xml:space="preserve">0.92</w:t>
-            </w:r>
-          </w:p>
-        </w:tc>
-        <w:tc>
-          <w:tcPr>
-            <w:tcBorders>
-              <w:bottom w:val="none" w:sz="0" w:space="0" w:color="000000"/>
-              <w:top w:val="none" w:sz="0" w:space="0" w:color="000000"/>
-              <w:left w:val="none" w:sz="0" w:space="0" w:color="000000"/>
-              <w:right w:val="none" w:sz="0" w:space="0" w:color="000000"/>
-            </w:tcBorders>
-            <w:shd w:val="clear" w:color="auto" w:fill="FFFFFF"/>
-            <w:tcMar>
-              <w:top w:w="0" w:type="dxa"/>
-              <w:bottom w:w="0" w:type="dxa"/>
-              <w:left w:w="0" w:type="dxa"/>
-              <w:right w:w="0" w:type="dxa"/>
-            </w:tcMar>
-            <w:vAlign w:val="top"/>
-          </w:tcPr>
-          <w:p>
-            <w:pPr>
-              <w:pStyle w:val="Normal"/>
-              <w:jc w:val="center"/>
-              <w:pBdr>
-                <w:bottom w:val="none" w:sz="0" w:space="0" w:color="000000"/>
-                <w:top w:val="none" w:sz="0" w:space="0" w:color="000000"/>
-                <w:left w:val="none" w:sz="0" w:space="0" w:color="000000"/>
-                <w:right w:val="none" w:sz="0" w:space="0" w:color="000000"/>
-              </w:pBdr>
-              <w:spacing w:after="100" w:before="100" w:line="240"/>
-              <w:ind w:left="100" w:right="100" w:firstLine="0" w:firstLineChars="0"/>
-              <w:rPr>
-                <w:rFonts w:ascii="Helvetica" w:hAnsi="Helvetica" w:eastAsia="Helvetica" w:cs="Helvetica"/>
-                <w:i w:val="false"/>
-                <w:b w:val="false"/>
-                <w:u w:val="none"/>
-                <w:sz w:val="22"/>
-                <w:szCs w:val="22"/>
-                <w:color w:val="000000"/>
-              </w:rPr>
-            </w:pPr>
-            <w:r>
-              <w:rPr>
-                <w:rFonts w:ascii="Helvetica" w:hAnsi="Helvetica" w:eastAsia="Helvetica" w:cs="Helvetica"/>
-                <w:i w:val="false"/>
-                <w:b w:val="false"/>
-                <w:u w:val="none"/>
-                <w:sz w:val="22"/>
-                <w:szCs w:val="22"/>
-                <w:color w:val="000000"/>
-              </w:rPr>
-              <w:t xml:space="preserve">0.47, 1.80</w:t>
-            </w:r>
-          </w:p>
-        </w:tc>
-        <w:tc>
-          <w:tcPr>
-            <w:tcBorders>
-              <w:bottom w:val="none" w:sz="0" w:space="0" w:color="000000"/>
-              <w:top w:val="none" w:sz="0" w:space="0" w:color="000000"/>
-              <w:left w:val="none" w:sz="0" w:space="0" w:color="000000"/>
-              <w:right w:val="none" w:sz="0" w:space="0" w:color="000000"/>
-            </w:tcBorders>
-            <w:shd w:val="clear" w:color="auto" w:fill="FFFFFF"/>
-            <w:tcMar>
-              <w:top w:w="0" w:type="dxa"/>
-              <w:bottom w:w="0" w:type="dxa"/>
-              <w:left w:w="0" w:type="dxa"/>
-              <w:right w:w="0" w:type="dxa"/>
-            </w:tcMar>
-            <w:vAlign w:val="top"/>
-          </w:tcPr>
-          <w:p>
-            <w:pPr>
-              <w:pStyle w:val="Normal"/>
-              <w:jc w:val="center"/>
-              <w:pBdr>
-                <w:bottom w:val="none" w:sz="0" w:space="0" w:color="000000"/>
-                <w:top w:val="none" w:sz="0" w:space="0" w:color="000000"/>
-                <w:left w:val="none" w:sz="0" w:space="0" w:color="000000"/>
-                <w:right w:val="none" w:sz="0" w:space="0" w:color="000000"/>
-              </w:pBdr>
-              <w:spacing w:after="100" w:before="100" w:line="240"/>
-              <w:ind w:left="100" w:right="100" w:firstLine="0" w:firstLineChars="0"/>
-              <w:rPr>
-                <w:rFonts w:ascii="Helvetica" w:hAnsi="Helvetica" w:eastAsia="Helvetica" w:cs="Helvetica"/>
-                <w:i w:val="false"/>
-                <w:b w:val="false"/>
-                <w:u w:val="none"/>
-                <w:sz w:val="22"/>
-                <w:szCs w:val="22"/>
-                <w:color w:val="000000"/>
-              </w:rPr>
-            </w:pPr>
-            <w:r>
-              <w:rPr>
-                <w:rFonts w:ascii="Helvetica" w:hAnsi="Helvetica" w:eastAsia="Helvetica" w:cs="Helvetica"/>
-                <w:i w:val="false"/>
-                <w:b w:val="false"/>
-                <w:u w:val="none"/>
-                <w:sz w:val="22"/>
-                <w:szCs w:val="22"/>
-                <w:color w:val="000000"/>
-              </w:rPr>
-              <w:t xml:space="preserve">0.800</w:t>
+              <w:t xml:space="preserve">0.98</w:t>
+            </w:r>
+          </w:p>
+        </w:tc>
+        <w:tc>
+          <w:tcPr>
+            <w:tcBorders>
+              <w:bottom w:val="none" w:sz="0" w:space="0" w:color="000000"/>
+              <w:top w:val="none" w:sz="0" w:space="0" w:color="000000"/>
+              <w:left w:val="none" w:sz="0" w:space="0" w:color="000000"/>
+              <w:right w:val="none" w:sz="0" w:space="0" w:color="000000"/>
+            </w:tcBorders>
+            <w:shd w:val="clear" w:color="auto" w:fill="FFFFFF"/>
+            <w:tcMar>
+              <w:top w:w="0" w:type="dxa"/>
+              <w:bottom w:w="0" w:type="dxa"/>
+              <w:left w:w="0" w:type="dxa"/>
+              <w:right w:w="0" w:type="dxa"/>
+            </w:tcMar>
+            <w:vAlign w:val="top"/>
+          </w:tcPr>
+          <w:p>
+            <w:pPr>
+              <w:pStyle w:val="Normal"/>
+              <w:jc w:val="center"/>
+              <w:pBdr>
+                <w:bottom w:val="none" w:sz="0" w:space="0" w:color="000000"/>
+                <w:top w:val="none" w:sz="0" w:space="0" w:color="000000"/>
+                <w:left w:val="none" w:sz="0" w:space="0" w:color="000000"/>
+                <w:right w:val="none" w:sz="0" w:space="0" w:color="000000"/>
+              </w:pBdr>
+              <w:spacing w:after="100" w:before="100" w:line="240"/>
+              <w:ind w:left="100" w:right="100" w:firstLine="0" w:firstLineChars="0"/>
+              <w:rPr>
+                <w:rFonts w:ascii="Helvetica" w:hAnsi="Helvetica" w:eastAsia="Helvetica" w:cs="Helvetica"/>
+                <w:i w:val="false"/>
+                <w:b w:val="false"/>
+                <w:u w:val="none"/>
+                <w:sz w:val="22"/>
+                <w:szCs w:val="22"/>
+                <w:color w:val="000000"/>
+              </w:rPr>
+            </w:pPr>
+            <w:r>
+              <w:rPr>
+                <w:rFonts w:ascii="Helvetica" w:hAnsi="Helvetica" w:eastAsia="Helvetica" w:cs="Helvetica"/>
+                <w:i w:val="false"/>
+                <w:b w:val="false"/>
+                <w:u w:val="none"/>
+                <w:sz w:val="22"/>
+                <w:szCs w:val="22"/>
+                <w:color w:val="000000"/>
+              </w:rPr>
+              <w:t xml:space="preserve">0.50, 1.92</w:t>
+            </w:r>
+          </w:p>
+        </w:tc>
+        <w:tc>
+          <w:tcPr>
+            <w:tcBorders>
+              <w:bottom w:val="none" w:sz="0" w:space="0" w:color="000000"/>
+              <w:top w:val="none" w:sz="0" w:space="0" w:color="000000"/>
+              <w:left w:val="none" w:sz="0" w:space="0" w:color="000000"/>
+              <w:right w:val="none" w:sz="0" w:space="0" w:color="000000"/>
+            </w:tcBorders>
+            <w:shd w:val="clear" w:color="auto" w:fill="FFFFFF"/>
+            <w:tcMar>
+              <w:top w:w="0" w:type="dxa"/>
+              <w:bottom w:w="0" w:type="dxa"/>
+              <w:left w:w="0" w:type="dxa"/>
+              <w:right w:w="0" w:type="dxa"/>
+            </w:tcMar>
+            <w:vAlign w:val="top"/>
+          </w:tcPr>
+          <w:p>
+            <w:pPr>
+              <w:pStyle w:val="Normal"/>
+              <w:jc w:val="center"/>
+              <w:pBdr>
+                <w:bottom w:val="none" w:sz="0" w:space="0" w:color="000000"/>
+                <w:top w:val="none" w:sz="0" w:space="0" w:color="000000"/>
+                <w:left w:val="none" w:sz="0" w:space="0" w:color="000000"/>
+                <w:right w:val="none" w:sz="0" w:space="0" w:color="000000"/>
+              </w:pBdr>
+              <w:spacing w:after="100" w:before="100" w:line="240"/>
+              <w:ind w:left="100" w:right="100" w:firstLine="0" w:firstLineChars="0"/>
+              <w:rPr>
+                <w:rFonts w:ascii="Helvetica" w:hAnsi="Helvetica" w:eastAsia="Helvetica" w:cs="Helvetica"/>
+                <w:i w:val="false"/>
+                <w:b w:val="false"/>
+                <w:u w:val="none"/>
+                <w:sz w:val="22"/>
+                <w:szCs w:val="22"/>
+                <w:color w:val="000000"/>
+              </w:rPr>
+            </w:pPr>
+            <w:r>
+              <w:rPr>
+                <w:rFonts w:ascii="Helvetica" w:hAnsi="Helvetica" w:eastAsia="Helvetica" w:cs="Helvetica"/>
+                <w:i w:val="false"/>
+                <w:b w:val="false"/>
+                <w:u w:val="none"/>
+                <w:sz w:val="22"/>
+                <w:szCs w:val="22"/>
+                <w:color w:val="000000"/>
+              </w:rPr>
+              <w:t xml:space="preserve">0.950</w:t>
             </w:r>
           </w:p>
         </w:tc>
@@ -8136,113 +8136,113 @@
                 <w:szCs w:val="22"/>
                 <w:color w:val="000000"/>
               </w:rPr>
-              <w:t xml:space="preserve">0.80</w:t>
-            </w:r>
-          </w:p>
-        </w:tc>
-        <w:tc>
-          <w:tcPr>
-            <w:tcBorders>
-              <w:bottom w:val="none" w:sz="0" w:space="0" w:color="000000"/>
-              <w:top w:val="none" w:sz="0" w:space="0" w:color="000000"/>
-              <w:left w:val="none" w:sz="0" w:space="0" w:color="000000"/>
-              <w:right w:val="none" w:sz="0" w:space="0" w:color="000000"/>
-            </w:tcBorders>
-            <w:shd w:val="clear" w:color="auto" w:fill="FFFFFF"/>
-            <w:tcMar>
-              <w:top w:w="0" w:type="dxa"/>
-              <w:bottom w:w="0" w:type="dxa"/>
-              <w:left w:w="0" w:type="dxa"/>
-              <w:right w:w="0" w:type="dxa"/>
-            </w:tcMar>
-            <w:vAlign w:val="top"/>
-          </w:tcPr>
-          <w:p>
-            <w:pPr>
-              <w:pStyle w:val="Normal"/>
-              <w:jc w:val="center"/>
-              <w:pBdr>
-                <w:bottom w:val="none" w:sz="0" w:space="0" w:color="000000"/>
-                <w:top w:val="none" w:sz="0" w:space="0" w:color="000000"/>
-                <w:left w:val="none" w:sz="0" w:space="0" w:color="000000"/>
-                <w:right w:val="none" w:sz="0" w:space="0" w:color="000000"/>
-              </w:pBdr>
-              <w:spacing w:after="100" w:before="100" w:line="240"/>
-              <w:ind w:left="100" w:right="100" w:firstLine="0" w:firstLineChars="0"/>
-              <w:rPr>
-                <w:rFonts w:ascii="Helvetica" w:hAnsi="Helvetica" w:eastAsia="Helvetica" w:cs="Helvetica"/>
-                <w:i w:val="false"/>
-                <w:b w:val="false"/>
-                <w:u w:val="none"/>
-                <w:sz w:val="22"/>
-                <w:szCs w:val="22"/>
-                <w:color w:val="000000"/>
-              </w:rPr>
-            </w:pPr>
-            <w:r>
-              <w:rPr>
-                <w:rFonts w:ascii="Helvetica" w:hAnsi="Helvetica" w:eastAsia="Helvetica" w:cs="Helvetica"/>
-                <w:i w:val="false"/>
-                <w:b w:val="false"/>
-                <w:u w:val="none"/>
-                <w:sz w:val="22"/>
-                <w:szCs w:val="22"/>
-                <w:color w:val="000000"/>
-              </w:rPr>
-              <w:t xml:space="preserve">0.50, 1.26</w:t>
-            </w:r>
-          </w:p>
-        </w:tc>
-        <w:tc>
-          <w:tcPr>
-            <w:tcBorders>
-              <w:bottom w:val="none" w:sz="0" w:space="0" w:color="000000"/>
-              <w:top w:val="none" w:sz="0" w:space="0" w:color="000000"/>
-              <w:left w:val="none" w:sz="0" w:space="0" w:color="000000"/>
-              <w:right w:val="none" w:sz="0" w:space="0" w:color="000000"/>
-            </w:tcBorders>
-            <w:shd w:val="clear" w:color="auto" w:fill="FFFFFF"/>
-            <w:tcMar>
-              <w:top w:w="0" w:type="dxa"/>
-              <w:bottom w:w="0" w:type="dxa"/>
-              <w:left w:w="0" w:type="dxa"/>
-              <w:right w:w="0" w:type="dxa"/>
-            </w:tcMar>
-            <w:vAlign w:val="top"/>
-          </w:tcPr>
-          <w:p>
-            <w:pPr>
-              <w:pStyle w:val="Normal"/>
-              <w:jc w:val="center"/>
-              <w:pBdr>
-                <w:bottom w:val="none" w:sz="0" w:space="0" w:color="000000"/>
-                <w:top w:val="none" w:sz="0" w:space="0" w:color="000000"/>
-                <w:left w:val="none" w:sz="0" w:space="0" w:color="000000"/>
-                <w:right w:val="none" w:sz="0" w:space="0" w:color="000000"/>
-              </w:pBdr>
-              <w:spacing w:after="100" w:before="100" w:line="240"/>
-              <w:ind w:left="100" w:right="100" w:firstLine="0" w:firstLineChars="0"/>
-              <w:rPr>
-                <w:rFonts w:ascii="Helvetica" w:hAnsi="Helvetica" w:eastAsia="Helvetica" w:cs="Helvetica"/>
-                <w:i w:val="false"/>
-                <w:b w:val="false"/>
-                <w:u w:val="none"/>
-                <w:sz w:val="22"/>
-                <w:szCs w:val="22"/>
-                <w:color w:val="000000"/>
-              </w:rPr>
-            </w:pPr>
-            <w:r>
-              <w:rPr>
-                <w:rFonts w:ascii="Helvetica" w:hAnsi="Helvetica" w:eastAsia="Helvetica" w:cs="Helvetica"/>
-                <w:i w:val="false"/>
-                <w:b w:val="false"/>
-                <w:u w:val="none"/>
-                <w:sz w:val="22"/>
-                <w:szCs w:val="22"/>
-                <w:color w:val="000000"/>
-              </w:rPr>
-              <w:t xml:space="preserve">0.330</w:t>
+              <w:t xml:space="preserve">0.79</w:t>
+            </w:r>
+          </w:p>
+        </w:tc>
+        <w:tc>
+          <w:tcPr>
+            <w:tcBorders>
+              <w:bottom w:val="none" w:sz="0" w:space="0" w:color="000000"/>
+              <w:top w:val="none" w:sz="0" w:space="0" w:color="000000"/>
+              <w:left w:val="none" w:sz="0" w:space="0" w:color="000000"/>
+              <w:right w:val="none" w:sz="0" w:space="0" w:color="000000"/>
+            </w:tcBorders>
+            <w:shd w:val="clear" w:color="auto" w:fill="FFFFFF"/>
+            <w:tcMar>
+              <w:top w:w="0" w:type="dxa"/>
+              <w:bottom w:w="0" w:type="dxa"/>
+              <w:left w:w="0" w:type="dxa"/>
+              <w:right w:w="0" w:type="dxa"/>
+            </w:tcMar>
+            <w:vAlign w:val="top"/>
+          </w:tcPr>
+          <w:p>
+            <w:pPr>
+              <w:pStyle w:val="Normal"/>
+              <w:jc w:val="center"/>
+              <w:pBdr>
+                <w:bottom w:val="none" w:sz="0" w:space="0" w:color="000000"/>
+                <w:top w:val="none" w:sz="0" w:space="0" w:color="000000"/>
+                <w:left w:val="none" w:sz="0" w:space="0" w:color="000000"/>
+                <w:right w:val="none" w:sz="0" w:space="0" w:color="000000"/>
+              </w:pBdr>
+              <w:spacing w:after="100" w:before="100" w:line="240"/>
+              <w:ind w:left="100" w:right="100" w:firstLine="0" w:firstLineChars="0"/>
+              <w:rPr>
+                <w:rFonts w:ascii="Helvetica" w:hAnsi="Helvetica" w:eastAsia="Helvetica" w:cs="Helvetica"/>
+                <w:i w:val="false"/>
+                <w:b w:val="false"/>
+                <w:u w:val="none"/>
+                <w:sz w:val="22"/>
+                <w:szCs w:val="22"/>
+                <w:color w:val="000000"/>
+              </w:rPr>
+            </w:pPr>
+            <w:r>
+              <w:rPr>
+                <w:rFonts w:ascii="Helvetica" w:hAnsi="Helvetica" w:eastAsia="Helvetica" w:cs="Helvetica"/>
+                <w:i w:val="false"/>
+                <w:b w:val="false"/>
+                <w:u w:val="none"/>
+                <w:sz w:val="22"/>
+                <w:szCs w:val="22"/>
+                <w:color w:val="000000"/>
+              </w:rPr>
+              <w:t xml:space="preserve">0.50, 1.25</w:t>
+            </w:r>
+          </w:p>
+        </w:tc>
+        <w:tc>
+          <w:tcPr>
+            <w:tcBorders>
+              <w:bottom w:val="none" w:sz="0" w:space="0" w:color="000000"/>
+              <w:top w:val="none" w:sz="0" w:space="0" w:color="000000"/>
+              <w:left w:val="none" w:sz="0" w:space="0" w:color="000000"/>
+              <w:right w:val="none" w:sz="0" w:space="0" w:color="000000"/>
+            </w:tcBorders>
+            <w:shd w:val="clear" w:color="auto" w:fill="FFFFFF"/>
+            <w:tcMar>
+              <w:top w:w="0" w:type="dxa"/>
+              <w:bottom w:w="0" w:type="dxa"/>
+              <w:left w:w="0" w:type="dxa"/>
+              <w:right w:w="0" w:type="dxa"/>
+            </w:tcMar>
+            <w:vAlign w:val="top"/>
+          </w:tcPr>
+          <w:p>
+            <w:pPr>
+              <w:pStyle w:val="Normal"/>
+              <w:jc w:val="center"/>
+              <w:pBdr>
+                <w:bottom w:val="none" w:sz="0" w:space="0" w:color="000000"/>
+                <w:top w:val="none" w:sz="0" w:space="0" w:color="000000"/>
+                <w:left w:val="none" w:sz="0" w:space="0" w:color="000000"/>
+                <w:right w:val="none" w:sz="0" w:space="0" w:color="000000"/>
+              </w:pBdr>
+              <w:spacing w:after="100" w:before="100" w:line="240"/>
+              <w:ind w:left="100" w:right="100" w:firstLine="0" w:firstLineChars="0"/>
+              <w:rPr>
+                <w:rFonts w:ascii="Helvetica" w:hAnsi="Helvetica" w:eastAsia="Helvetica" w:cs="Helvetica"/>
+                <w:i w:val="false"/>
+                <w:b w:val="false"/>
+                <w:u w:val="none"/>
+                <w:sz w:val="22"/>
+                <w:szCs w:val="22"/>
+                <w:color w:val="000000"/>
+              </w:rPr>
+            </w:pPr>
+            <w:r>
+              <w:rPr>
+                <w:rFonts w:ascii="Helvetica" w:hAnsi="Helvetica" w:eastAsia="Helvetica" w:cs="Helvetica"/>
+                <w:i w:val="false"/>
+                <w:b w:val="false"/>
+                <w:u w:val="none"/>
+                <w:sz w:val="22"/>
+                <w:szCs w:val="22"/>
+                <w:color w:val="000000"/>
+              </w:rPr>
+              <w:t xml:space="preserve">0.320</w:t>
             </w:r>
           </w:p>
         </w:tc>
@@ -8401,7 +8401,7 @@
                 <w:szCs w:val="22"/>
                 <w:color w:val="000000"/>
               </w:rPr>
-              <w:t xml:space="preserve">0.30, 1.17</w:t>
+              <w:t xml:space="preserve">0.30, 1.16</w:t>
             </w:r>
           </w:p>
         </w:tc>
@@ -8619,113 +8619,113 @@
                 <w:szCs w:val="22"/>
                 <w:color w:val="000000"/>
               </w:rPr>
-              <w:t xml:space="preserve">1.25</w:t>
-            </w:r>
-          </w:p>
-        </w:tc>
-        <w:tc>
-          <w:tcPr>
-            <w:tcBorders>
-              <w:bottom w:val="none" w:sz="0" w:space="0" w:color="000000"/>
-              <w:top w:val="none" w:sz="0" w:space="0" w:color="000000"/>
-              <w:left w:val="none" w:sz="0" w:space="0" w:color="000000"/>
-              <w:right w:val="none" w:sz="0" w:space="0" w:color="000000"/>
-            </w:tcBorders>
-            <w:shd w:val="clear" w:color="auto" w:fill="FFFFFF"/>
-            <w:tcMar>
-              <w:top w:w="0" w:type="dxa"/>
-              <w:bottom w:w="0" w:type="dxa"/>
-              <w:left w:w="0" w:type="dxa"/>
-              <w:right w:w="0" w:type="dxa"/>
-            </w:tcMar>
-            <w:vAlign w:val="top"/>
-          </w:tcPr>
-          <w:p>
-            <w:pPr>
-              <w:pStyle w:val="Normal"/>
-              <w:jc w:val="center"/>
-              <w:pBdr>
-                <w:bottom w:val="none" w:sz="0" w:space="0" w:color="000000"/>
-                <w:top w:val="none" w:sz="0" w:space="0" w:color="000000"/>
-                <w:left w:val="none" w:sz="0" w:space="0" w:color="000000"/>
-                <w:right w:val="none" w:sz="0" w:space="0" w:color="000000"/>
-              </w:pBdr>
-              <w:spacing w:after="100" w:before="100" w:line="240"/>
-              <w:ind w:left="100" w:right="100" w:firstLine="0" w:firstLineChars="0"/>
-              <w:rPr>
-                <w:rFonts w:ascii="Helvetica" w:hAnsi="Helvetica" w:eastAsia="Helvetica" w:cs="Helvetica"/>
-                <w:i w:val="false"/>
-                <w:b w:val="false"/>
-                <w:u w:val="none"/>
-                <w:sz w:val="22"/>
-                <w:szCs w:val="22"/>
-                <w:color w:val="000000"/>
-              </w:rPr>
-            </w:pPr>
-            <w:r>
-              <w:rPr>
-                <w:rFonts w:ascii="Helvetica" w:hAnsi="Helvetica" w:eastAsia="Helvetica" w:cs="Helvetica"/>
-                <w:i w:val="false"/>
-                <w:b w:val="false"/>
-                <w:u w:val="none"/>
-                <w:sz w:val="22"/>
-                <w:szCs w:val="22"/>
-                <w:color w:val="000000"/>
-              </w:rPr>
-              <w:t xml:space="preserve">0.78, 2.00</w:t>
-            </w:r>
-          </w:p>
-        </w:tc>
-        <w:tc>
-          <w:tcPr>
-            <w:tcBorders>
-              <w:bottom w:val="none" w:sz="0" w:space="0" w:color="000000"/>
-              <w:top w:val="none" w:sz="0" w:space="0" w:color="000000"/>
-              <w:left w:val="none" w:sz="0" w:space="0" w:color="000000"/>
-              <w:right w:val="none" w:sz="0" w:space="0" w:color="000000"/>
-            </w:tcBorders>
-            <w:shd w:val="clear" w:color="auto" w:fill="FFFFFF"/>
-            <w:tcMar>
-              <w:top w:w="0" w:type="dxa"/>
-              <w:bottom w:w="0" w:type="dxa"/>
-              <w:left w:w="0" w:type="dxa"/>
-              <w:right w:w="0" w:type="dxa"/>
-            </w:tcMar>
-            <w:vAlign w:val="top"/>
-          </w:tcPr>
-          <w:p>
-            <w:pPr>
-              <w:pStyle w:val="Normal"/>
-              <w:jc w:val="center"/>
-              <w:pBdr>
-                <w:bottom w:val="none" w:sz="0" w:space="0" w:color="000000"/>
-                <w:top w:val="none" w:sz="0" w:space="0" w:color="000000"/>
-                <w:left w:val="none" w:sz="0" w:space="0" w:color="000000"/>
-                <w:right w:val="none" w:sz="0" w:space="0" w:color="000000"/>
-              </w:pBdr>
-              <w:spacing w:after="100" w:before="100" w:line="240"/>
-              <w:ind w:left="100" w:right="100" w:firstLine="0" w:firstLineChars="0"/>
-              <w:rPr>
-                <w:rFonts w:ascii="Helvetica" w:hAnsi="Helvetica" w:eastAsia="Helvetica" w:cs="Helvetica"/>
-                <w:i w:val="false"/>
-                <w:b w:val="false"/>
-                <w:u w:val="none"/>
-                <w:sz w:val="22"/>
-                <w:szCs w:val="22"/>
-                <w:color w:val="000000"/>
-              </w:rPr>
-            </w:pPr>
-            <w:r>
-              <w:rPr>
-                <w:rFonts w:ascii="Helvetica" w:hAnsi="Helvetica" w:eastAsia="Helvetica" w:cs="Helvetica"/>
-                <w:i w:val="false"/>
-                <w:b w:val="false"/>
-                <w:u w:val="none"/>
-                <w:sz w:val="22"/>
-                <w:szCs w:val="22"/>
-                <w:color w:val="000000"/>
-              </w:rPr>
-              <w:t xml:space="preserve">0.350</w:t>
+              <w:t xml:space="preserve">1.24</w:t>
+            </w:r>
+          </w:p>
+        </w:tc>
+        <w:tc>
+          <w:tcPr>
+            <w:tcBorders>
+              <w:bottom w:val="none" w:sz="0" w:space="0" w:color="000000"/>
+              <w:top w:val="none" w:sz="0" w:space="0" w:color="000000"/>
+              <w:left w:val="none" w:sz="0" w:space="0" w:color="000000"/>
+              <w:right w:val="none" w:sz="0" w:space="0" w:color="000000"/>
+            </w:tcBorders>
+            <w:shd w:val="clear" w:color="auto" w:fill="FFFFFF"/>
+            <w:tcMar>
+              <w:top w:w="0" w:type="dxa"/>
+              <w:bottom w:w="0" w:type="dxa"/>
+              <w:left w:w="0" w:type="dxa"/>
+              <w:right w:w="0" w:type="dxa"/>
+            </w:tcMar>
+            <w:vAlign w:val="top"/>
+          </w:tcPr>
+          <w:p>
+            <w:pPr>
+              <w:pStyle w:val="Normal"/>
+              <w:jc w:val="center"/>
+              <w:pBdr>
+                <w:bottom w:val="none" w:sz="0" w:space="0" w:color="000000"/>
+                <w:top w:val="none" w:sz="0" w:space="0" w:color="000000"/>
+                <w:left w:val="none" w:sz="0" w:space="0" w:color="000000"/>
+                <w:right w:val="none" w:sz="0" w:space="0" w:color="000000"/>
+              </w:pBdr>
+              <w:spacing w:after="100" w:before="100" w:line="240"/>
+              <w:ind w:left="100" w:right="100" w:firstLine="0" w:firstLineChars="0"/>
+              <w:rPr>
+                <w:rFonts w:ascii="Helvetica" w:hAnsi="Helvetica" w:eastAsia="Helvetica" w:cs="Helvetica"/>
+                <w:i w:val="false"/>
+                <w:b w:val="false"/>
+                <w:u w:val="none"/>
+                <w:sz w:val="22"/>
+                <w:szCs w:val="22"/>
+                <w:color w:val="000000"/>
+              </w:rPr>
+            </w:pPr>
+            <w:r>
+              <w:rPr>
+                <w:rFonts w:ascii="Helvetica" w:hAnsi="Helvetica" w:eastAsia="Helvetica" w:cs="Helvetica"/>
+                <w:i w:val="false"/>
+                <w:b w:val="false"/>
+                <w:u w:val="none"/>
+                <w:sz w:val="22"/>
+                <w:szCs w:val="22"/>
+                <w:color w:val="000000"/>
+              </w:rPr>
+              <w:t xml:space="preserve">0.78, 1.98</w:t>
+            </w:r>
+          </w:p>
+        </w:tc>
+        <w:tc>
+          <w:tcPr>
+            <w:tcBorders>
+              <w:bottom w:val="none" w:sz="0" w:space="0" w:color="000000"/>
+              <w:top w:val="none" w:sz="0" w:space="0" w:color="000000"/>
+              <w:left w:val="none" w:sz="0" w:space="0" w:color="000000"/>
+              <w:right w:val="none" w:sz="0" w:space="0" w:color="000000"/>
+            </w:tcBorders>
+            <w:shd w:val="clear" w:color="auto" w:fill="FFFFFF"/>
+            <w:tcMar>
+              <w:top w:w="0" w:type="dxa"/>
+              <w:bottom w:w="0" w:type="dxa"/>
+              <w:left w:w="0" w:type="dxa"/>
+              <w:right w:w="0" w:type="dxa"/>
+            </w:tcMar>
+            <w:vAlign w:val="top"/>
+          </w:tcPr>
+          <w:p>
+            <w:pPr>
+              <w:pStyle w:val="Normal"/>
+              <w:jc w:val="center"/>
+              <w:pBdr>
+                <w:bottom w:val="none" w:sz="0" w:space="0" w:color="000000"/>
+                <w:top w:val="none" w:sz="0" w:space="0" w:color="000000"/>
+                <w:left w:val="none" w:sz="0" w:space="0" w:color="000000"/>
+                <w:right w:val="none" w:sz="0" w:space="0" w:color="000000"/>
+              </w:pBdr>
+              <w:spacing w:after="100" w:before="100" w:line="240"/>
+              <w:ind w:left="100" w:right="100" w:firstLine="0" w:firstLineChars="0"/>
+              <w:rPr>
+                <w:rFonts w:ascii="Helvetica" w:hAnsi="Helvetica" w:eastAsia="Helvetica" w:cs="Helvetica"/>
+                <w:i w:val="false"/>
+                <w:b w:val="false"/>
+                <w:u w:val="none"/>
+                <w:sz w:val="22"/>
+                <w:szCs w:val="22"/>
+                <w:color w:val="000000"/>
+              </w:rPr>
+            </w:pPr>
+            <w:r>
+              <w:rPr>
+                <w:rFonts w:ascii="Helvetica" w:hAnsi="Helvetica" w:eastAsia="Helvetica" w:cs="Helvetica"/>
+                <w:i w:val="false"/>
+                <w:b w:val="false"/>
+                <w:u w:val="none"/>
+                <w:sz w:val="22"/>
+                <w:szCs w:val="22"/>
+                <w:color w:val="000000"/>
+              </w:rPr>
+              <w:t xml:space="preserve">0.370</w:t>
             </w:r>
           </w:p>
         </w:tc>
@@ -8831,113 +8831,113 @@
                 <w:szCs w:val="22"/>
                 <w:color w:val="000000"/>
               </w:rPr>
-              <w:t xml:space="preserve">0.65</w:t>
-            </w:r>
-          </w:p>
-        </w:tc>
-        <w:tc>
-          <w:tcPr>
-            <w:tcBorders>
-              <w:bottom w:val="none" w:sz="0" w:space="0" w:color="000000"/>
-              <w:top w:val="none" w:sz="0" w:space="0" w:color="000000"/>
-              <w:left w:val="none" w:sz="0" w:space="0" w:color="000000"/>
-              <w:right w:val="none" w:sz="0" w:space="0" w:color="000000"/>
-            </w:tcBorders>
-            <w:shd w:val="clear" w:color="auto" w:fill="FFFFFF"/>
-            <w:tcMar>
-              <w:top w:w="0" w:type="dxa"/>
-              <w:bottom w:w="0" w:type="dxa"/>
-              <w:left w:w="0" w:type="dxa"/>
-              <w:right w:w="0" w:type="dxa"/>
-            </w:tcMar>
-            <w:vAlign w:val="top"/>
-          </w:tcPr>
-          <w:p>
-            <w:pPr>
-              <w:pStyle w:val="Normal"/>
-              <w:jc w:val="center"/>
-              <w:pBdr>
-                <w:bottom w:val="none" w:sz="0" w:space="0" w:color="000000"/>
-                <w:top w:val="none" w:sz="0" w:space="0" w:color="000000"/>
-                <w:left w:val="none" w:sz="0" w:space="0" w:color="000000"/>
-                <w:right w:val="none" w:sz="0" w:space="0" w:color="000000"/>
-              </w:pBdr>
-              <w:spacing w:after="100" w:before="100" w:line="240"/>
-              <w:ind w:left="100" w:right="100" w:firstLine="0" w:firstLineChars="0"/>
-              <w:rPr>
-                <w:rFonts w:ascii="Helvetica" w:hAnsi="Helvetica" w:eastAsia="Helvetica" w:cs="Helvetica"/>
-                <w:i w:val="false"/>
-                <w:b w:val="false"/>
-                <w:u w:val="none"/>
-                <w:sz w:val="22"/>
-                <w:szCs w:val="22"/>
-                <w:color w:val="000000"/>
-              </w:rPr>
-            </w:pPr>
-            <w:r>
-              <w:rPr>
-                <w:rFonts w:ascii="Helvetica" w:hAnsi="Helvetica" w:eastAsia="Helvetica" w:cs="Helvetica"/>
-                <w:i w:val="false"/>
-                <w:b w:val="false"/>
-                <w:u w:val="none"/>
-                <w:sz w:val="22"/>
-                <w:szCs w:val="22"/>
-                <w:color w:val="000000"/>
-              </w:rPr>
-              <w:t xml:space="preserve">0.30, 1.44</w:t>
-            </w:r>
-          </w:p>
-        </w:tc>
-        <w:tc>
-          <w:tcPr>
-            <w:tcBorders>
-              <w:bottom w:val="none" w:sz="0" w:space="0" w:color="000000"/>
-              <w:top w:val="none" w:sz="0" w:space="0" w:color="000000"/>
-              <w:left w:val="none" w:sz="0" w:space="0" w:color="000000"/>
-              <w:right w:val="none" w:sz="0" w:space="0" w:color="000000"/>
-            </w:tcBorders>
-            <w:shd w:val="clear" w:color="auto" w:fill="FFFFFF"/>
-            <w:tcMar>
-              <w:top w:w="0" w:type="dxa"/>
-              <w:bottom w:w="0" w:type="dxa"/>
-              <w:left w:w="0" w:type="dxa"/>
-              <w:right w:w="0" w:type="dxa"/>
-            </w:tcMar>
-            <w:vAlign w:val="top"/>
-          </w:tcPr>
-          <w:p>
-            <w:pPr>
-              <w:pStyle w:val="Normal"/>
-              <w:jc w:val="center"/>
-              <w:pBdr>
-                <w:bottom w:val="none" w:sz="0" w:space="0" w:color="000000"/>
-                <w:top w:val="none" w:sz="0" w:space="0" w:color="000000"/>
-                <w:left w:val="none" w:sz="0" w:space="0" w:color="000000"/>
-                <w:right w:val="none" w:sz="0" w:space="0" w:color="000000"/>
-              </w:pBdr>
-              <w:spacing w:after="100" w:before="100" w:line="240"/>
-              <w:ind w:left="100" w:right="100" w:firstLine="0" w:firstLineChars="0"/>
-              <w:rPr>
-                <w:rFonts w:ascii="Helvetica" w:hAnsi="Helvetica" w:eastAsia="Helvetica" w:cs="Helvetica"/>
-                <w:i w:val="false"/>
-                <w:b w:val="false"/>
-                <w:u w:val="none"/>
-                <w:sz w:val="22"/>
-                <w:szCs w:val="22"/>
-                <w:color w:val="000000"/>
-              </w:rPr>
-            </w:pPr>
-            <w:r>
-              <w:rPr>
-                <w:rFonts w:ascii="Helvetica" w:hAnsi="Helvetica" w:eastAsia="Helvetica" w:cs="Helvetica"/>
-                <w:i w:val="false"/>
-                <w:b w:val="false"/>
-                <w:u w:val="none"/>
-                <w:sz w:val="22"/>
-                <w:szCs w:val="22"/>
-                <w:color w:val="000000"/>
-              </w:rPr>
-              <w:t xml:space="preserve">0.290</w:t>
+              <w:t xml:space="preserve">0.64</w:t>
+            </w:r>
+          </w:p>
+        </w:tc>
+        <w:tc>
+          <w:tcPr>
+            <w:tcBorders>
+              <w:bottom w:val="none" w:sz="0" w:space="0" w:color="000000"/>
+              <w:top w:val="none" w:sz="0" w:space="0" w:color="000000"/>
+              <w:left w:val="none" w:sz="0" w:space="0" w:color="000000"/>
+              <w:right w:val="none" w:sz="0" w:space="0" w:color="000000"/>
+            </w:tcBorders>
+            <w:shd w:val="clear" w:color="auto" w:fill="FFFFFF"/>
+            <w:tcMar>
+              <w:top w:w="0" w:type="dxa"/>
+              <w:bottom w:w="0" w:type="dxa"/>
+              <w:left w:w="0" w:type="dxa"/>
+              <w:right w:w="0" w:type="dxa"/>
+            </w:tcMar>
+            <w:vAlign w:val="top"/>
+          </w:tcPr>
+          <w:p>
+            <w:pPr>
+              <w:pStyle w:val="Normal"/>
+              <w:jc w:val="center"/>
+              <w:pBdr>
+                <w:bottom w:val="none" w:sz="0" w:space="0" w:color="000000"/>
+                <w:top w:val="none" w:sz="0" w:space="0" w:color="000000"/>
+                <w:left w:val="none" w:sz="0" w:space="0" w:color="000000"/>
+                <w:right w:val="none" w:sz="0" w:space="0" w:color="000000"/>
+              </w:pBdr>
+              <w:spacing w:after="100" w:before="100" w:line="240"/>
+              <w:ind w:left="100" w:right="100" w:firstLine="0" w:firstLineChars="0"/>
+              <w:rPr>
+                <w:rFonts w:ascii="Helvetica" w:hAnsi="Helvetica" w:eastAsia="Helvetica" w:cs="Helvetica"/>
+                <w:i w:val="false"/>
+                <w:b w:val="false"/>
+                <w:u w:val="none"/>
+                <w:sz w:val="22"/>
+                <w:szCs w:val="22"/>
+                <w:color w:val="000000"/>
+              </w:rPr>
+            </w:pPr>
+            <w:r>
+              <w:rPr>
+                <w:rFonts w:ascii="Helvetica" w:hAnsi="Helvetica" w:eastAsia="Helvetica" w:cs="Helvetica"/>
+                <w:i w:val="false"/>
+                <w:b w:val="false"/>
+                <w:u w:val="none"/>
+                <w:sz w:val="22"/>
+                <w:szCs w:val="22"/>
+                <w:color w:val="000000"/>
+              </w:rPr>
+              <w:t xml:space="preserve">0.29, 1.42</w:t>
+            </w:r>
+          </w:p>
+        </w:tc>
+        <w:tc>
+          <w:tcPr>
+            <w:tcBorders>
+              <w:bottom w:val="none" w:sz="0" w:space="0" w:color="000000"/>
+              <w:top w:val="none" w:sz="0" w:space="0" w:color="000000"/>
+              <w:left w:val="none" w:sz="0" w:space="0" w:color="000000"/>
+              <w:right w:val="none" w:sz="0" w:space="0" w:color="000000"/>
+            </w:tcBorders>
+            <w:shd w:val="clear" w:color="auto" w:fill="FFFFFF"/>
+            <w:tcMar>
+              <w:top w:w="0" w:type="dxa"/>
+              <w:bottom w:w="0" w:type="dxa"/>
+              <w:left w:w="0" w:type="dxa"/>
+              <w:right w:w="0" w:type="dxa"/>
+            </w:tcMar>
+            <w:vAlign w:val="top"/>
+          </w:tcPr>
+          <w:p>
+            <w:pPr>
+              <w:pStyle w:val="Normal"/>
+              <w:jc w:val="center"/>
+              <w:pBdr>
+                <w:bottom w:val="none" w:sz="0" w:space="0" w:color="000000"/>
+                <w:top w:val="none" w:sz="0" w:space="0" w:color="000000"/>
+                <w:left w:val="none" w:sz="0" w:space="0" w:color="000000"/>
+                <w:right w:val="none" w:sz="0" w:space="0" w:color="000000"/>
+              </w:pBdr>
+              <w:spacing w:after="100" w:before="100" w:line="240"/>
+              <w:ind w:left="100" w:right="100" w:firstLine="0" w:firstLineChars="0"/>
+              <w:rPr>
+                <w:rFonts w:ascii="Helvetica" w:hAnsi="Helvetica" w:eastAsia="Helvetica" w:cs="Helvetica"/>
+                <w:i w:val="false"/>
+                <w:b w:val="false"/>
+                <w:u w:val="none"/>
+                <w:sz w:val="22"/>
+                <w:szCs w:val="22"/>
+                <w:color w:val="000000"/>
+              </w:rPr>
+            </w:pPr>
+            <w:r>
+              <w:rPr>
+                <w:rFonts w:ascii="Helvetica" w:hAnsi="Helvetica" w:eastAsia="Helvetica" w:cs="Helvetica"/>
+                <w:i w:val="false"/>
+                <w:b w:val="false"/>
+                <w:u w:val="none"/>
+                <w:sz w:val="22"/>
+                <w:szCs w:val="22"/>
+                <w:color w:val="000000"/>
+              </w:rPr>
+              <w:t xml:space="preserve">0.270</w:t>
             </w:r>
           </w:p>
         </w:tc>
@@ -10068,113 +10068,113 @@
                 <w:szCs w:val="22"/>
                 <w:color w:val="000000"/>
               </w:rPr>
-              <w:t xml:space="preserve">1.49</w:t>
-            </w:r>
-          </w:p>
-        </w:tc>
-        <w:tc>
-          <w:tcPr>
-            <w:tcBorders>
-              <w:bottom w:val="none" w:sz="0" w:space="0" w:color="000000"/>
-              <w:top w:val="none" w:sz="0" w:space="0" w:color="000000"/>
-              <w:left w:val="none" w:sz="0" w:space="0" w:color="000000"/>
-              <w:right w:val="none" w:sz="0" w:space="0" w:color="000000"/>
-            </w:tcBorders>
-            <w:shd w:val="clear" w:color="auto" w:fill="FFFFFF"/>
-            <w:tcMar>
-              <w:top w:w="0" w:type="dxa"/>
-              <w:bottom w:w="0" w:type="dxa"/>
-              <w:left w:w="0" w:type="dxa"/>
-              <w:right w:w="0" w:type="dxa"/>
-            </w:tcMar>
-            <w:vAlign w:val="top"/>
-          </w:tcPr>
-          <w:p>
-            <w:pPr>
-              <w:pStyle w:val="Normal"/>
-              <w:jc w:val="center"/>
-              <w:pBdr>
-                <w:bottom w:val="none" w:sz="0" w:space="0" w:color="000000"/>
-                <w:top w:val="none" w:sz="0" w:space="0" w:color="000000"/>
-                <w:left w:val="none" w:sz="0" w:space="0" w:color="000000"/>
-                <w:right w:val="none" w:sz="0" w:space="0" w:color="000000"/>
-              </w:pBdr>
-              <w:spacing w:after="100" w:before="100" w:line="240"/>
-              <w:ind w:left="100" w:right="100" w:firstLine="0" w:firstLineChars="0"/>
-              <w:rPr>
-                <w:rFonts w:ascii="Helvetica" w:hAnsi="Helvetica" w:eastAsia="Helvetica" w:cs="Helvetica"/>
-                <w:i w:val="false"/>
-                <w:b w:val="false"/>
-                <w:u w:val="none"/>
-                <w:sz w:val="22"/>
-                <w:szCs w:val="22"/>
-                <w:color w:val="000000"/>
-              </w:rPr>
-            </w:pPr>
-            <w:r>
-              <w:rPr>
-                <w:rFonts w:ascii="Helvetica" w:hAnsi="Helvetica" w:eastAsia="Helvetica" w:cs="Helvetica"/>
-                <w:i w:val="false"/>
-                <w:b w:val="false"/>
-                <w:u w:val="none"/>
-                <w:sz w:val="22"/>
-                <w:szCs w:val="22"/>
-                <w:color w:val="000000"/>
-              </w:rPr>
-              <w:t xml:space="preserve">1.08, 2.04</w:t>
-            </w:r>
-          </w:p>
-        </w:tc>
-        <w:tc>
-          <w:tcPr>
-            <w:tcBorders>
-              <w:bottom w:val="none" w:sz="0" w:space="0" w:color="000000"/>
-              <w:top w:val="none" w:sz="0" w:space="0" w:color="000000"/>
-              <w:left w:val="none" w:sz="0" w:space="0" w:color="000000"/>
-              <w:right w:val="none" w:sz="0" w:space="0" w:color="000000"/>
-            </w:tcBorders>
-            <w:shd w:val="clear" w:color="auto" w:fill="FFFFFF"/>
-            <w:tcMar>
-              <w:top w:w="0" w:type="dxa"/>
-              <w:bottom w:w="0" w:type="dxa"/>
-              <w:left w:w="0" w:type="dxa"/>
-              <w:right w:w="0" w:type="dxa"/>
-            </w:tcMar>
-            <w:vAlign w:val="top"/>
-          </w:tcPr>
-          <w:p>
-            <w:pPr>
-              <w:pStyle w:val="Normal"/>
-              <w:jc w:val="center"/>
-              <w:pBdr>
-                <w:bottom w:val="none" w:sz="0" w:space="0" w:color="000000"/>
-                <w:top w:val="none" w:sz="0" w:space="0" w:color="000000"/>
-                <w:left w:val="none" w:sz="0" w:space="0" w:color="000000"/>
-                <w:right w:val="none" w:sz="0" w:space="0" w:color="000000"/>
-              </w:pBdr>
-              <w:spacing w:after="100" w:before="100" w:line="240"/>
-              <w:ind w:left="100" w:right="100" w:firstLine="0" w:firstLineChars="0"/>
-              <w:rPr>
-                <w:rFonts w:ascii="Helvetica" w:hAnsi="Helvetica" w:eastAsia="Helvetica" w:cs="Helvetica"/>
-                <w:i w:val="false"/>
-                <w:b w:val="false"/>
-                <w:u w:val="none"/>
-                <w:sz w:val="22"/>
-                <w:szCs w:val="22"/>
-                <w:color w:val="000000"/>
-              </w:rPr>
-            </w:pPr>
-            <w:r>
-              <w:rPr>
-                <w:rFonts w:ascii="Helvetica" w:hAnsi="Helvetica" w:eastAsia="Helvetica" w:cs="Helvetica"/>
-                <w:i w:val="false"/>
-                <w:b w:val="false"/>
-                <w:u w:val="none"/>
-                <w:sz w:val="22"/>
-                <w:szCs w:val="22"/>
-                <w:color w:val="000000"/>
-              </w:rPr>
-              <w:t xml:space="preserve">0.014</w:t>
+              <w:t xml:space="preserve">1.46</w:t>
+            </w:r>
+          </w:p>
+        </w:tc>
+        <w:tc>
+          <w:tcPr>
+            <w:tcBorders>
+              <w:bottom w:val="none" w:sz="0" w:space="0" w:color="000000"/>
+              <w:top w:val="none" w:sz="0" w:space="0" w:color="000000"/>
+              <w:left w:val="none" w:sz="0" w:space="0" w:color="000000"/>
+              <w:right w:val="none" w:sz="0" w:space="0" w:color="000000"/>
+            </w:tcBorders>
+            <w:shd w:val="clear" w:color="auto" w:fill="FFFFFF"/>
+            <w:tcMar>
+              <w:top w:w="0" w:type="dxa"/>
+              <w:bottom w:w="0" w:type="dxa"/>
+              <w:left w:w="0" w:type="dxa"/>
+              <w:right w:w="0" w:type="dxa"/>
+            </w:tcMar>
+            <w:vAlign w:val="top"/>
+          </w:tcPr>
+          <w:p>
+            <w:pPr>
+              <w:pStyle w:val="Normal"/>
+              <w:jc w:val="center"/>
+              <w:pBdr>
+                <w:bottom w:val="none" w:sz="0" w:space="0" w:color="000000"/>
+                <w:top w:val="none" w:sz="0" w:space="0" w:color="000000"/>
+                <w:left w:val="none" w:sz="0" w:space="0" w:color="000000"/>
+                <w:right w:val="none" w:sz="0" w:space="0" w:color="000000"/>
+              </w:pBdr>
+              <w:spacing w:after="100" w:before="100" w:line="240"/>
+              <w:ind w:left="100" w:right="100" w:firstLine="0" w:firstLineChars="0"/>
+              <w:rPr>
+                <w:rFonts w:ascii="Helvetica" w:hAnsi="Helvetica" w:eastAsia="Helvetica" w:cs="Helvetica"/>
+                <w:i w:val="false"/>
+                <w:b w:val="false"/>
+                <w:u w:val="none"/>
+                <w:sz w:val="22"/>
+                <w:szCs w:val="22"/>
+                <w:color w:val="000000"/>
+              </w:rPr>
+            </w:pPr>
+            <w:r>
+              <w:rPr>
+                <w:rFonts w:ascii="Helvetica" w:hAnsi="Helvetica" w:eastAsia="Helvetica" w:cs="Helvetica"/>
+                <w:i w:val="false"/>
+                <w:b w:val="false"/>
+                <w:u w:val="none"/>
+                <w:sz w:val="22"/>
+                <w:szCs w:val="22"/>
+                <w:color w:val="000000"/>
+              </w:rPr>
+              <w:t xml:space="preserve">1.07, 2.00</w:t>
+            </w:r>
+          </w:p>
+        </w:tc>
+        <w:tc>
+          <w:tcPr>
+            <w:tcBorders>
+              <w:bottom w:val="none" w:sz="0" w:space="0" w:color="000000"/>
+              <w:top w:val="none" w:sz="0" w:space="0" w:color="000000"/>
+              <w:left w:val="none" w:sz="0" w:space="0" w:color="000000"/>
+              <w:right w:val="none" w:sz="0" w:space="0" w:color="000000"/>
+            </w:tcBorders>
+            <w:shd w:val="clear" w:color="auto" w:fill="FFFFFF"/>
+            <w:tcMar>
+              <w:top w:w="0" w:type="dxa"/>
+              <w:bottom w:w="0" w:type="dxa"/>
+              <w:left w:w="0" w:type="dxa"/>
+              <w:right w:w="0" w:type="dxa"/>
+            </w:tcMar>
+            <w:vAlign w:val="top"/>
+          </w:tcPr>
+          <w:p>
+            <w:pPr>
+              <w:pStyle w:val="Normal"/>
+              <w:jc w:val="center"/>
+              <w:pBdr>
+                <w:bottom w:val="none" w:sz="0" w:space="0" w:color="000000"/>
+                <w:top w:val="none" w:sz="0" w:space="0" w:color="000000"/>
+                <w:left w:val="none" w:sz="0" w:space="0" w:color="000000"/>
+                <w:right w:val="none" w:sz="0" w:space="0" w:color="000000"/>
+              </w:pBdr>
+              <w:spacing w:after="100" w:before="100" w:line="240"/>
+              <w:ind w:left="100" w:right="100" w:firstLine="0" w:firstLineChars="0"/>
+              <w:rPr>
+                <w:rFonts w:ascii="Helvetica" w:hAnsi="Helvetica" w:eastAsia="Helvetica" w:cs="Helvetica"/>
+                <w:i w:val="false"/>
+                <w:b w:val="false"/>
+                <w:u w:val="none"/>
+                <w:sz w:val="22"/>
+                <w:szCs w:val="22"/>
+                <w:color w:val="000000"/>
+              </w:rPr>
+            </w:pPr>
+            <w:r>
+              <w:rPr>
+                <w:rFonts w:ascii="Helvetica" w:hAnsi="Helvetica" w:eastAsia="Helvetica" w:cs="Helvetica"/>
+                <w:i w:val="false"/>
+                <w:b w:val="false"/>
+                <w:u w:val="none"/>
+                <w:sz w:val="22"/>
+                <w:szCs w:val="22"/>
+                <w:color w:val="000000"/>
+              </w:rPr>
+              <w:t xml:space="preserve">0.018</w:t>
             </w:r>
           </w:p>
         </w:tc>
@@ -10280,113 +10280,113 @@
                 <w:szCs w:val="22"/>
                 <w:color w:val="000000"/>
               </w:rPr>
-              <w:t xml:space="preserve">1.36</w:t>
-            </w:r>
-          </w:p>
-        </w:tc>
-        <w:tc>
-          <w:tcPr>
-            <w:tcBorders>
-              <w:bottom w:val="none" w:sz="0" w:space="0" w:color="000000"/>
-              <w:top w:val="none" w:sz="0" w:space="0" w:color="000000"/>
-              <w:left w:val="none" w:sz="0" w:space="0" w:color="000000"/>
-              <w:right w:val="none" w:sz="0" w:space="0" w:color="000000"/>
-            </w:tcBorders>
-            <w:shd w:val="clear" w:color="auto" w:fill="FFFFFF"/>
-            <w:tcMar>
-              <w:top w:w="0" w:type="dxa"/>
-              <w:bottom w:w="0" w:type="dxa"/>
-              <w:left w:w="0" w:type="dxa"/>
-              <w:right w:w="0" w:type="dxa"/>
-            </w:tcMar>
-            <w:vAlign w:val="top"/>
-          </w:tcPr>
-          <w:p>
-            <w:pPr>
-              <w:pStyle w:val="Normal"/>
-              <w:jc w:val="center"/>
-              <w:pBdr>
-                <w:bottom w:val="none" w:sz="0" w:space="0" w:color="000000"/>
-                <w:top w:val="none" w:sz="0" w:space="0" w:color="000000"/>
-                <w:left w:val="none" w:sz="0" w:space="0" w:color="000000"/>
-                <w:right w:val="none" w:sz="0" w:space="0" w:color="000000"/>
-              </w:pBdr>
-              <w:spacing w:after="100" w:before="100" w:line="240"/>
-              <w:ind w:left="100" w:right="100" w:firstLine="0" w:firstLineChars="0"/>
-              <w:rPr>
-                <w:rFonts w:ascii="Helvetica" w:hAnsi="Helvetica" w:eastAsia="Helvetica" w:cs="Helvetica"/>
-                <w:i w:val="false"/>
-                <w:b w:val="false"/>
-                <w:u w:val="none"/>
-                <w:sz w:val="22"/>
-                <w:szCs w:val="22"/>
-                <w:color w:val="000000"/>
-              </w:rPr>
-            </w:pPr>
-            <w:r>
-              <w:rPr>
-                <w:rFonts w:ascii="Helvetica" w:hAnsi="Helvetica" w:eastAsia="Helvetica" w:cs="Helvetica"/>
-                <w:i w:val="false"/>
-                <w:b w:val="false"/>
-                <w:u w:val="none"/>
-                <w:sz w:val="22"/>
-                <w:szCs w:val="22"/>
-                <w:color w:val="000000"/>
-              </w:rPr>
-              <w:t xml:space="preserve">0.94, 1.95</w:t>
-            </w:r>
-          </w:p>
-        </w:tc>
-        <w:tc>
-          <w:tcPr>
-            <w:tcBorders>
-              <w:bottom w:val="none" w:sz="0" w:space="0" w:color="000000"/>
-              <w:top w:val="none" w:sz="0" w:space="0" w:color="000000"/>
-              <w:left w:val="none" w:sz="0" w:space="0" w:color="000000"/>
-              <w:right w:val="none" w:sz="0" w:space="0" w:color="000000"/>
-            </w:tcBorders>
-            <w:shd w:val="clear" w:color="auto" w:fill="FFFFFF"/>
-            <w:tcMar>
-              <w:top w:w="0" w:type="dxa"/>
-              <w:bottom w:w="0" w:type="dxa"/>
-              <w:left w:w="0" w:type="dxa"/>
-              <w:right w:w="0" w:type="dxa"/>
-            </w:tcMar>
-            <w:vAlign w:val="top"/>
-          </w:tcPr>
-          <w:p>
-            <w:pPr>
-              <w:pStyle w:val="Normal"/>
-              <w:jc w:val="center"/>
-              <w:pBdr>
-                <w:bottom w:val="none" w:sz="0" w:space="0" w:color="000000"/>
-                <w:top w:val="none" w:sz="0" w:space="0" w:color="000000"/>
-                <w:left w:val="none" w:sz="0" w:space="0" w:color="000000"/>
-                <w:right w:val="none" w:sz="0" w:space="0" w:color="000000"/>
-              </w:pBdr>
-              <w:spacing w:after="100" w:before="100" w:line="240"/>
-              <w:ind w:left="100" w:right="100" w:firstLine="0" w:firstLineChars="0"/>
-              <w:rPr>
-                <w:rFonts w:ascii="Helvetica" w:hAnsi="Helvetica" w:eastAsia="Helvetica" w:cs="Helvetica"/>
-                <w:i w:val="false"/>
-                <w:b w:val="false"/>
-                <w:u w:val="none"/>
-                <w:sz w:val="22"/>
-                <w:szCs w:val="22"/>
-                <w:color w:val="000000"/>
-              </w:rPr>
-            </w:pPr>
-            <w:r>
-              <w:rPr>
-                <w:rFonts w:ascii="Helvetica" w:hAnsi="Helvetica" w:eastAsia="Helvetica" w:cs="Helvetica"/>
-                <w:i w:val="false"/>
-                <w:b w:val="false"/>
-                <w:u w:val="none"/>
-                <w:sz w:val="22"/>
-                <w:szCs w:val="22"/>
-                <w:color w:val="000000"/>
-              </w:rPr>
-              <w:t xml:space="preserve">0.100</w:t>
+              <w:t xml:space="preserve">1.32</w:t>
+            </w:r>
+          </w:p>
+        </w:tc>
+        <w:tc>
+          <w:tcPr>
+            <w:tcBorders>
+              <w:bottom w:val="none" w:sz="0" w:space="0" w:color="000000"/>
+              <w:top w:val="none" w:sz="0" w:space="0" w:color="000000"/>
+              <w:left w:val="none" w:sz="0" w:space="0" w:color="000000"/>
+              <w:right w:val="none" w:sz="0" w:space="0" w:color="000000"/>
+            </w:tcBorders>
+            <w:shd w:val="clear" w:color="auto" w:fill="FFFFFF"/>
+            <w:tcMar>
+              <w:top w:w="0" w:type="dxa"/>
+              <w:bottom w:w="0" w:type="dxa"/>
+              <w:left w:w="0" w:type="dxa"/>
+              <w:right w:w="0" w:type="dxa"/>
+            </w:tcMar>
+            <w:vAlign w:val="top"/>
+          </w:tcPr>
+          <w:p>
+            <w:pPr>
+              <w:pStyle w:val="Normal"/>
+              <w:jc w:val="center"/>
+              <w:pBdr>
+                <w:bottom w:val="none" w:sz="0" w:space="0" w:color="000000"/>
+                <w:top w:val="none" w:sz="0" w:space="0" w:color="000000"/>
+                <w:left w:val="none" w:sz="0" w:space="0" w:color="000000"/>
+                <w:right w:val="none" w:sz="0" w:space="0" w:color="000000"/>
+              </w:pBdr>
+              <w:spacing w:after="100" w:before="100" w:line="240"/>
+              <w:ind w:left="100" w:right="100" w:firstLine="0" w:firstLineChars="0"/>
+              <w:rPr>
+                <w:rFonts w:ascii="Helvetica" w:hAnsi="Helvetica" w:eastAsia="Helvetica" w:cs="Helvetica"/>
+                <w:i w:val="false"/>
+                <w:b w:val="false"/>
+                <w:u w:val="none"/>
+                <w:sz w:val="22"/>
+                <w:szCs w:val="22"/>
+                <w:color w:val="000000"/>
+              </w:rPr>
+            </w:pPr>
+            <w:r>
+              <w:rPr>
+                <w:rFonts w:ascii="Helvetica" w:hAnsi="Helvetica" w:eastAsia="Helvetica" w:cs="Helvetica"/>
+                <w:i w:val="false"/>
+                <w:b w:val="false"/>
+                <w:u w:val="none"/>
+                <w:sz w:val="22"/>
+                <w:szCs w:val="22"/>
+                <w:color w:val="000000"/>
+              </w:rPr>
+              <w:t xml:space="preserve">0.92, 1.89</w:t>
+            </w:r>
+          </w:p>
+        </w:tc>
+        <w:tc>
+          <w:tcPr>
+            <w:tcBorders>
+              <w:bottom w:val="none" w:sz="0" w:space="0" w:color="000000"/>
+              <w:top w:val="none" w:sz="0" w:space="0" w:color="000000"/>
+              <w:left w:val="none" w:sz="0" w:space="0" w:color="000000"/>
+              <w:right w:val="none" w:sz="0" w:space="0" w:color="000000"/>
+            </w:tcBorders>
+            <w:shd w:val="clear" w:color="auto" w:fill="FFFFFF"/>
+            <w:tcMar>
+              <w:top w:w="0" w:type="dxa"/>
+              <w:bottom w:w="0" w:type="dxa"/>
+              <w:left w:w="0" w:type="dxa"/>
+              <w:right w:w="0" w:type="dxa"/>
+            </w:tcMar>
+            <w:vAlign w:val="top"/>
+          </w:tcPr>
+          <w:p>
+            <w:pPr>
+              <w:pStyle w:val="Normal"/>
+              <w:jc w:val="center"/>
+              <w:pBdr>
+                <w:bottom w:val="none" w:sz="0" w:space="0" w:color="000000"/>
+                <w:top w:val="none" w:sz="0" w:space="0" w:color="000000"/>
+                <w:left w:val="none" w:sz="0" w:space="0" w:color="000000"/>
+                <w:right w:val="none" w:sz="0" w:space="0" w:color="000000"/>
+              </w:pBdr>
+              <w:spacing w:after="100" w:before="100" w:line="240"/>
+              <w:ind w:left="100" w:right="100" w:firstLine="0" w:firstLineChars="0"/>
+              <w:rPr>
+                <w:rFonts w:ascii="Helvetica" w:hAnsi="Helvetica" w:eastAsia="Helvetica" w:cs="Helvetica"/>
+                <w:i w:val="false"/>
+                <w:b w:val="false"/>
+                <w:u w:val="none"/>
+                <w:sz w:val="22"/>
+                <w:szCs w:val="22"/>
+                <w:color w:val="000000"/>
+              </w:rPr>
+            </w:pPr>
+            <w:r>
+              <w:rPr>
+                <w:rFonts w:ascii="Helvetica" w:hAnsi="Helvetica" w:eastAsia="Helvetica" w:cs="Helvetica"/>
+                <w:i w:val="false"/>
+                <w:b w:val="false"/>
+                <w:u w:val="none"/>
+                <w:sz w:val="22"/>
+                <w:szCs w:val="22"/>
+                <w:color w:val="000000"/>
+              </w:rPr>
+              <w:t xml:space="preserve">0.130</w:t>
             </w:r>
           </w:p>
         </w:tc>
@@ -11517,113 +11517,113 @@
                 <w:szCs w:val="22"/>
                 <w:color w:val="000000"/>
               </w:rPr>
-              <w:t xml:space="preserve">1.33</w:t>
-            </w:r>
-          </w:p>
-        </w:tc>
-        <w:tc>
-          <w:tcPr>
-            <w:tcBorders>
-              <w:bottom w:val="none" w:sz="0" w:space="0" w:color="000000"/>
-              <w:top w:val="none" w:sz="0" w:space="0" w:color="000000"/>
-              <w:left w:val="none" w:sz="0" w:space="0" w:color="000000"/>
-              <w:right w:val="none" w:sz="0" w:space="0" w:color="000000"/>
-            </w:tcBorders>
-            <w:shd w:val="clear" w:color="auto" w:fill="FFFFFF"/>
-            <w:tcMar>
-              <w:top w:w="0" w:type="dxa"/>
-              <w:bottom w:w="0" w:type="dxa"/>
-              <w:left w:w="0" w:type="dxa"/>
-              <w:right w:w="0" w:type="dxa"/>
-            </w:tcMar>
-            <w:vAlign w:val="top"/>
-          </w:tcPr>
-          <w:p>
-            <w:pPr>
-              <w:pStyle w:val="Normal"/>
-              <w:jc w:val="center"/>
-              <w:pBdr>
-                <w:bottom w:val="none" w:sz="0" w:space="0" w:color="000000"/>
-                <w:top w:val="none" w:sz="0" w:space="0" w:color="000000"/>
-                <w:left w:val="none" w:sz="0" w:space="0" w:color="000000"/>
-                <w:right w:val="none" w:sz="0" w:space="0" w:color="000000"/>
-              </w:pBdr>
-              <w:spacing w:after="100" w:before="100" w:line="240"/>
-              <w:ind w:left="100" w:right="100" w:firstLine="0" w:firstLineChars="0"/>
-              <w:rPr>
-                <w:rFonts w:ascii="Helvetica" w:hAnsi="Helvetica" w:eastAsia="Helvetica" w:cs="Helvetica"/>
-                <w:i w:val="false"/>
-                <w:b w:val="false"/>
-                <w:u w:val="none"/>
-                <w:sz w:val="22"/>
-                <w:szCs w:val="22"/>
-                <w:color w:val="000000"/>
-              </w:rPr>
-            </w:pPr>
-            <w:r>
-              <w:rPr>
-                <w:rFonts w:ascii="Helvetica" w:hAnsi="Helvetica" w:eastAsia="Helvetica" w:cs="Helvetica"/>
-                <w:i w:val="false"/>
-                <w:b w:val="false"/>
-                <w:u w:val="none"/>
-                <w:sz w:val="22"/>
-                <w:szCs w:val="22"/>
-                <w:color w:val="000000"/>
-              </w:rPr>
-              <w:t xml:space="preserve">1.00, 1.77</w:t>
-            </w:r>
-          </w:p>
-        </w:tc>
-        <w:tc>
-          <w:tcPr>
-            <w:tcBorders>
-              <w:bottom w:val="none" w:sz="0" w:space="0" w:color="000000"/>
-              <w:top w:val="none" w:sz="0" w:space="0" w:color="000000"/>
-              <w:left w:val="none" w:sz="0" w:space="0" w:color="000000"/>
-              <w:right w:val="none" w:sz="0" w:space="0" w:color="000000"/>
-            </w:tcBorders>
-            <w:shd w:val="clear" w:color="auto" w:fill="FFFFFF"/>
-            <w:tcMar>
-              <w:top w:w="0" w:type="dxa"/>
-              <w:bottom w:w="0" w:type="dxa"/>
-              <w:left w:w="0" w:type="dxa"/>
-              <w:right w:w="0" w:type="dxa"/>
-            </w:tcMar>
-            <w:vAlign w:val="top"/>
-          </w:tcPr>
-          <w:p>
-            <w:pPr>
-              <w:pStyle w:val="Normal"/>
-              <w:jc w:val="center"/>
-              <w:pBdr>
-                <w:bottom w:val="none" w:sz="0" w:space="0" w:color="000000"/>
-                <w:top w:val="none" w:sz="0" w:space="0" w:color="000000"/>
-                <w:left w:val="none" w:sz="0" w:space="0" w:color="000000"/>
-                <w:right w:val="none" w:sz="0" w:space="0" w:color="000000"/>
-              </w:pBdr>
-              <w:spacing w:after="100" w:before="100" w:line="240"/>
-              <w:ind w:left="100" w:right="100" w:firstLine="0" w:firstLineChars="0"/>
-              <w:rPr>
-                <w:rFonts w:ascii="Helvetica" w:hAnsi="Helvetica" w:eastAsia="Helvetica" w:cs="Helvetica"/>
-                <w:i w:val="false"/>
-                <w:b w:val="false"/>
-                <w:u w:val="none"/>
-                <w:sz w:val="22"/>
-                <w:szCs w:val="22"/>
-                <w:color w:val="000000"/>
-              </w:rPr>
-            </w:pPr>
-            <w:r>
-              <w:rPr>
-                <w:rFonts w:ascii="Helvetica" w:hAnsi="Helvetica" w:eastAsia="Helvetica" w:cs="Helvetica"/>
-                <w:i w:val="false"/>
-                <w:b w:val="false"/>
-                <w:u w:val="none"/>
-                <w:sz w:val="22"/>
-                <w:szCs w:val="22"/>
-                <w:color w:val="000000"/>
-              </w:rPr>
-              <w:t xml:space="preserve">0.047</w:t>
+              <w:t xml:space="preserve">1.32</w:t>
+            </w:r>
+          </w:p>
+        </w:tc>
+        <w:tc>
+          <w:tcPr>
+            <w:tcBorders>
+              <w:bottom w:val="none" w:sz="0" w:space="0" w:color="000000"/>
+              <w:top w:val="none" w:sz="0" w:space="0" w:color="000000"/>
+              <w:left w:val="none" w:sz="0" w:space="0" w:color="000000"/>
+              <w:right w:val="none" w:sz="0" w:space="0" w:color="000000"/>
+            </w:tcBorders>
+            <w:shd w:val="clear" w:color="auto" w:fill="FFFFFF"/>
+            <w:tcMar>
+              <w:top w:w="0" w:type="dxa"/>
+              <w:bottom w:w="0" w:type="dxa"/>
+              <w:left w:w="0" w:type="dxa"/>
+              <w:right w:w="0" w:type="dxa"/>
+            </w:tcMar>
+            <w:vAlign w:val="top"/>
+          </w:tcPr>
+          <w:p>
+            <w:pPr>
+              <w:pStyle w:val="Normal"/>
+              <w:jc w:val="center"/>
+              <w:pBdr>
+                <w:bottom w:val="none" w:sz="0" w:space="0" w:color="000000"/>
+                <w:top w:val="none" w:sz="0" w:space="0" w:color="000000"/>
+                <w:left w:val="none" w:sz="0" w:space="0" w:color="000000"/>
+                <w:right w:val="none" w:sz="0" w:space="0" w:color="000000"/>
+              </w:pBdr>
+              <w:spacing w:after="100" w:before="100" w:line="240"/>
+              <w:ind w:left="100" w:right="100" w:firstLine="0" w:firstLineChars="0"/>
+              <w:rPr>
+                <w:rFonts w:ascii="Helvetica" w:hAnsi="Helvetica" w:eastAsia="Helvetica" w:cs="Helvetica"/>
+                <w:i w:val="false"/>
+                <w:b w:val="false"/>
+                <w:u w:val="none"/>
+                <w:sz w:val="22"/>
+                <w:szCs w:val="22"/>
+                <w:color w:val="000000"/>
+              </w:rPr>
+            </w:pPr>
+            <w:r>
+              <w:rPr>
+                <w:rFonts w:ascii="Helvetica" w:hAnsi="Helvetica" w:eastAsia="Helvetica" w:cs="Helvetica"/>
+                <w:i w:val="false"/>
+                <w:b w:val="false"/>
+                <w:u w:val="none"/>
+                <w:sz w:val="22"/>
+                <w:szCs w:val="22"/>
+                <w:color w:val="000000"/>
+              </w:rPr>
+              <w:t xml:space="preserve">1.00, 1.76</w:t>
+            </w:r>
+          </w:p>
+        </w:tc>
+        <w:tc>
+          <w:tcPr>
+            <w:tcBorders>
+              <w:bottom w:val="none" w:sz="0" w:space="0" w:color="000000"/>
+              <w:top w:val="none" w:sz="0" w:space="0" w:color="000000"/>
+              <w:left w:val="none" w:sz="0" w:space="0" w:color="000000"/>
+              <w:right w:val="none" w:sz="0" w:space="0" w:color="000000"/>
+            </w:tcBorders>
+            <w:shd w:val="clear" w:color="auto" w:fill="FFFFFF"/>
+            <w:tcMar>
+              <w:top w:w="0" w:type="dxa"/>
+              <w:bottom w:w="0" w:type="dxa"/>
+              <w:left w:w="0" w:type="dxa"/>
+              <w:right w:w="0" w:type="dxa"/>
+            </w:tcMar>
+            <w:vAlign w:val="top"/>
+          </w:tcPr>
+          <w:p>
+            <w:pPr>
+              <w:pStyle w:val="Normal"/>
+              <w:jc w:val="center"/>
+              <w:pBdr>
+                <w:bottom w:val="none" w:sz="0" w:space="0" w:color="000000"/>
+                <w:top w:val="none" w:sz="0" w:space="0" w:color="000000"/>
+                <w:left w:val="none" w:sz="0" w:space="0" w:color="000000"/>
+                <w:right w:val="none" w:sz="0" w:space="0" w:color="000000"/>
+              </w:pBdr>
+              <w:spacing w:after="100" w:before="100" w:line="240"/>
+              <w:ind w:left="100" w:right="100" w:firstLine="0" w:firstLineChars="0"/>
+              <w:rPr>
+                <w:rFonts w:ascii="Helvetica" w:hAnsi="Helvetica" w:eastAsia="Helvetica" w:cs="Helvetica"/>
+                <w:i w:val="false"/>
+                <w:b w:val="false"/>
+                <w:u w:val="none"/>
+                <w:sz w:val="22"/>
+                <w:szCs w:val="22"/>
+                <w:color w:val="000000"/>
+              </w:rPr>
+            </w:pPr>
+            <w:r>
+              <w:rPr>
+                <w:rFonts w:ascii="Helvetica" w:hAnsi="Helvetica" w:eastAsia="Helvetica" w:cs="Helvetica"/>
+                <w:i w:val="false"/>
+                <w:b w:val="false"/>
+                <w:u w:val="none"/>
+                <w:sz w:val="22"/>
+                <w:szCs w:val="22"/>
+                <w:color w:val="000000"/>
+              </w:rPr>
+              <w:t xml:space="preserve">0.052</w:t>
             </w:r>
           </w:p>
         </w:tc>
@@ -11729,113 +11729,113 @@
                 <w:szCs w:val="22"/>
                 <w:color w:val="000000"/>
               </w:rPr>
-              <w:t xml:space="preserve">1.59</w:t>
-            </w:r>
-          </w:p>
-        </w:tc>
-        <w:tc>
-          <w:tcPr>
-            <w:tcBorders>
-              <w:bottom w:val="none" w:sz="0" w:space="0" w:color="000000"/>
-              <w:top w:val="none" w:sz="0" w:space="0" w:color="000000"/>
-              <w:left w:val="none" w:sz="0" w:space="0" w:color="000000"/>
-              <w:right w:val="none" w:sz="0" w:space="0" w:color="000000"/>
-            </w:tcBorders>
-            <w:shd w:val="clear" w:color="auto" w:fill="FFFFFF"/>
-            <w:tcMar>
-              <w:top w:w="0" w:type="dxa"/>
-              <w:bottom w:w="0" w:type="dxa"/>
-              <w:left w:w="0" w:type="dxa"/>
-              <w:right w:w="0" w:type="dxa"/>
-            </w:tcMar>
-            <w:vAlign w:val="top"/>
-          </w:tcPr>
-          <w:p>
-            <w:pPr>
-              <w:pStyle w:val="Normal"/>
-              <w:jc w:val="center"/>
-              <w:pBdr>
-                <w:bottom w:val="none" w:sz="0" w:space="0" w:color="000000"/>
-                <w:top w:val="none" w:sz="0" w:space="0" w:color="000000"/>
-                <w:left w:val="none" w:sz="0" w:space="0" w:color="000000"/>
-                <w:right w:val="none" w:sz="0" w:space="0" w:color="000000"/>
-              </w:pBdr>
-              <w:spacing w:after="100" w:before="100" w:line="240"/>
-              <w:ind w:left="100" w:right="100" w:firstLine="0" w:firstLineChars="0"/>
-              <w:rPr>
-                <w:rFonts w:ascii="Helvetica" w:hAnsi="Helvetica" w:eastAsia="Helvetica" w:cs="Helvetica"/>
-                <w:i w:val="false"/>
-                <w:b w:val="false"/>
-                <w:u w:val="none"/>
-                <w:sz w:val="22"/>
-                <w:szCs w:val="22"/>
-                <w:color w:val="000000"/>
-              </w:rPr>
-            </w:pPr>
-            <w:r>
-              <w:rPr>
-                <w:rFonts w:ascii="Helvetica" w:hAnsi="Helvetica" w:eastAsia="Helvetica" w:cs="Helvetica"/>
-                <w:i w:val="false"/>
-                <w:b w:val="false"/>
-                <w:u w:val="none"/>
-                <w:sz w:val="22"/>
-                <w:szCs w:val="22"/>
-                <w:color w:val="000000"/>
-              </w:rPr>
-              <w:t xml:space="preserve">0.96, 2.63</w:t>
-            </w:r>
-          </w:p>
-        </w:tc>
-        <w:tc>
-          <w:tcPr>
-            <w:tcBorders>
-              <w:bottom w:val="none" w:sz="0" w:space="0" w:color="000000"/>
-              <w:top w:val="none" w:sz="0" w:space="0" w:color="000000"/>
-              <w:left w:val="none" w:sz="0" w:space="0" w:color="000000"/>
-              <w:right w:val="none" w:sz="0" w:space="0" w:color="000000"/>
-            </w:tcBorders>
-            <w:shd w:val="clear" w:color="auto" w:fill="FFFFFF"/>
-            <w:tcMar>
-              <w:top w:w="0" w:type="dxa"/>
-              <w:bottom w:w="0" w:type="dxa"/>
-              <w:left w:w="0" w:type="dxa"/>
-              <w:right w:w="0" w:type="dxa"/>
-            </w:tcMar>
-            <w:vAlign w:val="top"/>
-          </w:tcPr>
-          <w:p>
-            <w:pPr>
-              <w:pStyle w:val="Normal"/>
-              <w:jc w:val="center"/>
-              <w:pBdr>
-                <w:bottom w:val="none" w:sz="0" w:space="0" w:color="000000"/>
-                <w:top w:val="none" w:sz="0" w:space="0" w:color="000000"/>
-                <w:left w:val="none" w:sz="0" w:space="0" w:color="000000"/>
-                <w:right w:val="none" w:sz="0" w:space="0" w:color="000000"/>
-              </w:pBdr>
-              <w:spacing w:after="100" w:before="100" w:line="240"/>
-              <w:ind w:left="100" w:right="100" w:firstLine="0" w:firstLineChars="0"/>
-              <w:rPr>
-                <w:rFonts w:ascii="Helvetica" w:hAnsi="Helvetica" w:eastAsia="Helvetica" w:cs="Helvetica"/>
-                <w:i w:val="false"/>
-                <w:b w:val="false"/>
-                <w:u w:val="none"/>
-                <w:sz w:val="22"/>
-                <w:szCs w:val="22"/>
-                <w:color w:val="000000"/>
-              </w:rPr>
-            </w:pPr>
-            <w:r>
-              <w:rPr>
-                <w:rFonts w:ascii="Helvetica" w:hAnsi="Helvetica" w:eastAsia="Helvetica" w:cs="Helvetica"/>
-                <w:i w:val="false"/>
-                <w:b w:val="false"/>
-                <w:u w:val="none"/>
-                <w:sz w:val="22"/>
-                <w:szCs w:val="22"/>
-                <w:color w:val="000000"/>
-              </w:rPr>
-              <w:t xml:space="preserve">0.074</w:t>
+              <w:t xml:space="preserve">1.53</w:t>
+            </w:r>
+          </w:p>
+        </w:tc>
+        <w:tc>
+          <w:tcPr>
+            <w:tcBorders>
+              <w:bottom w:val="none" w:sz="0" w:space="0" w:color="000000"/>
+              <w:top w:val="none" w:sz="0" w:space="0" w:color="000000"/>
+              <w:left w:val="none" w:sz="0" w:space="0" w:color="000000"/>
+              <w:right w:val="none" w:sz="0" w:space="0" w:color="000000"/>
+            </w:tcBorders>
+            <w:shd w:val="clear" w:color="auto" w:fill="FFFFFF"/>
+            <w:tcMar>
+              <w:top w:w="0" w:type="dxa"/>
+              <w:bottom w:w="0" w:type="dxa"/>
+              <w:left w:w="0" w:type="dxa"/>
+              <w:right w:w="0" w:type="dxa"/>
+            </w:tcMar>
+            <w:vAlign w:val="top"/>
+          </w:tcPr>
+          <w:p>
+            <w:pPr>
+              <w:pStyle w:val="Normal"/>
+              <w:jc w:val="center"/>
+              <w:pBdr>
+                <w:bottom w:val="none" w:sz="0" w:space="0" w:color="000000"/>
+                <w:top w:val="none" w:sz="0" w:space="0" w:color="000000"/>
+                <w:left w:val="none" w:sz="0" w:space="0" w:color="000000"/>
+                <w:right w:val="none" w:sz="0" w:space="0" w:color="000000"/>
+              </w:pBdr>
+              <w:spacing w:after="100" w:before="100" w:line="240"/>
+              <w:ind w:left="100" w:right="100" w:firstLine="0" w:firstLineChars="0"/>
+              <w:rPr>
+                <w:rFonts w:ascii="Helvetica" w:hAnsi="Helvetica" w:eastAsia="Helvetica" w:cs="Helvetica"/>
+                <w:i w:val="false"/>
+                <w:b w:val="false"/>
+                <w:u w:val="none"/>
+                <w:sz w:val="22"/>
+                <w:szCs w:val="22"/>
+                <w:color w:val="000000"/>
+              </w:rPr>
+            </w:pPr>
+            <w:r>
+              <w:rPr>
+                <w:rFonts w:ascii="Helvetica" w:hAnsi="Helvetica" w:eastAsia="Helvetica" w:cs="Helvetica"/>
+                <w:i w:val="false"/>
+                <w:b w:val="false"/>
+                <w:u w:val="none"/>
+                <w:sz w:val="22"/>
+                <w:szCs w:val="22"/>
+                <w:color w:val="000000"/>
+              </w:rPr>
+              <w:t xml:space="preserve">0.92, 2.54</w:t>
+            </w:r>
+          </w:p>
+        </w:tc>
+        <w:tc>
+          <w:tcPr>
+            <w:tcBorders>
+              <w:bottom w:val="none" w:sz="0" w:space="0" w:color="000000"/>
+              <w:top w:val="none" w:sz="0" w:space="0" w:color="000000"/>
+              <w:left w:val="none" w:sz="0" w:space="0" w:color="000000"/>
+              <w:right w:val="none" w:sz="0" w:space="0" w:color="000000"/>
+            </w:tcBorders>
+            <w:shd w:val="clear" w:color="auto" w:fill="FFFFFF"/>
+            <w:tcMar>
+              <w:top w:w="0" w:type="dxa"/>
+              <w:bottom w:w="0" w:type="dxa"/>
+              <w:left w:w="0" w:type="dxa"/>
+              <w:right w:w="0" w:type="dxa"/>
+            </w:tcMar>
+            <w:vAlign w:val="top"/>
+          </w:tcPr>
+          <w:p>
+            <w:pPr>
+              <w:pStyle w:val="Normal"/>
+              <w:jc w:val="center"/>
+              <w:pBdr>
+                <w:bottom w:val="none" w:sz="0" w:space="0" w:color="000000"/>
+                <w:top w:val="none" w:sz="0" w:space="0" w:color="000000"/>
+                <w:left w:val="none" w:sz="0" w:space="0" w:color="000000"/>
+                <w:right w:val="none" w:sz="0" w:space="0" w:color="000000"/>
+              </w:pBdr>
+              <w:spacing w:after="100" w:before="100" w:line="240"/>
+              <w:ind w:left="100" w:right="100" w:firstLine="0" w:firstLineChars="0"/>
+              <w:rPr>
+                <w:rFonts w:ascii="Helvetica" w:hAnsi="Helvetica" w:eastAsia="Helvetica" w:cs="Helvetica"/>
+                <w:i w:val="false"/>
+                <w:b w:val="false"/>
+                <w:u w:val="none"/>
+                <w:sz w:val="22"/>
+                <w:szCs w:val="22"/>
+                <w:color w:val="000000"/>
+              </w:rPr>
+            </w:pPr>
+            <w:r>
+              <w:rPr>
+                <w:rFonts w:ascii="Helvetica" w:hAnsi="Helvetica" w:eastAsia="Helvetica" w:cs="Helvetica"/>
+                <w:i w:val="false"/>
+                <w:b w:val="false"/>
+                <w:u w:val="none"/>
+                <w:sz w:val="22"/>
+                <w:szCs w:val="22"/>
+                <w:color w:val="000000"/>
+              </w:rPr>
+              <w:t xml:space="preserve">0.100</w:t>
             </w:r>
           </w:p>
         </w:tc>
@@ -12966,113 +12966,113 @@
                 <w:szCs w:val="22"/>
                 <w:color w:val="000000"/>
               </w:rPr>
-              <w:t xml:space="preserve">0.65</w:t>
-            </w:r>
-          </w:p>
-        </w:tc>
-        <w:tc>
-          <w:tcPr>
-            <w:tcBorders>
-              <w:bottom w:val="none" w:sz="0" w:space="0" w:color="000000"/>
-              <w:top w:val="none" w:sz="0" w:space="0" w:color="000000"/>
-              <w:left w:val="none" w:sz="0" w:space="0" w:color="000000"/>
-              <w:right w:val="none" w:sz="0" w:space="0" w:color="000000"/>
-            </w:tcBorders>
-            <w:shd w:val="clear" w:color="auto" w:fill="FFFFFF"/>
-            <w:tcMar>
-              <w:top w:w="0" w:type="dxa"/>
-              <w:bottom w:w="0" w:type="dxa"/>
-              <w:left w:w="0" w:type="dxa"/>
-              <w:right w:w="0" w:type="dxa"/>
-            </w:tcMar>
-            <w:vAlign w:val="top"/>
-          </w:tcPr>
-          <w:p>
-            <w:pPr>
-              <w:pStyle w:val="Normal"/>
-              <w:jc w:val="center"/>
-              <w:pBdr>
-                <w:bottom w:val="none" w:sz="0" w:space="0" w:color="000000"/>
-                <w:top w:val="none" w:sz="0" w:space="0" w:color="000000"/>
-                <w:left w:val="none" w:sz="0" w:space="0" w:color="000000"/>
-                <w:right w:val="none" w:sz="0" w:space="0" w:color="000000"/>
-              </w:pBdr>
-              <w:spacing w:after="100" w:before="100" w:line="240"/>
-              <w:ind w:left="100" w:right="100" w:firstLine="0" w:firstLineChars="0"/>
-              <w:rPr>
-                <w:rFonts w:ascii="Helvetica" w:hAnsi="Helvetica" w:eastAsia="Helvetica" w:cs="Helvetica"/>
-                <w:i w:val="false"/>
-                <w:b w:val="false"/>
-                <w:u w:val="none"/>
-                <w:sz w:val="22"/>
-                <w:szCs w:val="22"/>
-                <w:color w:val="000000"/>
-              </w:rPr>
-            </w:pPr>
-            <w:r>
-              <w:rPr>
-                <w:rFonts w:ascii="Helvetica" w:hAnsi="Helvetica" w:eastAsia="Helvetica" w:cs="Helvetica"/>
-                <w:i w:val="false"/>
-                <w:b w:val="false"/>
-                <w:u w:val="none"/>
-                <w:sz w:val="22"/>
-                <w:szCs w:val="22"/>
-                <w:color w:val="000000"/>
-              </w:rPr>
-              <w:t xml:space="preserve">0.49, 0.86</w:t>
-            </w:r>
-          </w:p>
-        </w:tc>
-        <w:tc>
-          <w:tcPr>
-            <w:tcBorders>
-              <w:bottom w:val="none" w:sz="0" w:space="0" w:color="000000"/>
-              <w:top w:val="none" w:sz="0" w:space="0" w:color="000000"/>
-              <w:left w:val="none" w:sz="0" w:space="0" w:color="000000"/>
-              <w:right w:val="none" w:sz="0" w:space="0" w:color="000000"/>
-            </w:tcBorders>
-            <w:shd w:val="clear" w:color="auto" w:fill="FFFFFF"/>
-            <w:tcMar>
-              <w:top w:w="0" w:type="dxa"/>
-              <w:bottom w:w="0" w:type="dxa"/>
-              <w:left w:w="0" w:type="dxa"/>
-              <w:right w:w="0" w:type="dxa"/>
-            </w:tcMar>
-            <w:vAlign w:val="top"/>
-          </w:tcPr>
-          <w:p>
-            <w:pPr>
-              <w:pStyle w:val="Normal"/>
-              <w:jc w:val="center"/>
-              <w:pBdr>
-                <w:bottom w:val="none" w:sz="0" w:space="0" w:color="000000"/>
-                <w:top w:val="none" w:sz="0" w:space="0" w:color="000000"/>
-                <w:left w:val="none" w:sz="0" w:space="0" w:color="000000"/>
-                <w:right w:val="none" w:sz="0" w:space="0" w:color="000000"/>
-              </w:pBdr>
-              <w:spacing w:after="100" w:before="100" w:line="240"/>
-              <w:ind w:left="100" w:right="100" w:firstLine="0" w:firstLineChars="0"/>
-              <w:rPr>
-                <w:rFonts w:ascii="Helvetica" w:hAnsi="Helvetica" w:eastAsia="Helvetica" w:cs="Helvetica"/>
-                <w:i w:val="false"/>
-                <w:b w:val="false"/>
-                <w:u w:val="none"/>
-                <w:sz w:val="22"/>
-                <w:szCs w:val="22"/>
-                <w:color w:val="000000"/>
-              </w:rPr>
-            </w:pPr>
-            <w:r>
-              <w:rPr>
-                <w:rFonts w:ascii="Helvetica" w:hAnsi="Helvetica" w:eastAsia="Helvetica" w:cs="Helvetica"/>
-                <w:i w:val="false"/>
-                <w:b w:val="false"/>
-                <w:u w:val="none"/>
-                <w:sz w:val="22"/>
-                <w:szCs w:val="22"/>
-                <w:color w:val="000000"/>
-              </w:rPr>
-              <w:t xml:space="preserve">0.003</w:t>
+              <w:t xml:space="preserve">0.64</w:t>
+            </w:r>
+          </w:p>
+        </w:tc>
+        <w:tc>
+          <w:tcPr>
+            <w:tcBorders>
+              <w:bottom w:val="none" w:sz="0" w:space="0" w:color="000000"/>
+              <w:top w:val="none" w:sz="0" w:space="0" w:color="000000"/>
+              <w:left w:val="none" w:sz="0" w:space="0" w:color="000000"/>
+              <w:right w:val="none" w:sz="0" w:space="0" w:color="000000"/>
+            </w:tcBorders>
+            <w:shd w:val="clear" w:color="auto" w:fill="FFFFFF"/>
+            <w:tcMar>
+              <w:top w:w="0" w:type="dxa"/>
+              <w:bottom w:w="0" w:type="dxa"/>
+              <w:left w:w="0" w:type="dxa"/>
+              <w:right w:w="0" w:type="dxa"/>
+            </w:tcMar>
+            <w:vAlign w:val="top"/>
+          </w:tcPr>
+          <w:p>
+            <w:pPr>
+              <w:pStyle w:val="Normal"/>
+              <w:jc w:val="center"/>
+              <w:pBdr>
+                <w:bottom w:val="none" w:sz="0" w:space="0" w:color="000000"/>
+                <w:top w:val="none" w:sz="0" w:space="0" w:color="000000"/>
+                <w:left w:val="none" w:sz="0" w:space="0" w:color="000000"/>
+                <w:right w:val="none" w:sz="0" w:space="0" w:color="000000"/>
+              </w:pBdr>
+              <w:spacing w:after="100" w:before="100" w:line="240"/>
+              <w:ind w:left="100" w:right="100" w:firstLine="0" w:firstLineChars="0"/>
+              <w:rPr>
+                <w:rFonts w:ascii="Helvetica" w:hAnsi="Helvetica" w:eastAsia="Helvetica" w:cs="Helvetica"/>
+                <w:i w:val="false"/>
+                <w:b w:val="false"/>
+                <w:u w:val="none"/>
+                <w:sz w:val="22"/>
+                <w:szCs w:val="22"/>
+                <w:color w:val="000000"/>
+              </w:rPr>
+            </w:pPr>
+            <w:r>
+              <w:rPr>
+                <w:rFonts w:ascii="Helvetica" w:hAnsi="Helvetica" w:eastAsia="Helvetica" w:cs="Helvetica"/>
+                <w:i w:val="false"/>
+                <w:b w:val="false"/>
+                <w:u w:val="none"/>
+                <w:sz w:val="22"/>
+                <w:szCs w:val="22"/>
+                <w:color w:val="000000"/>
+              </w:rPr>
+              <w:t xml:space="preserve">0.48, 0.85</w:t>
+            </w:r>
+          </w:p>
+        </w:tc>
+        <w:tc>
+          <w:tcPr>
+            <w:tcBorders>
+              <w:bottom w:val="none" w:sz="0" w:space="0" w:color="000000"/>
+              <w:top w:val="none" w:sz="0" w:space="0" w:color="000000"/>
+              <w:left w:val="none" w:sz="0" w:space="0" w:color="000000"/>
+              <w:right w:val="none" w:sz="0" w:space="0" w:color="000000"/>
+            </w:tcBorders>
+            <w:shd w:val="clear" w:color="auto" w:fill="FFFFFF"/>
+            <w:tcMar>
+              <w:top w:w="0" w:type="dxa"/>
+              <w:bottom w:w="0" w:type="dxa"/>
+              <w:left w:w="0" w:type="dxa"/>
+              <w:right w:w="0" w:type="dxa"/>
+            </w:tcMar>
+            <w:vAlign w:val="top"/>
+          </w:tcPr>
+          <w:p>
+            <w:pPr>
+              <w:pStyle w:val="Normal"/>
+              <w:jc w:val="center"/>
+              <w:pBdr>
+                <w:bottom w:val="none" w:sz="0" w:space="0" w:color="000000"/>
+                <w:top w:val="none" w:sz="0" w:space="0" w:color="000000"/>
+                <w:left w:val="none" w:sz="0" w:space="0" w:color="000000"/>
+                <w:right w:val="none" w:sz="0" w:space="0" w:color="000000"/>
+              </w:pBdr>
+              <w:spacing w:after="100" w:before="100" w:line="240"/>
+              <w:ind w:left="100" w:right="100" w:firstLine="0" w:firstLineChars="0"/>
+              <w:rPr>
+                <w:rFonts w:ascii="Helvetica" w:hAnsi="Helvetica" w:eastAsia="Helvetica" w:cs="Helvetica"/>
+                <w:i w:val="false"/>
+                <w:b w:val="false"/>
+                <w:u w:val="none"/>
+                <w:sz w:val="22"/>
+                <w:szCs w:val="22"/>
+                <w:color w:val="000000"/>
+              </w:rPr>
+            </w:pPr>
+            <w:r>
+              <w:rPr>
+                <w:rFonts w:ascii="Helvetica" w:hAnsi="Helvetica" w:eastAsia="Helvetica" w:cs="Helvetica"/>
+                <w:i w:val="false"/>
+                <w:b w:val="false"/>
+                <w:u w:val="none"/>
+                <w:sz w:val="22"/>
+                <w:szCs w:val="22"/>
+                <w:color w:val="000000"/>
+              </w:rPr>
+              <w:t xml:space="preserve">0.002</w:t>
             </w:r>
           </w:p>
         </w:tc>
@@ -13178,113 +13178,113 @@
                 <w:szCs w:val="22"/>
                 <w:color w:val="000000"/>
               </w:rPr>
-              <w:t xml:space="preserve">0.96</w:t>
-            </w:r>
-          </w:p>
-        </w:tc>
-        <w:tc>
-          <w:tcPr>
-            <w:tcBorders>
-              <w:bottom w:val="none" w:sz="0" w:space="0" w:color="000000"/>
-              <w:top w:val="none" w:sz="0" w:space="0" w:color="000000"/>
-              <w:left w:val="none" w:sz="0" w:space="0" w:color="000000"/>
-              <w:right w:val="none" w:sz="0" w:space="0" w:color="000000"/>
-            </w:tcBorders>
-            <w:shd w:val="clear" w:color="auto" w:fill="FFFFFF"/>
-            <w:tcMar>
-              <w:top w:w="0" w:type="dxa"/>
-              <w:bottom w:w="0" w:type="dxa"/>
-              <w:left w:w="0" w:type="dxa"/>
-              <w:right w:w="0" w:type="dxa"/>
-            </w:tcMar>
-            <w:vAlign w:val="top"/>
-          </w:tcPr>
-          <w:p>
-            <w:pPr>
-              <w:pStyle w:val="Normal"/>
-              <w:jc w:val="center"/>
-              <w:pBdr>
-                <w:bottom w:val="none" w:sz="0" w:space="0" w:color="000000"/>
-                <w:top w:val="none" w:sz="0" w:space="0" w:color="000000"/>
-                <w:left w:val="none" w:sz="0" w:space="0" w:color="000000"/>
-                <w:right w:val="none" w:sz="0" w:space="0" w:color="000000"/>
-              </w:pBdr>
-              <w:spacing w:after="100" w:before="100" w:line="240"/>
-              <w:ind w:left="100" w:right="100" w:firstLine="0" w:firstLineChars="0"/>
-              <w:rPr>
-                <w:rFonts w:ascii="Helvetica" w:hAnsi="Helvetica" w:eastAsia="Helvetica" w:cs="Helvetica"/>
-                <w:i w:val="false"/>
-                <w:b w:val="false"/>
-                <w:u w:val="none"/>
-                <w:sz w:val="22"/>
-                <w:szCs w:val="22"/>
-                <w:color w:val="000000"/>
-              </w:rPr>
-            </w:pPr>
-            <w:r>
-              <w:rPr>
-                <w:rFonts w:ascii="Helvetica" w:hAnsi="Helvetica" w:eastAsia="Helvetica" w:cs="Helvetica"/>
-                <w:i w:val="false"/>
-                <w:b w:val="false"/>
-                <w:u w:val="none"/>
-                <w:sz w:val="22"/>
-                <w:szCs w:val="22"/>
-                <w:color w:val="000000"/>
-              </w:rPr>
-              <w:t xml:space="preserve">0.64, 1.44</w:t>
-            </w:r>
-          </w:p>
-        </w:tc>
-        <w:tc>
-          <w:tcPr>
-            <w:tcBorders>
-              <w:bottom w:val="none" w:sz="0" w:space="0" w:color="000000"/>
-              <w:top w:val="none" w:sz="0" w:space="0" w:color="000000"/>
-              <w:left w:val="none" w:sz="0" w:space="0" w:color="000000"/>
-              <w:right w:val="none" w:sz="0" w:space="0" w:color="000000"/>
-            </w:tcBorders>
-            <w:shd w:val="clear" w:color="auto" w:fill="FFFFFF"/>
-            <w:tcMar>
-              <w:top w:w="0" w:type="dxa"/>
-              <w:bottom w:w="0" w:type="dxa"/>
-              <w:left w:w="0" w:type="dxa"/>
-              <w:right w:w="0" w:type="dxa"/>
-            </w:tcMar>
-            <w:vAlign w:val="top"/>
-          </w:tcPr>
-          <w:p>
-            <w:pPr>
-              <w:pStyle w:val="Normal"/>
-              <w:jc w:val="center"/>
-              <w:pBdr>
-                <w:bottom w:val="none" w:sz="0" w:space="0" w:color="000000"/>
-                <w:top w:val="none" w:sz="0" w:space="0" w:color="000000"/>
-                <w:left w:val="none" w:sz="0" w:space="0" w:color="000000"/>
-                <w:right w:val="none" w:sz="0" w:space="0" w:color="000000"/>
-              </w:pBdr>
-              <w:spacing w:after="100" w:before="100" w:line="240"/>
-              <w:ind w:left="100" w:right="100" w:firstLine="0" w:firstLineChars="0"/>
-              <w:rPr>
-                <w:rFonts w:ascii="Helvetica" w:hAnsi="Helvetica" w:eastAsia="Helvetica" w:cs="Helvetica"/>
-                <w:i w:val="false"/>
-                <w:b w:val="false"/>
-                <w:u w:val="none"/>
-                <w:sz w:val="22"/>
-                <w:szCs w:val="22"/>
-                <w:color w:val="000000"/>
-              </w:rPr>
-            </w:pPr>
-            <w:r>
-              <w:rPr>
-                <w:rFonts w:ascii="Helvetica" w:hAnsi="Helvetica" w:eastAsia="Helvetica" w:cs="Helvetica"/>
-                <w:i w:val="false"/>
-                <w:b w:val="false"/>
-                <w:u w:val="none"/>
-                <w:sz w:val="22"/>
-                <w:szCs w:val="22"/>
-                <w:color w:val="000000"/>
-              </w:rPr>
-              <w:t xml:space="preserve">0.850</w:t>
+              <w:t xml:space="preserve">0.93</w:t>
+            </w:r>
+          </w:p>
+        </w:tc>
+        <w:tc>
+          <w:tcPr>
+            <w:tcBorders>
+              <w:bottom w:val="none" w:sz="0" w:space="0" w:color="000000"/>
+              <w:top w:val="none" w:sz="0" w:space="0" w:color="000000"/>
+              <w:left w:val="none" w:sz="0" w:space="0" w:color="000000"/>
+              <w:right w:val="none" w:sz="0" w:space="0" w:color="000000"/>
+            </w:tcBorders>
+            <w:shd w:val="clear" w:color="auto" w:fill="FFFFFF"/>
+            <w:tcMar>
+              <w:top w:w="0" w:type="dxa"/>
+              <w:bottom w:w="0" w:type="dxa"/>
+              <w:left w:w="0" w:type="dxa"/>
+              <w:right w:w="0" w:type="dxa"/>
+            </w:tcMar>
+            <w:vAlign w:val="top"/>
+          </w:tcPr>
+          <w:p>
+            <w:pPr>
+              <w:pStyle w:val="Normal"/>
+              <w:jc w:val="center"/>
+              <w:pBdr>
+                <w:bottom w:val="none" w:sz="0" w:space="0" w:color="000000"/>
+                <w:top w:val="none" w:sz="0" w:space="0" w:color="000000"/>
+                <w:left w:val="none" w:sz="0" w:space="0" w:color="000000"/>
+                <w:right w:val="none" w:sz="0" w:space="0" w:color="000000"/>
+              </w:pBdr>
+              <w:spacing w:after="100" w:before="100" w:line="240"/>
+              <w:ind w:left="100" w:right="100" w:firstLine="0" w:firstLineChars="0"/>
+              <w:rPr>
+                <w:rFonts w:ascii="Helvetica" w:hAnsi="Helvetica" w:eastAsia="Helvetica" w:cs="Helvetica"/>
+                <w:i w:val="false"/>
+                <w:b w:val="false"/>
+                <w:u w:val="none"/>
+                <w:sz w:val="22"/>
+                <w:szCs w:val="22"/>
+                <w:color w:val="000000"/>
+              </w:rPr>
+            </w:pPr>
+            <w:r>
+              <w:rPr>
+                <w:rFonts w:ascii="Helvetica" w:hAnsi="Helvetica" w:eastAsia="Helvetica" w:cs="Helvetica"/>
+                <w:i w:val="false"/>
+                <w:b w:val="false"/>
+                <w:u w:val="none"/>
+                <w:sz w:val="22"/>
+                <w:szCs w:val="22"/>
+                <w:color w:val="000000"/>
+              </w:rPr>
+              <w:t xml:space="preserve">0.62, 1.39</w:t>
+            </w:r>
+          </w:p>
+        </w:tc>
+        <w:tc>
+          <w:tcPr>
+            <w:tcBorders>
+              <w:bottom w:val="none" w:sz="0" w:space="0" w:color="000000"/>
+              <w:top w:val="none" w:sz="0" w:space="0" w:color="000000"/>
+              <w:left w:val="none" w:sz="0" w:space="0" w:color="000000"/>
+              <w:right w:val="none" w:sz="0" w:space="0" w:color="000000"/>
+            </w:tcBorders>
+            <w:shd w:val="clear" w:color="auto" w:fill="FFFFFF"/>
+            <w:tcMar>
+              <w:top w:w="0" w:type="dxa"/>
+              <w:bottom w:w="0" w:type="dxa"/>
+              <w:left w:w="0" w:type="dxa"/>
+              <w:right w:w="0" w:type="dxa"/>
+            </w:tcMar>
+            <w:vAlign w:val="top"/>
+          </w:tcPr>
+          <w:p>
+            <w:pPr>
+              <w:pStyle w:val="Normal"/>
+              <w:jc w:val="center"/>
+              <w:pBdr>
+                <w:bottom w:val="none" w:sz="0" w:space="0" w:color="000000"/>
+                <w:top w:val="none" w:sz="0" w:space="0" w:color="000000"/>
+                <w:left w:val="none" w:sz="0" w:space="0" w:color="000000"/>
+                <w:right w:val="none" w:sz="0" w:space="0" w:color="000000"/>
+              </w:pBdr>
+              <w:spacing w:after="100" w:before="100" w:line="240"/>
+              <w:ind w:left="100" w:right="100" w:firstLine="0" w:firstLineChars="0"/>
+              <w:rPr>
+                <w:rFonts w:ascii="Helvetica" w:hAnsi="Helvetica" w:eastAsia="Helvetica" w:cs="Helvetica"/>
+                <w:i w:val="false"/>
+                <w:b w:val="false"/>
+                <w:u w:val="none"/>
+                <w:sz w:val="22"/>
+                <w:szCs w:val="22"/>
+                <w:color w:val="000000"/>
+              </w:rPr>
+            </w:pPr>
+            <w:r>
+              <w:rPr>
+                <w:rFonts w:ascii="Helvetica" w:hAnsi="Helvetica" w:eastAsia="Helvetica" w:cs="Helvetica"/>
+                <w:i w:val="false"/>
+                <w:b w:val="false"/>
+                <w:u w:val="none"/>
+                <w:sz w:val="22"/>
+                <w:szCs w:val="22"/>
+                <w:color w:val="000000"/>
+              </w:rPr>
+              <w:t xml:space="preserve">0.710</w:t>
             </w:r>
           </w:p>
         </w:tc>
@@ -13449,113 +13449,113 @@
                 <w:szCs w:val="22"/>
                 <w:color w:val="000000"/>
               </w:rPr>
-              <w:t xml:space="preserve">1.00</w:t>
-            </w:r>
-          </w:p>
-        </w:tc>
-        <w:tc>
-          <w:tcPr>
-            <w:tcBorders>
-              <w:bottom w:val="none" w:sz="0" w:space="0" w:color="000000"/>
-              <w:top w:val="none" w:sz="0" w:space="0" w:color="000000"/>
-              <w:left w:val="none" w:sz="0" w:space="0" w:color="000000"/>
-              <w:right w:val="none" w:sz="0" w:space="0" w:color="000000"/>
-            </w:tcBorders>
-            <w:shd w:val="clear" w:color="auto" w:fill="FFFFFF"/>
-            <w:tcMar>
-              <w:top w:w="0" w:type="dxa"/>
-              <w:bottom w:w="0" w:type="dxa"/>
-              <w:left w:w="0" w:type="dxa"/>
-              <w:right w:w="0" w:type="dxa"/>
-            </w:tcMar>
-            <w:vAlign w:val="top"/>
-          </w:tcPr>
-          <w:p>
-            <w:pPr>
-              <w:pStyle w:val="Normal"/>
-              <w:jc w:val="center"/>
-              <w:pBdr>
-                <w:bottom w:val="none" w:sz="0" w:space="0" w:color="000000"/>
-                <w:top w:val="none" w:sz="0" w:space="0" w:color="000000"/>
-                <w:left w:val="none" w:sz="0" w:space="0" w:color="000000"/>
-                <w:right w:val="none" w:sz="0" w:space="0" w:color="000000"/>
-              </w:pBdr>
-              <w:spacing w:after="100" w:before="100" w:line="240"/>
-              <w:ind w:left="100" w:right="100" w:firstLine="0" w:firstLineChars="0"/>
-              <w:rPr>
-                <w:rFonts w:ascii="Helvetica" w:hAnsi="Helvetica" w:eastAsia="Helvetica" w:cs="Helvetica"/>
-                <w:i w:val="false"/>
-                <w:b w:val="false"/>
-                <w:u w:val="none"/>
-                <w:sz w:val="22"/>
-                <w:szCs w:val="22"/>
-                <w:color w:val="000000"/>
-              </w:rPr>
-            </w:pPr>
-            <w:r>
-              <w:rPr>
-                <w:rFonts w:ascii="Helvetica" w:hAnsi="Helvetica" w:eastAsia="Helvetica" w:cs="Helvetica"/>
-                <w:i w:val="false"/>
-                <w:b w:val="false"/>
-                <w:u w:val="none"/>
-                <w:sz w:val="22"/>
-                <w:szCs w:val="22"/>
-                <w:color w:val="000000"/>
-              </w:rPr>
-              <w:t xml:space="preserve">0.75, 1.34</w:t>
-            </w:r>
-          </w:p>
-        </w:tc>
-        <w:tc>
-          <w:tcPr>
-            <w:tcBorders>
-              <w:bottom w:val="none" w:sz="0" w:space="0" w:color="000000"/>
-              <w:top w:val="none" w:sz="0" w:space="0" w:color="000000"/>
-              <w:left w:val="none" w:sz="0" w:space="0" w:color="000000"/>
-              <w:right w:val="none" w:sz="0" w:space="0" w:color="000000"/>
-            </w:tcBorders>
-            <w:shd w:val="clear" w:color="auto" w:fill="FFFFFF"/>
-            <w:tcMar>
-              <w:top w:w="0" w:type="dxa"/>
-              <w:bottom w:w="0" w:type="dxa"/>
-              <w:left w:w="0" w:type="dxa"/>
-              <w:right w:w="0" w:type="dxa"/>
-            </w:tcMar>
-            <w:vAlign w:val="top"/>
-          </w:tcPr>
-          <w:p>
-            <w:pPr>
-              <w:pStyle w:val="Normal"/>
-              <w:jc w:val="center"/>
-              <w:pBdr>
-                <w:bottom w:val="none" w:sz="0" w:space="0" w:color="000000"/>
-                <w:top w:val="none" w:sz="0" w:space="0" w:color="000000"/>
-                <w:left w:val="none" w:sz="0" w:space="0" w:color="000000"/>
-                <w:right w:val="none" w:sz="0" w:space="0" w:color="000000"/>
-              </w:pBdr>
-              <w:spacing w:after="100" w:before="100" w:line="240"/>
-              <w:ind w:left="100" w:right="100" w:firstLine="0" w:firstLineChars="0"/>
-              <w:rPr>
-                <w:rFonts w:ascii="Helvetica" w:hAnsi="Helvetica" w:eastAsia="Helvetica" w:cs="Helvetica"/>
-                <w:i w:val="false"/>
-                <w:b w:val="false"/>
-                <w:u w:val="none"/>
-                <w:sz w:val="22"/>
-                <w:szCs w:val="22"/>
-                <w:color w:val="000000"/>
-              </w:rPr>
-            </w:pPr>
-            <w:r>
-              <w:rPr>
-                <w:rFonts w:ascii="Helvetica" w:hAnsi="Helvetica" w:eastAsia="Helvetica" w:cs="Helvetica"/>
-                <w:i w:val="false"/>
-                <w:b w:val="false"/>
-                <w:u w:val="none"/>
-                <w:sz w:val="22"/>
-                <w:szCs w:val="22"/>
-                <w:color w:val="000000"/>
-              </w:rPr>
-              <w:t xml:space="preserve">&gt;0.999</w:t>
+              <w:t xml:space="preserve">0.99</w:t>
+            </w:r>
+          </w:p>
+        </w:tc>
+        <w:tc>
+          <w:tcPr>
+            <w:tcBorders>
+              <w:bottom w:val="none" w:sz="0" w:space="0" w:color="000000"/>
+              <w:top w:val="none" w:sz="0" w:space="0" w:color="000000"/>
+              <w:left w:val="none" w:sz="0" w:space="0" w:color="000000"/>
+              <w:right w:val="none" w:sz="0" w:space="0" w:color="000000"/>
+            </w:tcBorders>
+            <w:shd w:val="clear" w:color="auto" w:fill="FFFFFF"/>
+            <w:tcMar>
+              <w:top w:w="0" w:type="dxa"/>
+              <w:bottom w:w="0" w:type="dxa"/>
+              <w:left w:w="0" w:type="dxa"/>
+              <w:right w:w="0" w:type="dxa"/>
+            </w:tcMar>
+            <w:vAlign w:val="top"/>
+          </w:tcPr>
+          <w:p>
+            <w:pPr>
+              <w:pStyle w:val="Normal"/>
+              <w:jc w:val="center"/>
+              <w:pBdr>
+                <w:bottom w:val="none" w:sz="0" w:space="0" w:color="000000"/>
+                <w:top w:val="none" w:sz="0" w:space="0" w:color="000000"/>
+                <w:left w:val="none" w:sz="0" w:space="0" w:color="000000"/>
+                <w:right w:val="none" w:sz="0" w:space="0" w:color="000000"/>
+              </w:pBdr>
+              <w:spacing w:after="100" w:before="100" w:line="240"/>
+              <w:ind w:left="100" w:right="100" w:firstLine="0" w:firstLineChars="0"/>
+              <w:rPr>
+                <w:rFonts w:ascii="Helvetica" w:hAnsi="Helvetica" w:eastAsia="Helvetica" w:cs="Helvetica"/>
+                <w:i w:val="false"/>
+                <w:b w:val="false"/>
+                <w:u w:val="none"/>
+                <w:sz w:val="22"/>
+                <w:szCs w:val="22"/>
+                <w:color w:val="000000"/>
+              </w:rPr>
+            </w:pPr>
+            <w:r>
+              <w:rPr>
+                <w:rFonts w:ascii="Helvetica" w:hAnsi="Helvetica" w:eastAsia="Helvetica" w:cs="Helvetica"/>
+                <w:i w:val="false"/>
+                <w:b w:val="false"/>
+                <w:u w:val="none"/>
+                <w:sz w:val="22"/>
+                <w:szCs w:val="22"/>
+                <w:color w:val="000000"/>
+              </w:rPr>
+              <w:t xml:space="preserve">0.74, 1.32</w:t>
+            </w:r>
+          </w:p>
+        </w:tc>
+        <w:tc>
+          <w:tcPr>
+            <w:tcBorders>
+              <w:bottom w:val="none" w:sz="0" w:space="0" w:color="000000"/>
+              <w:top w:val="none" w:sz="0" w:space="0" w:color="000000"/>
+              <w:left w:val="none" w:sz="0" w:space="0" w:color="000000"/>
+              <w:right w:val="none" w:sz="0" w:space="0" w:color="000000"/>
+            </w:tcBorders>
+            <w:shd w:val="clear" w:color="auto" w:fill="FFFFFF"/>
+            <w:tcMar>
+              <w:top w:w="0" w:type="dxa"/>
+              <w:bottom w:w="0" w:type="dxa"/>
+              <w:left w:w="0" w:type="dxa"/>
+              <w:right w:w="0" w:type="dxa"/>
+            </w:tcMar>
+            <w:vAlign w:val="top"/>
+          </w:tcPr>
+          <w:p>
+            <w:pPr>
+              <w:pStyle w:val="Normal"/>
+              <w:jc w:val="center"/>
+              <w:pBdr>
+                <w:bottom w:val="none" w:sz="0" w:space="0" w:color="000000"/>
+                <w:top w:val="none" w:sz="0" w:space="0" w:color="000000"/>
+                <w:left w:val="none" w:sz="0" w:space="0" w:color="000000"/>
+                <w:right w:val="none" w:sz="0" w:space="0" w:color="000000"/>
+              </w:pBdr>
+              <w:spacing w:after="100" w:before="100" w:line="240"/>
+              <w:ind w:left="100" w:right="100" w:firstLine="0" w:firstLineChars="0"/>
+              <w:rPr>
+                <w:rFonts w:ascii="Helvetica" w:hAnsi="Helvetica" w:eastAsia="Helvetica" w:cs="Helvetica"/>
+                <w:i w:val="false"/>
+                <w:b w:val="false"/>
+                <w:u w:val="none"/>
+                <w:sz w:val="22"/>
+                <w:szCs w:val="22"/>
+                <w:color w:val="000000"/>
+              </w:rPr>
+            </w:pPr>
+            <w:r>
+              <w:rPr>
+                <w:rFonts w:ascii="Helvetica" w:hAnsi="Helvetica" w:eastAsia="Helvetica" w:cs="Helvetica"/>
+                <w:i w:val="false"/>
+                <w:b w:val="false"/>
+                <w:u w:val="none"/>
+                <w:sz w:val="22"/>
+                <w:szCs w:val="22"/>
+                <w:color w:val="000000"/>
+              </w:rPr>
+              <w:t xml:space="preserve">0.930</w:t>
             </w:r>
           </w:p>
         </w:tc>
@@ -13661,113 +13661,113 @@
                 <w:szCs w:val="22"/>
                 <w:color w:val="000000"/>
               </w:rPr>
-              <w:t xml:space="preserve">1.34</w:t>
-            </w:r>
-          </w:p>
-        </w:tc>
-        <w:tc>
-          <w:tcPr>
-            <w:tcBorders>
-              <w:bottom w:val="none" w:sz="0" w:space="0" w:color="000000"/>
-              <w:top w:val="none" w:sz="0" w:space="0" w:color="000000"/>
-              <w:left w:val="none" w:sz="0" w:space="0" w:color="000000"/>
-              <w:right w:val="none" w:sz="0" w:space="0" w:color="000000"/>
-            </w:tcBorders>
-            <w:shd w:val="clear" w:color="auto" w:fill="FFFFFF"/>
-            <w:tcMar>
-              <w:top w:w="0" w:type="dxa"/>
-              <w:bottom w:w="0" w:type="dxa"/>
-              <w:left w:w="0" w:type="dxa"/>
-              <w:right w:w="0" w:type="dxa"/>
-            </w:tcMar>
-            <w:vAlign w:val="top"/>
-          </w:tcPr>
-          <w:p>
-            <w:pPr>
-              <w:pStyle w:val="Normal"/>
-              <w:jc w:val="center"/>
-              <w:pBdr>
-                <w:bottom w:val="none" w:sz="0" w:space="0" w:color="000000"/>
-                <w:top w:val="none" w:sz="0" w:space="0" w:color="000000"/>
-                <w:left w:val="none" w:sz="0" w:space="0" w:color="000000"/>
-                <w:right w:val="none" w:sz="0" w:space="0" w:color="000000"/>
-              </w:pBdr>
-              <w:spacing w:after="100" w:before="100" w:line="240"/>
-              <w:ind w:left="100" w:right="100" w:firstLine="0" w:firstLineChars="0"/>
-              <w:rPr>
-                <w:rFonts w:ascii="Helvetica" w:hAnsi="Helvetica" w:eastAsia="Helvetica" w:cs="Helvetica"/>
-                <w:i w:val="false"/>
-                <w:b w:val="false"/>
-                <w:u w:val="none"/>
-                <w:sz w:val="22"/>
-                <w:szCs w:val="22"/>
-                <w:color w:val="000000"/>
-              </w:rPr>
-            </w:pPr>
-            <w:r>
-              <w:rPr>
-                <w:rFonts w:ascii="Helvetica" w:hAnsi="Helvetica" w:eastAsia="Helvetica" w:cs="Helvetica"/>
-                <w:i w:val="false"/>
-                <w:b w:val="false"/>
-                <w:u w:val="none"/>
-                <w:sz w:val="22"/>
-                <w:szCs w:val="22"/>
-                <w:color w:val="000000"/>
-              </w:rPr>
-              <w:t xml:space="preserve">0.81, 2.21</w:t>
-            </w:r>
-          </w:p>
-        </w:tc>
-        <w:tc>
-          <w:tcPr>
-            <w:tcBorders>
-              <w:bottom w:val="none" w:sz="0" w:space="0" w:color="000000"/>
-              <w:top w:val="none" w:sz="0" w:space="0" w:color="000000"/>
-              <w:left w:val="none" w:sz="0" w:space="0" w:color="000000"/>
-              <w:right w:val="none" w:sz="0" w:space="0" w:color="000000"/>
-            </w:tcBorders>
-            <w:shd w:val="clear" w:color="auto" w:fill="FFFFFF"/>
-            <w:tcMar>
-              <w:top w:w="0" w:type="dxa"/>
-              <w:bottom w:w="0" w:type="dxa"/>
-              <w:left w:w="0" w:type="dxa"/>
-              <w:right w:w="0" w:type="dxa"/>
-            </w:tcMar>
-            <w:vAlign w:val="top"/>
-          </w:tcPr>
-          <w:p>
-            <w:pPr>
-              <w:pStyle w:val="Normal"/>
-              <w:jc w:val="center"/>
-              <w:pBdr>
-                <w:bottom w:val="none" w:sz="0" w:space="0" w:color="000000"/>
-                <w:top w:val="none" w:sz="0" w:space="0" w:color="000000"/>
-                <w:left w:val="none" w:sz="0" w:space="0" w:color="000000"/>
-                <w:right w:val="none" w:sz="0" w:space="0" w:color="000000"/>
-              </w:pBdr>
-              <w:spacing w:after="100" w:before="100" w:line="240"/>
-              <w:ind w:left="100" w:right="100" w:firstLine="0" w:firstLineChars="0"/>
-              <w:rPr>
-                <w:rFonts w:ascii="Helvetica" w:hAnsi="Helvetica" w:eastAsia="Helvetica" w:cs="Helvetica"/>
-                <w:i w:val="false"/>
-                <w:b w:val="false"/>
-                <w:u w:val="none"/>
-                <w:sz w:val="22"/>
-                <w:szCs w:val="22"/>
-                <w:color w:val="000000"/>
-              </w:rPr>
-            </w:pPr>
-            <w:r>
-              <w:rPr>
-                <w:rFonts w:ascii="Helvetica" w:hAnsi="Helvetica" w:eastAsia="Helvetica" w:cs="Helvetica"/>
-                <w:i w:val="false"/>
-                <w:b w:val="false"/>
-                <w:u w:val="none"/>
-                <w:sz w:val="22"/>
-                <w:szCs w:val="22"/>
-                <w:color w:val="000000"/>
-              </w:rPr>
-              <w:t xml:space="preserve">0.250</w:t>
+              <w:t xml:space="preserve">1.25</w:t>
+            </w:r>
+          </w:p>
+        </w:tc>
+        <w:tc>
+          <w:tcPr>
+            <w:tcBorders>
+              <w:bottom w:val="none" w:sz="0" w:space="0" w:color="000000"/>
+              <w:top w:val="none" w:sz="0" w:space="0" w:color="000000"/>
+              <w:left w:val="none" w:sz="0" w:space="0" w:color="000000"/>
+              <w:right w:val="none" w:sz="0" w:space="0" w:color="000000"/>
+            </w:tcBorders>
+            <w:shd w:val="clear" w:color="auto" w:fill="FFFFFF"/>
+            <w:tcMar>
+              <w:top w:w="0" w:type="dxa"/>
+              <w:bottom w:w="0" w:type="dxa"/>
+              <w:left w:w="0" w:type="dxa"/>
+              <w:right w:w="0" w:type="dxa"/>
+            </w:tcMar>
+            <w:vAlign w:val="top"/>
+          </w:tcPr>
+          <w:p>
+            <w:pPr>
+              <w:pStyle w:val="Normal"/>
+              <w:jc w:val="center"/>
+              <w:pBdr>
+                <w:bottom w:val="none" w:sz="0" w:space="0" w:color="000000"/>
+                <w:top w:val="none" w:sz="0" w:space="0" w:color="000000"/>
+                <w:left w:val="none" w:sz="0" w:space="0" w:color="000000"/>
+                <w:right w:val="none" w:sz="0" w:space="0" w:color="000000"/>
+              </w:pBdr>
+              <w:spacing w:after="100" w:before="100" w:line="240"/>
+              <w:ind w:left="100" w:right="100" w:firstLine="0" w:firstLineChars="0"/>
+              <w:rPr>
+                <w:rFonts w:ascii="Helvetica" w:hAnsi="Helvetica" w:eastAsia="Helvetica" w:cs="Helvetica"/>
+                <w:i w:val="false"/>
+                <w:b w:val="false"/>
+                <w:u w:val="none"/>
+                <w:sz w:val="22"/>
+                <w:szCs w:val="22"/>
+                <w:color w:val="000000"/>
+              </w:rPr>
+            </w:pPr>
+            <w:r>
+              <w:rPr>
+                <w:rFonts w:ascii="Helvetica" w:hAnsi="Helvetica" w:eastAsia="Helvetica" w:cs="Helvetica"/>
+                <w:i w:val="false"/>
+                <w:b w:val="false"/>
+                <w:u w:val="none"/>
+                <w:sz w:val="22"/>
+                <w:szCs w:val="22"/>
+                <w:color w:val="000000"/>
+              </w:rPr>
+              <w:t xml:space="preserve">0.76, 2.07</w:t>
+            </w:r>
+          </w:p>
+        </w:tc>
+        <w:tc>
+          <w:tcPr>
+            <w:tcBorders>
+              <w:bottom w:val="none" w:sz="0" w:space="0" w:color="000000"/>
+              <w:top w:val="none" w:sz="0" w:space="0" w:color="000000"/>
+              <w:left w:val="none" w:sz="0" w:space="0" w:color="000000"/>
+              <w:right w:val="none" w:sz="0" w:space="0" w:color="000000"/>
+            </w:tcBorders>
+            <w:shd w:val="clear" w:color="auto" w:fill="FFFFFF"/>
+            <w:tcMar>
+              <w:top w:w="0" w:type="dxa"/>
+              <w:bottom w:w="0" w:type="dxa"/>
+              <w:left w:w="0" w:type="dxa"/>
+              <w:right w:w="0" w:type="dxa"/>
+            </w:tcMar>
+            <w:vAlign w:val="top"/>
+          </w:tcPr>
+          <w:p>
+            <w:pPr>
+              <w:pStyle w:val="Normal"/>
+              <w:jc w:val="center"/>
+              <w:pBdr>
+                <w:bottom w:val="none" w:sz="0" w:space="0" w:color="000000"/>
+                <w:top w:val="none" w:sz="0" w:space="0" w:color="000000"/>
+                <w:left w:val="none" w:sz="0" w:space="0" w:color="000000"/>
+                <w:right w:val="none" w:sz="0" w:space="0" w:color="000000"/>
+              </w:pBdr>
+              <w:spacing w:after="100" w:before="100" w:line="240"/>
+              <w:ind w:left="100" w:right="100" w:firstLine="0" w:firstLineChars="0"/>
+              <w:rPr>
+                <w:rFonts w:ascii="Helvetica" w:hAnsi="Helvetica" w:eastAsia="Helvetica" w:cs="Helvetica"/>
+                <w:i w:val="false"/>
+                <w:b w:val="false"/>
+                <w:u w:val="none"/>
+                <w:sz w:val="22"/>
+                <w:szCs w:val="22"/>
+                <w:color w:val="000000"/>
+              </w:rPr>
+            </w:pPr>
+            <w:r>
+              <w:rPr>
+                <w:rFonts w:ascii="Helvetica" w:hAnsi="Helvetica" w:eastAsia="Helvetica" w:cs="Helvetica"/>
+                <w:i w:val="false"/>
+                <w:b w:val="false"/>
+                <w:u w:val="none"/>
+                <w:sz w:val="22"/>
+                <w:szCs w:val="22"/>
+                <w:color w:val="000000"/>
+              </w:rPr>
+              <w:t xml:space="preserve">0.380</w:t>
             </w:r>
           </w:p>
         </w:tc>
@@ -14038,7 +14038,7 @@
                 <w:szCs w:val="22"/>
                 <w:color w:val="000000"/>
               </w:rPr>
-              <w:t xml:space="preserve">0.230</w:t>
+              <w:t xml:space="preserve">0.220</w:t>
             </w:r>
           </w:p>
         </w:tc>
@@ -14197,60 +14197,60 @@
                 <w:szCs w:val="22"/>
                 <w:color w:val="000000"/>
               </w:rPr>
-              <w:t xml:space="preserve">0.36, 1.27</w:t>
-            </w:r>
-          </w:p>
-        </w:tc>
-        <w:tc>
-          <w:tcPr>
-            <w:tcBorders>
-              <w:bottom w:val="none" w:sz="0" w:space="0" w:color="000000"/>
-              <w:top w:val="none" w:sz="0" w:space="0" w:color="000000"/>
-              <w:left w:val="none" w:sz="0" w:space="0" w:color="000000"/>
-              <w:right w:val="none" w:sz="0" w:space="0" w:color="000000"/>
-            </w:tcBorders>
-            <w:shd w:val="clear" w:color="auto" w:fill="FFFFFF"/>
-            <w:tcMar>
-              <w:top w:w="0" w:type="dxa"/>
-              <w:bottom w:w="0" w:type="dxa"/>
-              <w:left w:w="0" w:type="dxa"/>
-              <w:right w:w="0" w:type="dxa"/>
-            </w:tcMar>
-            <w:vAlign w:val="top"/>
-          </w:tcPr>
-          <w:p>
-            <w:pPr>
-              <w:pStyle w:val="Normal"/>
-              <w:jc w:val="center"/>
-              <w:pBdr>
-                <w:bottom w:val="none" w:sz="0" w:space="0" w:color="000000"/>
-                <w:top w:val="none" w:sz="0" w:space="0" w:color="000000"/>
-                <w:left w:val="none" w:sz="0" w:space="0" w:color="000000"/>
-                <w:right w:val="none" w:sz="0" w:space="0" w:color="000000"/>
-              </w:pBdr>
-              <w:spacing w:after="100" w:before="100" w:line="240"/>
-              <w:ind w:left="100" w:right="100" w:firstLine="0" w:firstLineChars="0"/>
-              <w:rPr>
-                <w:rFonts w:ascii="Helvetica" w:hAnsi="Helvetica" w:eastAsia="Helvetica" w:cs="Helvetica"/>
-                <w:i w:val="false"/>
-                <w:b w:val="false"/>
-                <w:u w:val="none"/>
-                <w:sz w:val="22"/>
-                <w:szCs w:val="22"/>
-                <w:color w:val="000000"/>
-              </w:rPr>
-            </w:pPr>
-            <w:r>
-              <w:rPr>
-                <w:rFonts w:ascii="Helvetica" w:hAnsi="Helvetica" w:eastAsia="Helvetica" w:cs="Helvetica"/>
-                <w:i w:val="false"/>
-                <w:b w:val="false"/>
-                <w:u w:val="none"/>
-                <w:sz w:val="22"/>
-                <w:szCs w:val="22"/>
-                <w:color w:val="000000"/>
-              </w:rPr>
-              <w:t xml:space="preserve">0.220</w:t>
+              <w:t xml:space="preserve">0.36, 1.25</w:t>
+            </w:r>
+          </w:p>
+        </w:tc>
+        <w:tc>
+          <w:tcPr>
+            <w:tcBorders>
+              <w:bottom w:val="none" w:sz="0" w:space="0" w:color="000000"/>
+              <w:top w:val="none" w:sz="0" w:space="0" w:color="000000"/>
+              <w:left w:val="none" w:sz="0" w:space="0" w:color="000000"/>
+              <w:right w:val="none" w:sz="0" w:space="0" w:color="000000"/>
+            </w:tcBorders>
+            <w:shd w:val="clear" w:color="auto" w:fill="FFFFFF"/>
+            <w:tcMar>
+              <w:top w:w="0" w:type="dxa"/>
+              <w:bottom w:w="0" w:type="dxa"/>
+              <w:left w:w="0" w:type="dxa"/>
+              <w:right w:w="0" w:type="dxa"/>
+            </w:tcMar>
+            <w:vAlign w:val="top"/>
+          </w:tcPr>
+          <w:p>
+            <w:pPr>
+              <w:pStyle w:val="Normal"/>
+              <w:jc w:val="center"/>
+              <w:pBdr>
+                <w:bottom w:val="none" w:sz="0" w:space="0" w:color="000000"/>
+                <w:top w:val="none" w:sz="0" w:space="0" w:color="000000"/>
+                <w:left w:val="none" w:sz="0" w:space="0" w:color="000000"/>
+                <w:right w:val="none" w:sz="0" w:space="0" w:color="000000"/>
+              </w:pBdr>
+              <w:spacing w:after="100" w:before="100" w:line="240"/>
+              <w:ind w:left="100" w:right="100" w:firstLine="0" w:firstLineChars="0"/>
+              <w:rPr>
+                <w:rFonts w:ascii="Helvetica" w:hAnsi="Helvetica" w:eastAsia="Helvetica" w:cs="Helvetica"/>
+                <w:i w:val="false"/>
+                <w:b w:val="false"/>
+                <w:u w:val="none"/>
+                <w:sz w:val="22"/>
+                <w:szCs w:val="22"/>
+                <w:color w:val="000000"/>
+              </w:rPr>
+            </w:pPr>
+            <w:r>
+              <w:rPr>
+                <w:rFonts w:ascii="Helvetica" w:hAnsi="Helvetica" w:eastAsia="Helvetica" w:cs="Helvetica"/>
+                <w:i w:val="false"/>
+                <w:b w:val="false"/>
+                <w:u w:val="none"/>
+                <w:sz w:val="22"/>
+                <w:szCs w:val="22"/>
+                <w:color w:val="000000"/>
+              </w:rPr>
+              <w:t xml:space="preserve">0.200</w:t>
             </w:r>
           </w:p>
         </w:tc>
@@ -14415,60 +14415,60 @@
                 <w:szCs w:val="22"/>
                 <w:color w:val="000000"/>
               </w:rPr>
-              <w:t xml:space="preserve">1.87</w:t>
-            </w:r>
-          </w:p>
-        </w:tc>
-        <w:tc>
-          <w:tcPr>
-            <w:tcBorders>
-              <w:bottom w:val="none" w:sz="0" w:space="0" w:color="000000"/>
-              <w:top w:val="none" w:sz="0" w:space="0" w:color="000000"/>
-              <w:left w:val="none" w:sz="0" w:space="0" w:color="000000"/>
-              <w:right w:val="none" w:sz="0" w:space="0" w:color="000000"/>
-            </w:tcBorders>
-            <w:shd w:val="clear" w:color="auto" w:fill="FFFFFF"/>
-            <w:tcMar>
-              <w:top w:w="0" w:type="dxa"/>
-              <w:bottom w:w="0" w:type="dxa"/>
-              <w:left w:w="0" w:type="dxa"/>
-              <w:right w:w="0" w:type="dxa"/>
-            </w:tcMar>
-            <w:vAlign w:val="top"/>
-          </w:tcPr>
-          <w:p>
-            <w:pPr>
-              <w:pStyle w:val="Normal"/>
-              <w:jc w:val="center"/>
-              <w:pBdr>
-                <w:bottom w:val="none" w:sz="0" w:space="0" w:color="000000"/>
-                <w:top w:val="none" w:sz="0" w:space="0" w:color="000000"/>
-                <w:left w:val="none" w:sz="0" w:space="0" w:color="000000"/>
-                <w:right w:val="none" w:sz="0" w:space="0" w:color="000000"/>
-              </w:pBdr>
-              <w:spacing w:after="100" w:before="100" w:line="240"/>
-              <w:ind w:left="100" w:right="100" w:firstLine="0" w:firstLineChars="0"/>
-              <w:rPr>
-                <w:rFonts w:ascii="Helvetica" w:hAnsi="Helvetica" w:eastAsia="Helvetica" w:cs="Helvetica"/>
-                <w:i w:val="false"/>
-                <w:b w:val="false"/>
-                <w:u w:val="none"/>
-                <w:sz w:val="22"/>
-                <w:szCs w:val="22"/>
-                <w:color w:val="000000"/>
-              </w:rPr>
-            </w:pPr>
-            <w:r>
-              <w:rPr>
-                <w:rFonts w:ascii="Helvetica" w:hAnsi="Helvetica" w:eastAsia="Helvetica" w:cs="Helvetica"/>
-                <w:i w:val="false"/>
-                <w:b w:val="false"/>
-                <w:u w:val="none"/>
-                <w:sz w:val="22"/>
-                <w:szCs w:val="22"/>
-                <w:color w:val="000000"/>
-              </w:rPr>
-              <w:t xml:space="preserve">1.33, 2.63</w:t>
+              <w:t xml:space="preserve">1.86</w:t>
+            </w:r>
+          </w:p>
+        </w:tc>
+        <w:tc>
+          <w:tcPr>
+            <w:tcBorders>
+              <w:bottom w:val="none" w:sz="0" w:space="0" w:color="000000"/>
+              <w:top w:val="none" w:sz="0" w:space="0" w:color="000000"/>
+              <w:left w:val="none" w:sz="0" w:space="0" w:color="000000"/>
+              <w:right w:val="none" w:sz="0" w:space="0" w:color="000000"/>
+            </w:tcBorders>
+            <w:shd w:val="clear" w:color="auto" w:fill="FFFFFF"/>
+            <w:tcMar>
+              <w:top w:w="0" w:type="dxa"/>
+              <w:bottom w:w="0" w:type="dxa"/>
+              <w:left w:w="0" w:type="dxa"/>
+              <w:right w:w="0" w:type="dxa"/>
+            </w:tcMar>
+            <w:vAlign w:val="top"/>
+          </w:tcPr>
+          <w:p>
+            <w:pPr>
+              <w:pStyle w:val="Normal"/>
+              <w:jc w:val="center"/>
+              <w:pBdr>
+                <w:bottom w:val="none" w:sz="0" w:space="0" w:color="000000"/>
+                <w:top w:val="none" w:sz="0" w:space="0" w:color="000000"/>
+                <w:left w:val="none" w:sz="0" w:space="0" w:color="000000"/>
+                <w:right w:val="none" w:sz="0" w:space="0" w:color="000000"/>
+              </w:pBdr>
+              <w:spacing w:after="100" w:before="100" w:line="240"/>
+              <w:ind w:left="100" w:right="100" w:firstLine="0" w:firstLineChars="0"/>
+              <w:rPr>
+                <w:rFonts w:ascii="Helvetica" w:hAnsi="Helvetica" w:eastAsia="Helvetica" w:cs="Helvetica"/>
+                <w:i w:val="false"/>
+                <w:b w:val="false"/>
+                <w:u w:val="none"/>
+                <w:sz w:val="22"/>
+                <w:szCs w:val="22"/>
+                <w:color w:val="000000"/>
+              </w:rPr>
+            </w:pPr>
+            <w:r>
+              <w:rPr>
+                <w:rFonts w:ascii="Helvetica" w:hAnsi="Helvetica" w:eastAsia="Helvetica" w:cs="Helvetica"/>
+                <w:i w:val="false"/>
+                <w:b w:val="false"/>
+                <w:u w:val="none"/>
+                <w:sz w:val="22"/>
+                <w:szCs w:val="22"/>
+                <w:color w:val="000000"/>
+              </w:rPr>
+              <w:t xml:space="preserve">1.32, 2.61</w:t>
             </w:r>
           </w:p>
         </w:tc>
@@ -14627,113 +14627,113 @@
                 <w:szCs w:val="22"/>
                 <w:color w:val="000000"/>
               </w:rPr>
-              <w:t xml:space="preserve">1.25</w:t>
-            </w:r>
-          </w:p>
-        </w:tc>
-        <w:tc>
-          <w:tcPr>
-            <w:tcBorders>
-              <w:bottom w:val="none" w:sz="0" w:space="0" w:color="000000"/>
-              <w:top w:val="none" w:sz="0" w:space="0" w:color="000000"/>
-              <w:left w:val="none" w:sz="0" w:space="0" w:color="000000"/>
-              <w:right w:val="none" w:sz="0" w:space="0" w:color="000000"/>
-            </w:tcBorders>
-            <w:shd w:val="clear" w:color="auto" w:fill="FFFFFF"/>
-            <w:tcMar>
-              <w:top w:w="0" w:type="dxa"/>
-              <w:bottom w:w="0" w:type="dxa"/>
-              <w:left w:w="0" w:type="dxa"/>
-              <w:right w:w="0" w:type="dxa"/>
-            </w:tcMar>
-            <w:vAlign w:val="top"/>
-          </w:tcPr>
-          <w:p>
-            <w:pPr>
-              <w:pStyle w:val="Normal"/>
-              <w:jc w:val="center"/>
-              <w:pBdr>
-                <w:bottom w:val="none" w:sz="0" w:space="0" w:color="000000"/>
-                <w:top w:val="none" w:sz="0" w:space="0" w:color="000000"/>
-                <w:left w:val="none" w:sz="0" w:space="0" w:color="000000"/>
-                <w:right w:val="none" w:sz="0" w:space="0" w:color="000000"/>
-              </w:pBdr>
-              <w:spacing w:after="100" w:before="100" w:line="240"/>
-              <w:ind w:left="100" w:right="100" w:firstLine="0" w:firstLineChars="0"/>
-              <w:rPr>
-                <w:rFonts w:ascii="Helvetica" w:hAnsi="Helvetica" w:eastAsia="Helvetica" w:cs="Helvetica"/>
-                <w:i w:val="false"/>
-                <w:b w:val="false"/>
-                <w:u w:val="none"/>
-                <w:sz w:val="22"/>
-                <w:szCs w:val="22"/>
-                <w:color w:val="000000"/>
-              </w:rPr>
-            </w:pPr>
-            <w:r>
-              <w:rPr>
-                <w:rFonts w:ascii="Helvetica" w:hAnsi="Helvetica" w:eastAsia="Helvetica" w:cs="Helvetica"/>
-                <w:i w:val="false"/>
-                <w:b w:val="false"/>
-                <w:u w:val="none"/>
-                <w:sz w:val="22"/>
-                <w:szCs w:val="22"/>
-                <w:color w:val="000000"/>
-              </w:rPr>
-              <w:t xml:space="preserve">0.70, 2.23</w:t>
-            </w:r>
-          </w:p>
-        </w:tc>
-        <w:tc>
-          <w:tcPr>
-            <w:tcBorders>
-              <w:bottom w:val="none" w:sz="0" w:space="0" w:color="000000"/>
-              <w:top w:val="none" w:sz="0" w:space="0" w:color="000000"/>
-              <w:left w:val="none" w:sz="0" w:space="0" w:color="000000"/>
-              <w:right w:val="none" w:sz="0" w:space="0" w:color="000000"/>
-            </w:tcBorders>
-            <w:shd w:val="clear" w:color="auto" w:fill="FFFFFF"/>
-            <w:tcMar>
-              <w:top w:w="0" w:type="dxa"/>
-              <w:bottom w:w="0" w:type="dxa"/>
-              <w:left w:w="0" w:type="dxa"/>
-              <w:right w:w="0" w:type="dxa"/>
-            </w:tcMar>
-            <w:vAlign w:val="top"/>
-          </w:tcPr>
-          <w:p>
-            <w:pPr>
-              <w:pStyle w:val="Normal"/>
-              <w:jc w:val="center"/>
-              <w:pBdr>
-                <w:bottom w:val="none" w:sz="0" w:space="0" w:color="000000"/>
-                <w:top w:val="none" w:sz="0" w:space="0" w:color="000000"/>
-                <w:left w:val="none" w:sz="0" w:space="0" w:color="000000"/>
-                <w:right w:val="none" w:sz="0" w:space="0" w:color="000000"/>
-              </w:pBdr>
-              <w:spacing w:after="100" w:before="100" w:line="240"/>
-              <w:ind w:left="100" w:right="100" w:firstLine="0" w:firstLineChars="0"/>
-              <w:rPr>
-                <w:rFonts w:ascii="Helvetica" w:hAnsi="Helvetica" w:eastAsia="Helvetica" w:cs="Helvetica"/>
-                <w:i w:val="false"/>
-                <w:b w:val="false"/>
-                <w:u w:val="none"/>
-                <w:sz w:val="22"/>
-                <w:szCs w:val="22"/>
-                <w:color w:val="000000"/>
-              </w:rPr>
-            </w:pPr>
-            <w:r>
-              <w:rPr>
-                <w:rFonts w:ascii="Helvetica" w:hAnsi="Helvetica" w:eastAsia="Helvetica" w:cs="Helvetica"/>
-                <w:i w:val="false"/>
-                <w:b w:val="false"/>
-                <w:u w:val="none"/>
-                <w:sz w:val="22"/>
-                <w:szCs w:val="22"/>
-                <w:color w:val="000000"/>
-              </w:rPr>
-              <w:t xml:space="preserve">0.450</w:t>
+              <w:t xml:space="preserve">1.22</w:t>
+            </w:r>
+          </w:p>
+        </w:tc>
+        <w:tc>
+          <w:tcPr>
+            <w:tcBorders>
+              <w:bottom w:val="none" w:sz="0" w:space="0" w:color="000000"/>
+              <w:top w:val="none" w:sz="0" w:space="0" w:color="000000"/>
+              <w:left w:val="none" w:sz="0" w:space="0" w:color="000000"/>
+              <w:right w:val="none" w:sz="0" w:space="0" w:color="000000"/>
+            </w:tcBorders>
+            <w:shd w:val="clear" w:color="auto" w:fill="FFFFFF"/>
+            <w:tcMar>
+              <w:top w:w="0" w:type="dxa"/>
+              <w:bottom w:w="0" w:type="dxa"/>
+              <w:left w:w="0" w:type="dxa"/>
+              <w:right w:w="0" w:type="dxa"/>
+            </w:tcMar>
+            <w:vAlign w:val="top"/>
+          </w:tcPr>
+          <w:p>
+            <w:pPr>
+              <w:pStyle w:val="Normal"/>
+              <w:jc w:val="center"/>
+              <w:pBdr>
+                <w:bottom w:val="none" w:sz="0" w:space="0" w:color="000000"/>
+                <w:top w:val="none" w:sz="0" w:space="0" w:color="000000"/>
+                <w:left w:val="none" w:sz="0" w:space="0" w:color="000000"/>
+                <w:right w:val="none" w:sz="0" w:space="0" w:color="000000"/>
+              </w:pBdr>
+              <w:spacing w:after="100" w:before="100" w:line="240"/>
+              <w:ind w:left="100" w:right="100" w:firstLine="0" w:firstLineChars="0"/>
+              <w:rPr>
+                <w:rFonts w:ascii="Helvetica" w:hAnsi="Helvetica" w:eastAsia="Helvetica" w:cs="Helvetica"/>
+                <w:i w:val="false"/>
+                <w:b w:val="false"/>
+                <w:u w:val="none"/>
+                <w:sz w:val="22"/>
+                <w:szCs w:val="22"/>
+                <w:color w:val="000000"/>
+              </w:rPr>
+            </w:pPr>
+            <w:r>
+              <w:rPr>
+                <w:rFonts w:ascii="Helvetica" w:hAnsi="Helvetica" w:eastAsia="Helvetica" w:cs="Helvetica"/>
+                <w:i w:val="false"/>
+                <w:b w:val="false"/>
+                <w:u w:val="none"/>
+                <w:sz w:val="22"/>
+                <w:szCs w:val="22"/>
+                <w:color w:val="000000"/>
+              </w:rPr>
+              <w:t xml:space="preserve">0.68, 2.18</w:t>
+            </w:r>
+          </w:p>
+        </w:tc>
+        <w:tc>
+          <w:tcPr>
+            <w:tcBorders>
+              <w:bottom w:val="none" w:sz="0" w:space="0" w:color="000000"/>
+              <w:top w:val="none" w:sz="0" w:space="0" w:color="000000"/>
+              <w:left w:val="none" w:sz="0" w:space="0" w:color="000000"/>
+              <w:right w:val="none" w:sz="0" w:space="0" w:color="000000"/>
+            </w:tcBorders>
+            <w:shd w:val="clear" w:color="auto" w:fill="FFFFFF"/>
+            <w:tcMar>
+              <w:top w:w="0" w:type="dxa"/>
+              <w:bottom w:w="0" w:type="dxa"/>
+              <w:left w:w="0" w:type="dxa"/>
+              <w:right w:w="0" w:type="dxa"/>
+            </w:tcMar>
+            <w:vAlign w:val="top"/>
+          </w:tcPr>
+          <w:p>
+            <w:pPr>
+              <w:pStyle w:val="Normal"/>
+              <w:jc w:val="center"/>
+              <w:pBdr>
+                <w:bottom w:val="none" w:sz="0" w:space="0" w:color="000000"/>
+                <w:top w:val="none" w:sz="0" w:space="0" w:color="000000"/>
+                <w:left w:val="none" w:sz="0" w:space="0" w:color="000000"/>
+                <w:right w:val="none" w:sz="0" w:space="0" w:color="000000"/>
+              </w:pBdr>
+              <w:spacing w:after="100" w:before="100" w:line="240"/>
+              <w:ind w:left="100" w:right="100" w:firstLine="0" w:firstLineChars="0"/>
+              <w:rPr>
+                <w:rFonts w:ascii="Helvetica" w:hAnsi="Helvetica" w:eastAsia="Helvetica" w:cs="Helvetica"/>
+                <w:i w:val="false"/>
+                <w:b w:val="false"/>
+                <w:u w:val="none"/>
+                <w:sz w:val="22"/>
+                <w:szCs w:val="22"/>
+                <w:color w:val="000000"/>
+              </w:rPr>
+            </w:pPr>
+            <w:r>
+              <w:rPr>
+                <w:rFonts w:ascii="Helvetica" w:hAnsi="Helvetica" w:eastAsia="Helvetica" w:cs="Helvetica"/>
+                <w:i w:val="false"/>
+                <w:b w:val="false"/>
+                <w:u w:val="none"/>
+                <w:sz w:val="22"/>
+                <w:szCs w:val="22"/>
+                <w:color w:val="000000"/>
+              </w:rPr>
+              <w:t xml:space="preserve">0.500</w:t>
             </w:r>
           </w:p>
         </w:tc>
@@ -14898,113 +14898,113 @@
                 <w:szCs w:val="22"/>
                 <w:color w:val="000000"/>
               </w:rPr>
-              <w:t xml:space="preserve">1.23</w:t>
-            </w:r>
-          </w:p>
-        </w:tc>
-        <w:tc>
-          <w:tcPr>
-            <w:tcBorders>
-              <w:bottom w:val="none" w:sz="0" w:space="0" w:color="000000"/>
-              <w:top w:val="none" w:sz="0" w:space="0" w:color="000000"/>
-              <w:left w:val="none" w:sz="0" w:space="0" w:color="000000"/>
-              <w:right w:val="none" w:sz="0" w:space="0" w:color="000000"/>
-            </w:tcBorders>
-            <w:shd w:val="clear" w:color="auto" w:fill="FFFFFF"/>
-            <w:tcMar>
-              <w:top w:w="0" w:type="dxa"/>
-              <w:bottom w:w="0" w:type="dxa"/>
-              <w:left w:w="0" w:type="dxa"/>
-              <w:right w:w="0" w:type="dxa"/>
-            </w:tcMar>
-            <w:vAlign w:val="top"/>
-          </w:tcPr>
-          <w:p>
-            <w:pPr>
-              <w:pStyle w:val="Normal"/>
-              <w:jc w:val="center"/>
-              <w:pBdr>
-                <w:bottom w:val="none" w:sz="0" w:space="0" w:color="000000"/>
-                <w:top w:val="none" w:sz="0" w:space="0" w:color="000000"/>
-                <w:left w:val="none" w:sz="0" w:space="0" w:color="000000"/>
-                <w:right w:val="none" w:sz="0" w:space="0" w:color="000000"/>
-              </w:pBdr>
-              <w:spacing w:after="100" w:before="100" w:line="240"/>
-              <w:ind w:left="100" w:right="100" w:firstLine="0" w:firstLineChars="0"/>
-              <w:rPr>
-                <w:rFonts w:ascii="Helvetica" w:hAnsi="Helvetica" w:eastAsia="Helvetica" w:cs="Helvetica"/>
-                <w:i w:val="false"/>
-                <w:b w:val="false"/>
-                <w:u w:val="none"/>
-                <w:sz w:val="22"/>
-                <w:szCs w:val="22"/>
-                <w:color w:val="000000"/>
-              </w:rPr>
-            </w:pPr>
-            <w:r>
-              <w:rPr>
-                <w:rFonts w:ascii="Helvetica" w:hAnsi="Helvetica" w:eastAsia="Helvetica" w:cs="Helvetica"/>
-                <w:i w:val="false"/>
-                <w:b w:val="false"/>
-                <w:u w:val="none"/>
-                <w:sz w:val="22"/>
-                <w:szCs w:val="22"/>
-                <w:color w:val="000000"/>
-              </w:rPr>
-              <w:t xml:space="preserve">0.90, 1.69</w:t>
-            </w:r>
-          </w:p>
-        </w:tc>
-        <w:tc>
-          <w:tcPr>
-            <w:tcBorders>
-              <w:bottom w:val="none" w:sz="0" w:space="0" w:color="000000"/>
-              <w:top w:val="none" w:sz="0" w:space="0" w:color="000000"/>
-              <w:left w:val="none" w:sz="0" w:space="0" w:color="000000"/>
-              <w:right w:val="none" w:sz="0" w:space="0" w:color="000000"/>
-            </w:tcBorders>
-            <w:shd w:val="clear" w:color="auto" w:fill="FFFFFF"/>
-            <w:tcMar>
-              <w:top w:w="0" w:type="dxa"/>
-              <w:bottom w:w="0" w:type="dxa"/>
-              <w:left w:w="0" w:type="dxa"/>
-              <w:right w:w="0" w:type="dxa"/>
-            </w:tcMar>
-            <w:vAlign w:val="top"/>
-          </w:tcPr>
-          <w:p>
-            <w:pPr>
-              <w:pStyle w:val="Normal"/>
-              <w:jc w:val="center"/>
-              <w:pBdr>
-                <w:bottom w:val="none" w:sz="0" w:space="0" w:color="000000"/>
-                <w:top w:val="none" w:sz="0" w:space="0" w:color="000000"/>
-                <w:left w:val="none" w:sz="0" w:space="0" w:color="000000"/>
-                <w:right w:val="none" w:sz="0" w:space="0" w:color="000000"/>
-              </w:pBdr>
-              <w:spacing w:after="100" w:before="100" w:line="240"/>
-              <w:ind w:left="100" w:right="100" w:firstLine="0" w:firstLineChars="0"/>
-              <w:rPr>
-                <w:rFonts w:ascii="Helvetica" w:hAnsi="Helvetica" w:eastAsia="Helvetica" w:cs="Helvetica"/>
-                <w:i w:val="false"/>
-                <w:b w:val="false"/>
-                <w:u w:val="none"/>
-                <w:sz w:val="22"/>
-                <w:szCs w:val="22"/>
-                <w:color w:val="000000"/>
-              </w:rPr>
-            </w:pPr>
-            <w:r>
-              <w:rPr>
-                <w:rFonts w:ascii="Helvetica" w:hAnsi="Helvetica" w:eastAsia="Helvetica" w:cs="Helvetica"/>
-                <w:i w:val="false"/>
-                <w:b w:val="false"/>
-                <w:u w:val="none"/>
-                <w:sz w:val="22"/>
-                <w:szCs w:val="22"/>
-                <w:color w:val="000000"/>
-              </w:rPr>
-              <w:t xml:space="preserve">0.200</w:t>
+              <w:t xml:space="preserve">1.25</w:t>
+            </w:r>
+          </w:p>
+        </w:tc>
+        <w:tc>
+          <w:tcPr>
+            <w:tcBorders>
+              <w:bottom w:val="none" w:sz="0" w:space="0" w:color="000000"/>
+              <w:top w:val="none" w:sz="0" w:space="0" w:color="000000"/>
+              <w:left w:val="none" w:sz="0" w:space="0" w:color="000000"/>
+              <w:right w:val="none" w:sz="0" w:space="0" w:color="000000"/>
+            </w:tcBorders>
+            <w:shd w:val="clear" w:color="auto" w:fill="FFFFFF"/>
+            <w:tcMar>
+              <w:top w:w="0" w:type="dxa"/>
+              <w:bottom w:w="0" w:type="dxa"/>
+              <w:left w:w="0" w:type="dxa"/>
+              <w:right w:w="0" w:type="dxa"/>
+            </w:tcMar>
+            <w:vAlign w:val="top"/>
+          </w:tcPr>
+          <w:p>
+            <w:pPr>
+              <w:pStyle w:val="Normal"/>
+              <w:jc w:val="center"/>
+              <w:pBdr>
+                <w:bottom w:val="none" w:sz="0" w:space="0" w:color="000000"/>
+                <w:top w:val="none" w:sz="0" w:space="0" w:color="000000"/>
+                <w:left w:val="none" w:sz="0" w:space="0" w:color="000000"/>
+                <w:right w:val="none" w:sz="0" w:space="0" w:color="000000"/>
+              </w:pBdr>
+              <w:spacing w:after="100" w:before="100" w:line="240"/>
+              <w:ind w:left="100" w:right="100" w:firstLine="0" w:firstLineChars="0"/>
+              <w:rPr>
+                <w:rFonts w:ascii="Helvetica" w:hAnsi="Helvetica" w:eastAsia="Helvetica" w:cs="Helvetica"/>
+                <w:i w:val="false"/>
+                <w:b w:val="false"/>
+                <w:u w:val="none"/>
+                <w:sz w:val="22"/>
+                <w:szCs w:val="22"/>
+                <w:color w:val="000000"/>
+              </w:rPr>
+            </w:pPr>
+            <w:r>
+              <w:rPr>
+                <w:rFonts w:ascii="Helvetica" w:hAnsi="Helvetica" w:eastAsia="Helvetica" w:cs="Helvetica"/>
+                <w:i w:val="false"/>
+                <w:b w:val="false"/>
+                <w:u w:val="none"/>
+                <w:sz w:val="22"/>
+                <w:szCs w:val="22"/>
+                <w:color w:val="000000"/>
+              </w:rPr>
+              <w:t xml:space="preserve">0.91, 1.71</w:t>
+            </w:r>
+          </w:p>
+        </w:tc>
+        <w:tc>
+          <w:tcPr>
+            <w:tcBorders>
+              <w:bottom w:val="none" w:sz="0" w:space="0" w:color="000000"/>
+              <w:top w:val="none" w:sz="0" w:space="0" w:color="000000"/>
+              <w:left w:val="none" w:sz="0" w:space="0" w:color="000000"/>
+              <w:right w:val="none" w:sz="0" w:space="0" w:color="000000"/>
+            </w:tcBorders>
+            <w:shd w:val="clear" w:color="auto" w:fill="FFFFFF"/>
+            <w:tcMar>
+              <w:top w:w="0" w:type="dxa"/>
+              <w:bottom w:w="0" w:type="dxa"/>
+              <w:left w:w="0" w:type="dxa"/>
+              <w:right w:w="0" w:type="dxa"/>
+            </w:tcMar>
+            <w:vAlign w:val="top"/>
+          </w:tcPr>
+          <w:p>
+            <w:pPr>
+              <w:pStyle w:val="Normal"/>
+              <w:jc w:val="center"/>
+              <w:pBdr>
+                <w:bottom w:val="none" w:sz="0" w:space="0" w:color="000000"/>
+                <w:top w:val="none" w:sz="0" w:space="0" w:color="000000"/>
+                <w:left w:val="none" w:sz="0" w:space="0" w:color="000000"/>
+                <w:right w:val="none" w:sz="0" w:space="0" w:color="000000"/>
+              </w:pBdr>
+              <w:spacing w:after="100" w:before="100" w:line="240"/>
+              <w:ind w:left="100" w:right="100" w:firstLine="0" w:firstLineChars="0"/>
+              <w:rPr>
+                <w:rFonts w:ascii="Helvetica" w:hAnsi="Helvetica" w:eastAsia="Helvetica" w:cs="Helvetica"/>
+                <w:i w:val="false"/>
+                <w:b w:val="false"/>
+                <w:u w:val="none"/>
+                <w:sz w:val="22"/>
+                <w:szCs w:val="22"/>
+                <w:color w:val="000000"/>
+              </w:rPr>
+            </w:pPr>
+            <w:r>
+              <w:rPr>
+                <w:rFonts w:ascii="Helvetica" w:hAnsi="Helvetica" w:eastAsia="Helvetica" w:cs="Helvetica"/>
+                <w:i w:val="false"/>
+                <w:b w:val="false"/>
+                <w:u w:val="none"/>
+                <w:sz w:val="22"/>
+                <w:szCs w:val="22"/>
+                <w:color w:val="000000"/>
+              </w:rPr>
+              <w:t xml:space="preserve">0.160</w:t>
             </w:r>
           </w:p>
         </w:tc>
@@ -15110,113 +15110,113 @@
                 <w:szCs w:val="22"/>
                 <w:color w:val="000000"/>
               </w:rPr>
-              <w:t xml:space="preserve">0.98</w:t>
-            </w:r>
-          </w:p>
-        </w:tc>
-        <w:tc>
-          <w:tcPr>
-            <w:tcBorders>
-              <w:bottom w:val="none" w:sz="0" w:space="0" w:color="000000"/>
-              <w:top w:val="none" w:sz="0" w:space="0" w:color="000000"/>
-              <w:left w:val="none" w:sz="0" w:space="0" w:color="000000"/>
-              <w:right w:val="none" w:sz="0" w:space="0" w:color="000000"/>
-            </w:tcBorders>
-            <w:shd w:val="clear" w:color="auto" w:fill="FFFFFF"/>
-            <w:tcMar>
-              <w:top w:w="0" w:type="dxa"/>
-              <w:bottom w:w="0" w:type="dxa"/>
-              <w:left w:w="0" w:type="dxa"/>
-              <w:right w:w="0" w:type="dxa"/>
-            </w:tcMar>
-            <w:vAlign w:val="top"/>
-          </w:tcPr>
-          <w:p>
-            <w:pPr>
-              <w:pStyle w:val="Normal"/>
-              <w:jc w:val="center"/>
-              <w:pBdr>
-                <w:bottom w:val="none" w:sz="0" w:space="0" w:color="000000"/>
-                <w:top w:val="none" w:sz="0" w:space="0" w:color="000000"/>
-                <w:left w:val="none" w:sz="0" w:space="0" w:color="000000"/>
-                <w:right w:val="none" w:sz="0" w:space="0" w:color="000000"/>
-              </w:pBdr>
-              <w:spacing w:after="100" w:before="100" w:line="240"/>
-              <w:ind w:left="100" w:right="100" w:firstLine="0" w:firstLineChars="0"/>
-              <w:rPr>
-                <w:rFonts w:ascii="Helvetica" w:hAnsi="Helvetica" w:eastAsia="Helvetica" w:cs="Helvetica"/>
-                <w:i w:val="false"/>
-                <w:b w:val="false"/>
-                <w:u w:val="none"/>
-                <w:sz w:val="22"/>
-                <w:szCs w:val="22"/>
-                <w:color w:val="000000"/>
-              </w:rPr>
-            </w:pPr>
-            <w:r>
-              <w:rPr>
-                <w:rFonts w:ascii="Helvetica" w:hAnsi="Helvetica" w:eastAsia="Helvetica" w:cs="Helvetica"/>
-                <w:i w:val="false"/>
-                <w:b w:val="false"/>
-                <w:u w:val="none"/>
-                <w:sz w:val="22"/>
-                <w:szCs w:val="22"/>
-                <w:color w:val="000000"/>
-              </w:rPr>
-              <w:t xml:space="preserve">0.65, 1.49</w:t>
-            </w:r>
-          </w:p>
-        </w:tc>
-        <w:tc>
-          <w:tcPr>
-            <w:tcBorders>
-              <w:bottom w:val="none" w:sz="0" w:space="0" w:color="000000"/>
-              <w:top w:val="none" w:sz="0" w:space="0" w:color="000000"/>
-              <w:left w:val="none" w:sz="0" w:space="0" w:color="000000"/>
-              <w:right w:val="none" w:sz="0" w:space="0" w:color="000000"/>
-            </w:tcBorders>
-            <w:shd w:val="clear" w:color="auto" w:fill="FFFFFF"/>
-            <w:tcMar>
-              <w:top w:w="0" w:type="dxa"/>
-              <w:bottom w:w="0" w:type="dxa"/>
-              <w:left w:w="0" w:type="dxa"/>
-              <w:right w:w="0" w:type="dxa"/>
-            </w:tcMar>
-            <w:vAlign w:val="top"/>
-          </w:tcPr>
-          <w:p>
-            <w:pPr>
-              <w:pStyle w:val="Normal"/>
-              <w:jc w:val="center"/>
-              <w:pBdr>
-                <w:bottom w:val="none" w:sz="0" w:space="0" w:color="000000"/>
-                <w:top w:val="none" w:sz="0" w:space="0" w:color="000000"/>
-                <w:left w:val="none" w:sz="0" w:space="0" w:color="000000"/>
-                <w:right w:val="none" w:sz="0" w:space="0" w:color="000000"/>
-              </w:pBdr>
-              <w:spacing w:after="100" w:before="100" w:line="240"/>
-              <w:ind w:left="100" w:right="100" w:firstLine="0" w:firstLineChars="0"/>
-              <w:rPr>
-                <w:rFonts w:ascii="Helvetica" w:hAnsi="Helvetica" w:eastAsia="Helvetica" w:cs="Helvetica"/>
-                <w:i w:val="false"/>
-                <w:b w:val="false"/>
-                <w:u w:val="none"/>
-                <w:sz w:val="22"/>
-                <w:szCs w:val="22"/>
-                <w:color w:val="000000"/>
-              </w:rPr>
-            </w:pPr>
-            <w:r>
-              <w:rPr>
-                <w:rFonts w:ascii="Helvetica" w:hAnsi="Helvetica" w:eastAsia="Helvetica" w:cs="Helvetica"/>
-                <w:i w:val="false"/>
-                <w:b w:val="false"/>
-                <w:u w:val="none"/>
-                <w:sz w:val="22"/>
-                <w:szCs w:val="22"/>
-                <w:color w:val="000000"/>
-              </w:rPr>
-              <w:t xml:space="preserve">0.930</w:t>
+              <w:t xml:space="preserve">1.01</w:t>
+            </w:r>
+          </w:p>
+        </w:tc>
+        <w:tc>
+          <w:tcPr>
+            <w:tcBorders>
+              <w:bottom w:val="none" w:sz="0" w:space="0" w:color="000000"/>
+              <w:top w:val="none" w:sz="0" w:space="0" w:color="000000"/>
+              <w:left w:val="none" w:sz="0" w:space="0" w:color="000000"/>
+              <w:right w:val="none" w:sz="0" w:space="0" w:color="000000"/>
+            </w:tcBorders>
+            <w:shd w:val="clear" w:color="auto" w:fill="FFFFFF"/>
+            <w:tcMar>
+              <w:top w:w="0" w:type="dxa"/>
+              <w:bottom w:w="0" w:type="dxa"/>
+              <w:left w:w="0" w:type="dxa"/>
+              <w:right w:w="0" w:type="dxa"/>
+            </w:tcMar>
+            <w:vAlign w:val="top"/>
+          </w:tcPr>
+          <w:p>
+            <w:pPr>
+              <w:pStyle w:val="Normal"/>
+              <w:jc w:val="center"/>
+              <w:pBdr>
+                <w:bottom w:val="none" w:sz="0" w:space="0" w:color="000000"/>
+                <w:top w:val="none" w:sz="0" w:space="0" w:color="000000"/>
+                <w:left w:val="none" w:sz="0" w:space="0" w:color="000000"/>
+                <w:right w:val="none" w:sz="0" w:space="0" w:color="000000"/>
+              </w:pBdr>
+              <w:spacing w:after="100" w:before="100" w:line="240"/>
+              <w:ind w:left="100" w:right="100" w:firstLine="0" w:firstLineChars="0"/>
+              <w:rPr>
+                <w:rFonts w:ascii="Helvetica" w:hAnsi="Helvetica" w:eastAsia="Helvetica" w:cs="Helvetica"/>
+                <w:i w:val="false"/>
+                <w:b w:val="false"/>
+                <w:u w:val="none"/>
+                <w:sz w:val="22"/>
+                <w:szCs w:val="22"/>
+                <w:color w:val="000000"/>
+              </w:rPr>
+            </w:pPr>
+            <w:r>
+              <w:rPr>
+                <w:rFonts w:ascii="Helvetica" w:hAnsi="Helvetica" w:eastAsia="Helvetica" w:cs="Helvetica"/>
+                <w:i w:val="false"/>
+                <w:b w:val="false"/>
+                <w:u w:val="none"/>
+                <w:sz w:val="22"/>
+                <w:szCs w:val="22"/>
+                <w:color w:val="000000"/>
+              </w:rPr>
+              <w:t xml:space="preserve">0.66, 1.54</w:t>
+            </w:r>
+          </w:p>
+        </w:tc>
+        <w:tc>
+          <w:tcPr>
+            <w:tcBorders>
+              <w:bottom w:val="none" w:sz="0" w:space="0" w:color="000000"/>
+              <w:top w:val="none" w:sz="0" w:space="0" w:color="000000"/>
+              <w:left w:val="none" w:sz="0" w:space="0" w:color="000000"/>
+              <w:right w:val="none" w:sz="0" w:space="0" w:color="000000"/>
+            </w:tcBorders>
+            <w:shd w:val="clear" w:color="auto" w:fill="FFFFFF"/>
+            <w:tcMar>
+              <w:top w:w="0" w:type="dxa"/>
+              <w:bottom w:w="0" w:type="dxa"/>
+              <w:left w:w="0" w:type="dxa"/>
+              <w:right w:w="0" w:type="dxa"/>
+            </w:tcMar>
+            <w:vAlign w:val="top"/>
+          </w:tcPr>
+          <w:p>
+            <w:pPr>
+              <w:pStyle w:val="Normal"/>
+              <w:jc w:val="center"/>
+              <w:pBdr>
+                <w:bottom w:val="none" w:sz="0" w:space="0" w:color="000000"/>
+                <w:top w:val="none" w:sz="0" w:space="0" w:color="000000"/>
+                <w:left w:val="none" w:sz="0" w:space="0" w:color="000000"/>
+                <w:right w:val="none" w:sz="0" w:space="0" w:color="000000"/>
+              </w:pBdr>
+              <w:spacing w:after="100" w:before="100" w:line="240"/>
+              <w:ind w:left="100" w:right="100" w:firstLine="0" w:firstLineChars="0"/>
+              <w:rPr>
+                <w:rFonts w:ascii="Helvetica" w:hAnsi="Helvetica" w:eastAsia="Helvetica" w:cs="Helvetica"/>
+                <w:i w:val="false"/>
+                <w:b w:val="false"/>
+                <w:u w:val="none"/>
+                <w:sz w:val="22"/>
+                <w:szCs w:val="22"/>
+                <w:color w:val="000000"/>
+              </w:rPr>
+            </w:pPr>
+            <w:r>
+              <w:rPr>
+                <w:rFonts w:ascii="Helvetica" w:hAnsi="Helvetica" w:eastAsia="Helvetica" w:cs="Helvetica"/>
+                <w:i w:val="false"/>
+                <w:b w:val="false"/>
+                <w:u w:val="none"/>
+                <w:sz w:val="22"/>
+                <w:szCs w:val="22"/>
+                <w:color w:val="000000"/>
+              </w:rPr>
+              <w:t xml:space="preserve">0.960</w:t>
             </w:r>
           </w:p>
         </w:tc>
@@ -15487,7 +15487,7 @@
                 <w:szCs w:val="22"/>
                 <w:color w:val="000000"/>
               </w:rPr>
-              <w:t xml:space="preserve">0.120</w:t>
+              <w:t xml:space="preserve">0.099</w:t>
             </w:r>
           </w:p>
         </w:tc>
@@ -15699,7 +15699,7 @@
                 <w:szCs w:val="22"/>
                 <w:color w:val="000000"/>
               </w:rPr>
-              <w:t xml:space="preserve">0.061</w:t>
+              <w:t xml:space="preserve">0.050</w:t>
             </w:r>
           </w:p>
         </w:tc>
@@ -15864,113 +15864,113 @@
                 <w:szCs w:val="22"/>
                 <w:color w:val="000000"/>
               </w:rPr>
-              <w:t xml:space="preserve">1.45</w:t>
-            </w:r>
-          </w:p>
-        </w:tc>
-        <w:tc>
-          <w:tcPr>
-            <w:tcBorders>
-              <w:bottom w:val="none" w:sz="0" w:space="0" w:color="000000"/>
-              <w:top w:val="none" w:sz="0" w:space="0" w:color="000000"/>
-              <w:left w:val="none" w:sz="0" w:space="0" w:color="000000"/>
-              <w:right w:val="none" w:sz="0" w:space="0" w:color="000000"/>
-            </w:tcBorders>
-            <w:shd w:val="clear" w:color="auto" w:fill="FFFFFF"/>
-            <w:tcMar>
-              <w:top w:w="0" w:type="dxa"/>
-              <w:bottom w:w="0" w:type="dxa"/>
-              <w:left w:w="0" w:type="dxa"/>
-              <w:right w:w="0" w:type="dxa"/>
-            </w:tcMar>
-            <w:vAlign w:val="top"/>
-          </w:tcPr>
-          <w:p>
-            <w:pPr>
-              <w:pStyle w:val="Normal"/>
-              <w:jc w:val="center"/>
-              <w:pBdr>
-                <w:bottom w:val="none" w:sz="0" w:space="0" w:color="000000"/>
-                <w:top w:val="none" w:sz="0" w:space="0" w:color="000000"/>
-                <w:left w:val="none" w:sz="0" w:space="0" w:color="000000"/>
-                <w:right w:val="none" w:sz="0" w:space="0" w:color="000000"/>
-              </w:pBdr>
-              <w:spacing w:after="100" w:before="100" w:line="240"/>
-              <w:ind w:left="100" w:right="100" w:firstLine="0" w:firstLineChars="0"/>
-              <w:rPr>
-                <w:rFonts w:ascii="Helvetica" w:hAnsi="Helvetica" w:eastAsia="Helvetica" w:cs="Helvetica"/>
-                <w:i w:val="false"/>
-                <w:b w:val="false"/>
-                <w:u w:val="none"/>
-                <w:sz w:val="22"/>
-                <w:szCs w:val="22"/>
-                <w:color w:val="000000"/>
-              </w:rPr>
-            </w:pPr>
-            <w:r>
-              <w:rPr>
-                <w:rFonts w:ascii="Helvetica" w:hAnsi="Helvetica" w:eastAsia="Helvetica" w:cs="Helvetica"/>
-                <w:i w:val="false"/>
-                <w:b w:val="false"/>
-                <w:u w:val="none"/>
-                <w:sz w:val="22"/>
-                <w:szCs w:val="22"/>
-                <w:color w:val="000000"/>
-              </w:rPr>
-              <w:t xml:space="preserve">1.09, 1.91</w:t>
-            </w:r>
-          </w:p>
-        </w:tc>
-        <w:tc>
-          <w:tcPr>
-            <w:tcBorders>
-              <w:bottom w:val="none" w:sz="0" w:space="0" w:color="000000"/>
-              <w:top w:val="none" w:sz="0" w:space="0" w:color="000000"/>
-              <w:left w:val="none" w:sz="0" w:space="0" w:color="000000"/>
-              <w:right w:val="none" w:sz="0" w:space="0" w:color="000000"/>
-            </w:tcBorders>
-            <w:shd w:val="clear" w:color="auto" w:fill="FFFFFF"/>
-            <w:tcMar>
-              <w:top w:w="0" w:type="dxa"/>
-              <w:bottom w:w="0" w:type="dxa"/>
-              <w:left w:w="0" w:type="dxa"/>
-              <w:right w:w="0" w:type="dxa"/>
-            </w:tcMar>
-            <w:vAlign w:val="top"/>
-          </w:tcPr>
-          <w:p>
-            <w:pPr>
-              <w:pStyle w:val="Normal"/>
-              <w:jc w:val="center"/>
-              <w:pBdr>
-                <w:bottom w:val="none" w:sz="0" w:space="0" w:color="000000"/>
-                <w:top w:val="none" w:sz="0" w:space="0" w:color="000000"/>
-                <w:left w:val="none" w:sz="0" w:space="0" w:color="000000"/>
-                <w:right w:val="none" w:sz="0" w:space="0" w:color="000000"/>
-              </w:pBdr>
-              <w:spacing w:after="100" w:before="100" w:line="240"/>
-              <w:ind w:left="100" w:right="100" w:firstLine="0" w:firstLineChars="0"/>
-              <w:rPr>
-                <w:rFonts w:ascii="Helvetica" w:hAnsi="Helvetica" w:eastAsia="Helvetica" w:cs="Helvetica"/>
-                <w:i w:val="false"/>
-                <w:b w:val="false"/>
-                <w:u w:val="none"/>
-                <w:sz w:val="22"/>
-                <w:szCs w:val="22"/>
-                <w:color w:val="000000"/>
-              </w:rPr>
-            </w:pPr>
-            <w:r>
-              <w:rPr>
-                <w:rFonts w:ascii="Helvetica" w:hAnsi="Helvetica" w:eastAsia="Helvetica" w:cs="Helvetica"/>
-                <w:i w:val="false"/>
-                <w:b w:val="false"/>
-                <w:u w:val="none"/>
-                <w:sz w:val="22"/>
-                <w:szCs w:val="22"/>
-                <w:color w:val="000000"/>
-              </w:rPr>
-              <w:t xml:space="preserve">0.010</w:t>
+              <w:t xml:space="preserve">1.44</w:t>
+            </w:r>
+          </w:p>
+        </w:tc>
+        <w:tc>
+          <w:tcPr>
+            <w:tcBorders>
+              <w:bottom w:val="none" w:sz="0" w:space="0" w:color="000000"/>
+              <w:top w:val="none" w:sz="0" w:space="0" w:color="000000"/>
+              <w:left w:val="none" w:sz="0" w:space="0" w:color="000000"/>
+              <w:right w:val="none" w:sz="0" w:space="0" w:color="000000"/>
+            </w:tcBorders>
+            <w:shd w:val="clear" w:color="auto" w:fill="FFFFFF"/>
+            <w:tcMar>
+              <w:top w:w="0" w:type="dxa"/>
+              <w:bottom w:w="0" w:type="dxa"/>
+              <w:left w:w="0" w:type="dxa"/>
+              <w:right w:w="0" w:type="dxa"/>
+            </w:tcMar>
+            <w:vAlign w:val="top"/>
+          </w:tcPr>
+          <w:p>
+            <w:pPr>
+              <w:pStyle w:val="Normal"/>
+              <w:jc w:val="center"/>
+              <w:pBdr>
+                <w:bottom w:val="none" w:sz="0" w:space="0" w:color="000000"/>
+                <w:top w:val="none" w:sz="0" w:space="0" w:color="000000"/>
+                <w:left w:val="none" w:sz="0" w:space="0" w:color="000000"/>
+                <w:right w:val="none" w:sz="0" w:space="0" w:color="000000"/>
+              </w:pBdr>
+              <w:spacing w:after="100" w:before="100" w:line="240"/>
+              <w:ind w:left="100" w:right="100" w:firstLine="0" w:firstLineChars="0"/>
+              <w:rPr>
+                <w:rFonts w:ascii="Helvetica" w:hAnsi="Helvetica" w:eastAsia="Helvetica" w:cs="Helvetica"/>
+                <w:i w:val="false"/>
+                <w:b w:val="false"/>
+                <w:u w:val="none"/>
+                <w:sz w:val="22"/>
+                <w:szCs w:val="22"/>
+                <w:color w:val="000000"/>
+              </w:rPr>
+            </w:pPr>
+            <w:r>
+              <w:rPr>
+                <w:rFonts w:ascii="Helvetica" w:hAnsi="Helvetica" w:eastAsia="Helvetica" w:cs="Helvetica"/>
+                <w:i w:val="false"/>
+                <w:b w:val="false"/>
+                <w:u w:val="none"/>
+                <w:sz w:val="22"/>
+                <w:szCs w:val="22"/>
+                <w:color w:val="000000"/>
+              </w:rPr>
+              <w:t xml:space="preserve">1.09, 1.90</w:t>
+            </w:r>
+          </w:p>
+        </w:tc>
+        <w:tc>
+          <w:tcPr>
+            <w:tcBorders>
+              <w:bottom w:val="none" w:sz="0" w:space="0" w:color="000000"/>
+              <w:top w:val="none" w:sz="0" w:space="0" w:color="000000"/>
+              <w:left w:val="none" w:sz="0" w:space="0" w:color="000000"/>
+              <w:right w:val="none" w:sz="0" w:space="0" w:color="000000"/>
+            </w:tcBorders>
+            <w:shd w:val="clear" w:color="auto" w:fill="FFFFFF"/>
+            <w:tcMar>
+              <w:top w:w="0" w:type="dxa"/>
+              <w:bottom w:w="0" w:type="dxa"/>
+              <w:left w:w="0" w:type="dxa"/>
+              <w:right w:w="0" w:type="dxa"/>
+            </w:tcMar>
+            <w:vAlign w:val="top"/>
+          </w:tcPr>
+          <w:p>
+            <w:pPr>
+              <w:pStyle w:val="Normal"/>
+              <w:jc w:val="center"/>
+              <w:pBdr>
+                <w:bottom w:val="none" w:sz="0" w:space="0" w:color="000000"/>
+                <w:top w:val="none" w:sz="0" w:space="0" w:color="000000"/>
+                <w:left w:val="none" w:sz="0" w:space="0" w:color="000000"/>
+                <w:right w:val="none" w:sz="0" w:space="0" w:color="000000"/>
+              </w:pBdr>
+              <w:spacing w:after="100" w:before="100" w:line="240"/>
+              <w:ind w:left="100" w:right="100" w:firstLine="0" w:firstLineChars="0"/>
+              <w:rPr>
+                <w:rFonts w:ascii="Helvetica" w:hAnsi="Helvetica" w:eastAsia="Helvetica" w:cs="Helvetica"/>
+                <w:i w:val="false"/>
+                <w:b w:val="false"/>
+                <w:u w:val="none"/>
+                <w:sz w:val="22"/>
+                <w:szCs w:val="22"/>
+                <w:color w:val="000000"/>
+              </w:rPr>
+            </w:pPr>
+            <w:r>
+              <w:rPr>
+                <w:rFonts w:ascii="Helvetica" w:hAnsi="Helvetica" w:eastAsia="Helvetica" w:cs="Helvetica"/>
+                <w:i w:val="false"/>
+                <w:b w:val="false"/>
+                <w:u w:val="none"/>
+                <w:sz w:val="22"/>
+                <w:szCs w:val="22"/>
+                <w:color w:val="000000"/>
+              </w:rPr>
+              <w:t xml:space="preserve">0.011</w:t>
             </w:r>
           </w:p>
         </w:tc>
@@ -16182,7 +16182,7 @@
                 <w:szCs w:val="22"/>
                 <w:color w:val="000000"/>
               </w:rPr>
-              <w:t xml:space="preserve">0.360</w:t>
+              <w:t xml:space="preserve">0.350</w:t>
             </w:r>
           </w:p>
         </w:tc>
@@ -16830,113 +16830,113 @@
                 <w:szCs w:val="22"/>
                 <w:color w:val="000000"/>
               </w:rPr>
-              <w:t xml:space="preserve">1.01</w:t>
-            </w:r>
-          </w:p>
-        </w:tc>
-        <w:tc>
-          <w:tcPr>
-            <w:tcBorders>
-              <w:bottom w:val="none" w:sz="0" w:space="0" w:color="000000"/>
-              <w:top w:val="none" w:sz="0" w:space="0" w:color="000000"/>
-              <w:left w:val="none" w:sz="0" w:space="0" w:color="000000"/>
-              <w:right w:val="none" w:sz="0" w:space="0" w:color="000000"/>
-            </w:tcBorders>
-            <w:shd w:val="clear" w:color="auto" w:fill="FFFFFF"/>
-            <w:tcMar>
-              <w:top w:w="0" w:type="dxa"/>
-              <w:bottom w:w="0" w:type="dxa"/>
-              <w:left w:w="0" w:type="dxa"/>
-              <w:right w:w="0" w:type="dxa"/>
-            </w:tcMar>
-            <w:vAlign w:val="top"/>
-          </w:tcPr>
-          <w:p>
-            <w:pPr>
-              <w:pStyle w:val="Normal"/>
-              <w:jc w:val="center"/>
-              <w:pBdr>
-                <w:bottom w:val="none" w:sz="0" w:space="0" w:color="000000"/>
-                <w:top w:val="none" w:sz="0" w:space="0" w:color="000000"/>
-                <w:left w:val="none" w:sz="0" w:space="0" w:color="000000"/>
-                <w:right w:val="none" w:sz="0" w:space="0" w:color="000000"/>
-              </w:pBdr>
-              <w:spacing w:after="100" w:before="100" w:line="240"/>
-              <w:ind w:left="100" w:right="100" w:firstLine="0" w:firstLineChars="0"/>
-              <w:rPr>
-                <w:rFonts w:ascii="Helvetica" w:hAnsi="Helvetica" w:eastAsia="Helvetica" w:cs="Helvetica"/>
-                <w:i w:val="false"/>
-                <w:b w:val="false"/>
-                <w:u w:val="none"/>
-                <w:sz w:val="22"/>
-                <w:szCs w:val="22"/>
-                <w:color w:val="000000"/>
-              </w:rPr>
-            </w:pPr>
-            <w:r>
-              <w:rPr>
-                <w:rFonts w:ascii="Helvetica" w:hAnsi="Helvetica" w:eastAsia="Helvetica" w:cs="Helvetica"/>
-                <w:i w:val="false"/>
-                <w:b w:val="false"/>
-                <w:u w:val="none"/>
-                <w:sz w:val="22"/>
-                <w:szCs w:val="22"/>
-                <w:color w:val="000000"/>
-              </w:rPr>
-              <w:t xml:space="preserve">0.70, 1.46</w:t>
-            </w:r>
-          </w:p>
-        </w:tc>
-        <w:tc>
-          <w:tcPr>
-            <w:tcBorders>
-              <w:bottom w:val="none" w:sz="0" w:space="0" w:color="000000"/>
-              <w:top w:val="none" w:sz="0" w:space="0" w:color="000000"/>
-              <w:left w:val="none" w:sz="0" w:space="0" w:color="000000"/>
-              <w:right w:val="none" w:sz="0" w:space="0" w:color="000000"/>
-            </w:tcBorders>
-            <w:shd w:val="clear" w:color="auto" w:fill="FFFFFF"/>
-            <w:tcMar>
-              <w:top w:w="0" w:type="dxa"/>
-              <w:bottom w:w="0" w:type="dxa"/>
-              <w:left w:w="0" w:type="dxa"/>
-              <w:right w:w="0" w:type="dxa"/>
-            </w:tcMar>
-            <w:vAlign w:val="top"/>
-          </w:tcPr>
-          <w:p>
-            <w:pPr>
-              <w:pStyle w:val="Normal"/>
-              <w:jc w:val="center"/>
-              <w:pBdr>
-                <w:bottom w:val="none" w:sz="0" w:space="0" w:color="000000"/>
-                <w:top w:val="none" w:sz="0" w:space="0" w:color="000000"/>
-                <w:left w:val="none" w:sz="0" w:space="0" w:color="000000"/>
-                <w:right w:val="none" w:sz="0" w:space="0" w:color="000000"/>
-              </w:pBdr>
-              <w:spacing w:after="100" w:before="100" w:line="240"/>
-              <w:ind w:left="100" w:right="100" w:firstLine="0" w:firstLineChars="0"/>
-              <w:rPr>
-                <w:rFonts w:ascii="Helvetica" w:hAnsi="Helvetica" w:eastAsia="Helvetica" w:cs="Helvetica"/>
-                <w:i w:val="false"/>
-                <w:b w:val="false"/>
-                <w:u w:val="none"/>
-                <w:sz w:val="22"/>
-                <w:szCs w:val="22"/>
-                <w:color w:val="000000"/>
-              </w:rPr>
-            </w:pPr>
-            <w:r>
-              <w:rPr>
-                <w:rFonts w:ascii="Helvetica" w:hAnsi="Helvetica" w:eastAsia="Helvetica" w:cs="Helvetica"/>
-                <w:i w:val="false"/>
-                <w:b w:val="false"/>
-                <w:u w:val="none"/>
-                <w:sz w:val="22"/>
-                <w:szCs w:val="22"/>
-                <w:color w:val="000000"/>
-              </w:rPr>
-              <w:t xml:space="preserve">0.950</w:t>
+              <w:t xml:space="preserve">1.00</w:t>
+            </w:r>
+          </w:p>
+        </w:tc>
+        <w:tc>
+          <w:tcPr>
+            <w:tcBorders>
+              <w:bottom w:val="none" w:sz="0" w:space="0" w:color="000000"/>
+              <w:top w:val="none" w:sz="0" w:space="0" w:color="000000"/>
+              <w:left w:val="none" w:sz="0" w:space="0" w:color="000000"/>
+              <w:right w:val="none" w:sz="0" w:space="0" w:color="000000"/>
+            </w:tcBorders>
+            <w:shd w:val="clear" w:color="auto" w:fill="FFFFFF"/>
+            <w:tcMar>
+              <w:top w:w="0" w:type="dxa"/>
+              <w:bottom w:w="0" w:type="dxa"/>
+              <w:left w:w="0" w:type="dxa"/>
+              <w:right w:w="0" w:type="dxa"/>
+            </w:tcMar>
+            <w:vAlign w:val="top"/>
+          </w:tcPr>
+          <w:p>
+            <w:pPr>
+              <w:pStyle w:val="Normal"/>
+              <w:jc w:val="center"/>
+              <w:pBdr>
+                <w:bottom w:val="none" w:sz="0" w:space="0" w:color="000000"/>
+                <w:top w:val="none" w:sz="0" w:space="0" w:color="000000"/>
+                <w:left w:val="none" w:sz="0" w:space="0" w:color="000000"/>
+                <w:right w:val="none" w:sz="0" w:space="0" w:color="000000"/>
+              </w:pBdr>
+              <w:spacing w:after="100" w:before="100" w:line="240"/>
+              <w:ind w:left="100" w:right="100" w:firstLine="0" w:firstLineChars="0"/>
+              <w:rPr>
+                <w:rFonts w:ascii="Helvetica" w:hAnsi="Helvetica" w:eastAsia="Helvetica" w:cs="Helvetica"/>
+                <w:i w:val="false"/>
+                <w:b w:val="false"/>
+                <w:u w:val="none"/>
+                <w:sz w:val="22"/>
+                <w:szCs w:val="22"/>
+                <w:color w:val="000000"/>
+              </w:rPr>
+            </w:pPr>
+            <w:r>
+              <w:rPr>
+                <w:rFonts w:ascii="Helvetica" w:hAnsi="Helvetica" w:eastAsia="Helvetica" w:cs="Helvetica"/>
+                <w:i w:val="false"/>
+                <w:b w:val="false"/>
+                <w:u w:val="none"/>
+                <w:sz w:val="22"/>
+                <w:szCs w:val="22"/>
+                <w:color w:val="000000"/>
+              </w:rPr>
+              <w:t xml:space="preserve">0.69, 1.44</w:t>
+            </w:r>
+          </w:p>
+        </w:tc>
+        <w:tc>
+          <w:tcPr>
+            <w:tcBorders>
+              <w:bottom w:val="none" w:sz="0" w:space="0" w:color="000000"/>
+              <w:top w:val="none" w:sz="0" w:space="0" w:color="000000"/>
+              <w:left w:val="none" w:sz="0" w:space="0" w:color="000000"/>
+              <w:right w:val="none" w:sz="0" w:space="0" w:color="000000"/>
+            </w:tcBorders>
+            <w:shd w:val="clear" w:color="auto" w:fill="FFFFFF"/>
+            <w:tcMar>
+              <w:top w:w="0" w:type="dxa"/>
+              <w:bottom w:w="0" w:type="dxa"/>
+              <w:left w:w="0" w:type="dxa"/>
+              <w:right w:w="0" w:type="dxa"/>
+            </w:tcMar>
+            <w:vAlign w:val="top"/>
+          </w:tcPr>
+          <w:p>
+            <w:pPr>
+              <w:pStyle w:val="Normal"/>
+              <w:jc w:val="center"/>
+              <w:pBdr>
+                <w:bottom w:val="none" w:sz="0" w:space="0" w:color="000000"/>
+                <w:top w:val="none" w:sz="0" w:space="0" w:color="000000"/>
+                <w:left w:val="none" w:sz="0" w:space="0" w:color="000000"/>
+                <w:right w:val="none" w:sz="0" w:space="0" w:color="000000"/>
+              </w:pBdr>
+              <w:spacing w:after="100" w:before="100" w:line="240"/>
+              <w:ind w:left="100" w:right="100" w:firstLine="0" w:firstLineChars="0"/>
+              <w:rPr>
+                <w:rFonts w:ascii="Helvetica" w:hAnsi="Helvetica" w:eastAsia="Helvetica" w:cs="Helvetica"/>
+                <w:i w:val="false"/>
+                <w:b w:val="false"/>
+                <w:u w:val="none"/>
+                <w:sz w:val="22"/>
+                <w:szCs w:val="22"/>
+                <w:color w:val="000000"/>
+              </w:rPr>
+            </w:pPr>
+            <w:r>
+              <w:rPr>
+                <w:rFonts w:ascii="Helvetica" w:hAnsi="Helvetica" w:eastAsia="Helvetica" w:cs="Helvetica"/>
+                <w:i w:val="false"/>
+                <w:b w:val="false"/>
+                <w:u w:val="none"/>
+                <w:sz w:val="22"/>
+                <w:szCs w:val="22"/>
+                <w:color w:val="000000"/>
+              </w:rPr>
+              <w:t xml:space="preserve">0.980</w:t>
             </w:r>
           </w:p>
         </w:tc>
@@ -17042,113 +17042,113 @@
                 <w:szCs w:val="22"/>
                 <w:color w:val="000000"/>
               </w:rPr>
-              <w:t xml:space="preserve">1.15</w:t>
-            </w:r>
-          </w:p>
-        </w:tc>
-        <w:tc>
-          <w:tcPr>
-            <w:tcBorders>
-              <w:bottom w:val="none" w:sz="0" w:space="0" w:color="000000"/>
-              <w:top w:val="none" w:sz="0" w:space="0" w:color="000000"/>
-              <w:left w:val="none" w:sz="0" w:space="0" w:color="000000"/>
-              <w:right w:val="none" w:sz="0" w:space="0" w:color="000000"/>
-            </w:tcBorders>
-            <w:shd w:val="clear" w:color="auto" w:fill="FFFFFF"/>
-            <w:tcMar>
-              <w:top w:w="0" w:type="dxa"/>
-              <w:bottom w:w="0" w:type="dxa"/>
-              <w:left w:w="0" w:type="dxa"/>
-              <w:right w:w="0" w:type="dxa"/>
-            </w:tcMar>
-            <w:vAlign w:val="top"/>
-          </w:tcPr>
-          <w:p>
-            <w:pPr>
-              <w:pStyle w:val="Normal"/>
-              <w:jc w:val="center"/>
-              <w:pBdr>
-                <w:bottom w:val="none" w:sz="0" w:space="0" w:color="000000"/>
-                <w:top w:val="none" w:sz="0" w:space="0" w:color="000000"/>
-                <w:left w:val="none" w:sz="0" w:space="0" w:color="000000"/>
-                <w:right w:val="none" w:sz="0" w:space="0" w:color="000000"/>
-              </w:pBdr>
-              <w:spacing w:after="100" w:before="100" w:line="240"/>
-              <w:ind w:left="100" w:right="100" w:firstLine="0" w:firstLineChars="0"/>
-              <w:rPr>
-                <w:rFonts w:ascii="Helvetica" w:hAnsi="Helvetica" w:eastAsia="Helvetica" w:cs="Helvetica"/>
-                <w:i w:val="false"/>
-                <w:b w:val="false"/>
-                <w:u w:val="none"/>
-                <w:sz w:val="22"/>
-                <w:szCs w:val="22"/>
-                <w:color w:val="000000"/>
-              </w:rPr>
-            </w:pPr>
-            <w:r>
-              <w:rPr>
-                <w:rFonts w:ascii="Helvetica" w:hAnsi="Helvetica" w:eastAsia="Helvetica" w:cs="Helvetica"/>
-                <w:i w:val="false"/>
-                <w:b w:val="false"/>
-                <w:u w:val="none"/>
-                <w:sz w:val="22"/>
-                <w:szCs w:val="22"/>
-                <w:color w:val="000000"/>
-              </w:rPr>
-              <w:t xml:space="preserve">0.79, 1.68</w:t>
-            </w:r>
-          </w:p>
-        </w:tc>
-        <w:tc>
-          <w:tcPr>
-            <w:tcBorders>
-              <w:bottom w:val="none" w:sz="0" w:space="0" w:color="000000"/>
-              <w:top w:val="none" w:sz="0" w:space="0" w:color="000000"/>
-              <w:left w:val="none" w:sz="0" w:space="0" w:color="000000"/>
-              <w:right w:val="none" w:sz="0" w:space="0" w:color="000000"/>
-            </w:tcBorders>
-            <w:shd w:val="clear" w:color="auto" w:fill="FFFFFF"/>
-            <w:tcMar>
-              <w:top w:w="0" w:type="dxa"/>
-              <w:bottom w:w="0" w:type="dxa"/>
-              <w:left w:w="0" w:type="dxa"/>
-              <w:right w:w="0" w:type="dxa"/>
-            </w:tcMar>
-            <w:vAlign w:val="top"/>
-          </w:tcPr>
-          <w:p>
-            <w:pPr>
-              <w:pStyle w:val="Normal"/>
-              <w:jc w:val="center"/>
-              <w:pBdr>
-                <w:bottom w:val="none" w:sz="0" w:space="0" w:color="000000"/>
-                <w:top w:val="none" w:sz="0" w:space="0" w:color="000000"/>
-                <w:left w:val="none" w:sz="0" w:space="0" w:color="000000"/>
-                <w:right w:val="none" w:sz="0" w:space="0" w:color="000000"/>
-              </w:pBdr>
-              <w:spacing w:after="100" w:before="100" w:line="240"/>
-              <w:ind w:left="100" w:right="100" w:firstLine="0" w:firstLineChars="0"/>
-              <w:rPr>
-                <w:rFonts w:ascii="Helvetica" w:hAnsi="Helvetica" w:eastAsia="Helvetica" w:cs="Helvetica"/>
-                <w:i w:val="false"/>
-                <w:b w:val="false"/>
-                <w:u w:val="none"/>
-                <w:sz w:val="22"/>
-                <w:szCs w:val="22"/>
-                <w:color w:val="000000"/>
-              </w:rPr>
-            </w:pPr>
-            <w:r>
-              <w:rPr>
-                <w:rFonts w:ascii="Helvetica" w:hAnsi="Helvetica" w:eastAsia="Helvetica" w:cs="Helvetica"/>
-                <w:i w:val="false"/>
-                <w:b w:val="false"/>
-                <w:u w:val="none"/>
-                <w:sz w:val="22"/>
-                <w:szCs w:val="22"/>
-                <w:color w:val="000000"/>
-              </w:rPr>
-              <w:t xml:space="preserve">0.470</w:t>
+              <w:t xml:space="preserve">1.13</w:t>
+            </w:r>
+          </w:p>
+        </w:tc>
+        <w:tc>
+          <w:tcPr>
+            <w:tcBorders>
+              <w:bottom w:val="none" w:sz="0" w:space="0" w:color="000000"/>
+              <w:top w:val="none" w:sz="0" w:space="0" w:color="000000"/>
+              <w:left w:val="none" w:sz="0" w:space="0" w:color="000000"/>
+              <w:right w:val="none" w:sz="0" w:space="0" w:color="000000"/>
+            </w:tcBorders>
+            <w:shd w:val="clear" w:color="auto" w:fill="FFFFFF"/>
+            <w:tcMar>
+              <w:top w:w="0" w:type="dxa"/>
+              <w:bottom w:w="0" w:type="dxa"/>
+              <w:left w:w="0" w:type="dxa"/>
+              <w:right w:w="0" w:type="dxa"/>
+            </w:tcMar>
+            <w:vAlign w:val="top"/>
+          </w:tcPr>
+          <w:p>
+            <w:pPr>
+              <w:pStyle w:val="Normal"/>
+              <w:jc w:val="center"/>
+              <w:pBdr>
+                <w:bottom w:val="none" w:sz="0" w:space="0" w:color="000000"/>
+                <w:top w:val="none" w:sz="0" w:space="0" w:color="000000"/>
+                <w:left w:val="none" w:sz="0" w:space="0" w:color="000000"/>
+                <w:right w:val="none" w:sz="0" w:space="0" w:color="000000"/>
+              </w:pBdr>
+              <w:spacing w:after="100" w:before="100" w:line="240"/>
+              <w:ind w:left="100" w:right="100" w:firstLine="0" w:firstLineChars="0"/>
+              <w:rPr>
+                <w:rFonts w:ascii="Helvetica" w:hAnsi="Helvetica" w:eastAsia="Helvetica" w:cs="Helvetica"/>
+                <w:i w:val="false"/>
+                <w:b w:val="false"/>
+                <w:u w:val="none"/>
+                <w:sz w:val="22"/>
+                <w:szCs w:val="22"/>
+                <w:color w:val="000000"/>
+              </w:rPr>
+            </w:pPr>
+            <w:r>
+              <w:rPr>
+                <w:rFonts w:ascii="Helvetica" w:hAnsi="Helvetica" w:eastAsia="Helvetica" w:cs="Helvetica"/>
+                <w:i w:val="false"/>
+                <w:b w:val="false"/>
+                <w:u w:val="none"/>
+                <w:sz w:val="22"/>
+                <w:szCs w:val="22"/>
+                <w:color w:val="000000"/>
+              </w:rPr>
+              <w:t xml:space="preserve">0.77, 1.65</w:t>
+            </w:r>
+          </w:p>
+        </w:tc>
+        <w:tc>
+          <w:tcPr>
+            <w:tcBorders>
+              <w:bottom w:val="none" w:sz="0" w:space="0" w:color="000000"/>
+              <w:top w:val="none" w:sz="0" w:space="0" w:color="000000"/>
+              <w:left w:val="none" w:sz="0" w:space="0" w:color="000000"/>
+              <w:right w:val="none" w:sz="0" w:space="0" w:color="000000"/>
+            </w:tcBorders>
+            <w:shd w:val="clear" w:color="auto" w:fill="FFFFFF"/>
+            <w:tcMar>
+              <w:top w:w="0" w:type="dxa"/>
+              <w:bottom w:w="0" w:type="dxa"/>
+              <w:left w:w="0" w:type="dxa"/>
+              <w:right w:w="0" w:type="dxa"/>
+            </w:tcMar>
+            <w:vAlign w:val="top"/>
+          </w:tcPr>
+          <w:p>
+            <w:pPr>
+              <w:pStyle w:val="Normal"/>
+              <w:jc w:val="center"/>
+              <w:pBdr>
+                <w:bottom w:val="none" w:sz="0" w:space="0" w:color="000000"/>
+                <w:top w:val="none" w:sz="0" w:space="0" w:color="000000"/>
+                <w:left w:val="none" w:sz="0" w:space="0" w:color="000000"/>
+                <w:right w:val="none" w:sz="0" w:space="0" w:color="000000"/>
+              </w:pBdr>
+              <w:spacing w:after="100" w:before="100" w:line="240"/>
+              <w:ind w:left="100" w:right="100" w:firstLine="0" w:firstLineChars="0"/>
+              <w:rPr>
+                <w:rFonts w:ascii="Helvetica" w:hAnsi="Helvetica" w:eastAsia="Helvetica" w:cs="Helvetica"/>
+                <w:i w:val="false"/>
+                <w:b w:val="false"/>
+                <w:u w:val="none"/>
+                <w:sz w:val="22"/>
+                <w:szCs w:val="22"/>
+                <w:color w:val="000000"/>
+              </w:rPr>
+            </w:pPr>
+            <w:r>
+              <w:rPr>
+                <w:rFonts w:ascii="Helvetica" w:hAnsi="Helvetica" w:eastAsia="Helvetica" w:cs="Helvetica"/>
+                <w:i w:val="false"/>
+                <w:b w:val="false"/>
+                <w:u w:val="none"/>
+                <w:sz w:val="22"/>
+                <w:szCs w:val="22"/>
+                <w:color w:val="000000"/>
+              </w:rPr>
+              <w:t xml:space="preserve">0.540</w:t>
             </w:r>
           </w:p>
         </w:tc>
@@ -17419,7 +17419,7 @@
                 <w:szCs w:val="22"/>
                 <w:color w:val="000000"/>
               </w:rPr>
-              <w:t xml:space="preserve">0.890</w:t>
+              <w:t xml:space="preserve">0.900</w:t>
             </w:r>
           </w:p>
         </w:tc>
@@ -17631,7 +17631,7 @@
                 <w:szCs w:val="22"/>
                 <w:color w:val="000000"/>
               </w:rPr>
-              <w:t xml:space="preserve">0.230</w:t>
+              <w:t xml:space="preserve">0.210</w:t>
             </w:r>
           </w:p>
         </w:tc>
